--- a/deliverables/LegalOne小程序第三轮页面修复变更说明.docx
+++ b/deliverables/LegalOne小程序第三轮页面修复变更说明.docx
@@ -428,7 +428,7 @@
                 <w:color w:val="303030"/>
                 <w:sz w:val="18"/>
               </w:rPr>
-              <w:t>已移除带边框与箭头的卡片样式和“Open in mini program”标题，改为普通超链接（链接蓝、加下划线、每行一条）</w:t>
+              <w:t>已按官网重做：正文改为原生块渲染（段落 / 列表 / 正文图片 / 居中的 - END -），正文里的链接回到句子中且不带下划线；原来标题下的链接清单仅作为兜底保留</w:t>
             </w:r>
           </w:p>
         </w:tc>
@@ -992,7 +992,7 @@
           <w:color w:val="000000"/>
           <w:sz w:val="24"/>
         </w:rPr>
-        <w:t>2. 文章详情的外部链接改为普通超链接</w:t>
+        <w:t>2. 文章详情：正文按官网渲染，链接回到正文里</w:t>
       </w:r>
     </w:p>
     <w:p>
@@ -1006,7 +1006,7 @@
           <w:color w:val="303030"/>
           <w:sz w:val="21"/>
         </w:rPr>
-        <w:t>文章正文里的第三方链接（CFI.co、翻页杂志等）在小程序里无法内嵌渲染，此前会退化成带蓝色边框、右侧箭头的卡片列表，并带一个“Open in mini program”的标题。本次按反馈把这一块还原为普通超链接。</w:t>
+        <w:t>文章正文此前整段交给 &lt;rich-text&gt; 渲染，而这篇报道的 CMS 正文有 1.4 MB（内嵌两张 base64 图片），远超 setData 的 1 MB 限制，正文实际渲染不出来；正文里的第三方链接因此退化成标题下方的链接清单。本次把正文改成原生块渲染：段落、列表、正文图片与居中的“- END -”都按官网结构逐块显示，链接回到它原本所在的句子里，与官网一致。</w:t>
       </w:r>
     </w:p>
     <w:p>
@@ -1022,7 +1022,7 @@
           <w:color w:val="303030"/>
           <w:sz w:val="20"/>
         </w:rPr>
-        <w:t>删除卡片边框、圆角、内边距、右侧箭头以及“Open in mini program”标题。</w:t>
+        <w:t>新增 services/article-body.js：把 CMS HTML 解析成原生块（段落 / 列表 / 图片），段落内保留粗体、斜体与链接（链接按 URL 匹配回 externalLinks，点击行为不变）。</w:t>
       </w:r>
     </w:p>
     <w:p>
@@ -1038,7 +1038,7 @@
           <w:color w:val="303030"/>
           <w:sz w:val="20"/>
         </w:rPr>
-        <w:t>链接使用官网链接蓝 #0084BA 并加下划线，字号与正文一致（32rpx），每行一条，符合普通超链接的观感。</w:t>
+        <w:t>段落样式取自官网：Helvetica 16.896px / 行距 20.2752px、颜色 #2D2D2D、段间距 25.34px、字距 0.6px；列表文字缩进 22.17px；链接为官网链接蓝 #0084BA 且不加下划线（官网本来就不带下划线）。</w:t>
       </w:r>
     </w:p>
     <w:p>
@@ -1054,7 +1054,55 @@
           <w:color w:val="303030"/>
           <w:sz w:val="20"/>
         </w:rPr>
-        <w:t>点击行为不变，仍在小程序内打开或提示复制链接（第三方域名无法加入业务域名）。</w:t>
+        <w:t>正文里的 base64 图片由新的 services/inline-images.js 写入小程序本地用户目录，再用 &lt;image&gt; 显示，并按 CMS 标注的尺寸（100×100）与官网一样并排显示；该报道的页面 data 由约 1.4 MB 降到约 7 KB。</w:t>
+      </w:r>
+    </w:p>
+    <w:p>
+      <w:pPr>
+        <w:pStyle w:val="ListBullet"/>
+        <w:spacing w:after="60" w:line="300" w:lineRule="auto"/>
+        <w:ind w:left="369" w:hanging="142"/>
+      </w:pPr>
+      <w:r>
+        <w:rPr>
+          <w:rFonts w:ascii="Aptos" w:hAnsi="Aptos" w:eastAsia="Microsoft YaHei"/>
+          <w:b w:val="0"/>
+          <w:color w:val="303030"/>
+          <w:sz w:val="20"/>
+        </w:rPr>
+        <w:t>只有正文无法安全转换的内容（联赛表格、翻页书、&lt;picture&gt;）与奖项长名单仍走原来的 rich-text 路径，保证 Deals of the Year、Elite 100 等页面不受影响。</w:t>
+      </w:r>
+    </w:p>
+    <w:p>
+      <w:pPr>
+        <w:pStyle w:val="ListBullet"/>
+        <w:spacing w:after="60" w:line="300" w:lineRule="auto"/>
+        <w:ind w:left="369" w:hanging="142"/>
+      </w:pPr>
+      <w:r>
+        <w:rPr>
+          <w:rFonts w:ascii="Aptos" w:hAnsi="Aptos" w:eastAsia="Microsoft YaHei"/>
+          <w:b w:val="0"/>
+          <w:color w:val="303030"/>
+          <w:sz w:val="20"/>
+        </w:rPr>
+        <w:t>顺带对齐官网的细节：标签在左、编号在右（官网 .list-label 与 .reference 的排布），标题 29.568px、行距 1.0。</w:t>
+      </w:r>
+    </w:p>
+    <w:p>
+      <w:pPr>
+        <w:pStyle w:val="ListBullet"/>
+        <w:spacing w:after="60" w:line="300" w:lineRule="auto"/>
+        <w:ind w:left="369" w:hanging="142"/>
+      </w:pPr>
+      <w:r>
+        <w:rPr>
+          <w:rFonts w:ascii="Aptos" w:hAnsi="Aptos" w:eastAsia="Microsoft YaHei"/>
+          <w:b w:val="0"/>
+          <w:color w:val="303030"/>
+          <w:sz w:val="20"/>
+        </w:rPr>
+        <w:t>链接点击后的行为不变：同域页面在小程序内打开，第三方域名提示复制链接到浏览器。</w:t>
       </w:r>
     </w:p>
     <w:p>
@@ -2687,6 +2735,12 @@
                 <w:color w:val="303030"/>
                 <w:sz w:val="18"/>
               </w:rPr>
+              <w:t>services/article-body.js</w:t>
+              <w:br/>
+              <w:t>services/inline-images.js</w:t>
+              <w:br/>
+              <w:t>pages/article-detail/article-detail.js</w:t>
+              <w:br/>
               <w:t>pages/article-detail/article-detail.wxml</w:t>
               <w:br/>
               <w:t>pages/article-detail/article-detail.wxss</w:t>
@@ -2725,7 +2779,7 @@
                 <w:color w:val="303030"/>
                 <w:sz w:val="18"/>
               </w:rPr>
-              <w:t>外部链接改为普通超链接</w:t>
+              <w:t>正文按官网改为原生块渲染，链接内嵌；base64 正文图片落到本地文件</w:t>
             </w:r>
           </w:p>
         </w:tc>
@@ -3707,6 +3761,229 @@
                 <w:color w:val="303030"/>
                 <w:sz w:val="18"/>
               </w:rPr>
+              <w:t>文章正文转换</w:t>
+            </w:r>
+          </w:p>
+        </w:tc>
+        <w:tc>
+          <w:tcPr>
+            <w:tcW w:type="dxa" w:w="1247"/>
+            <w:vAlign w:val="center"/>
+            <w:tcBorders>
+              <w:top w:val="single" w:sz="6" w:color="D9D9D9"/>
+              <w:left w:val="single" w:sz="6" w:color="D9D9D9"/>
+              <w:bottom w:val="single" w:sz="6" w:color="D9D9D9"/>
+              <w:right w:val="single" w:sz="6" w:color="D9D9D9"/>
+              <w:insideH w:val="single" w:sz="6" w:color="D9D9D9"/>
+              <w:insideV w:val="single" w:sz="6" w:color="D9D9D9"/>
+            </w:tcBorders>
+            <w:tcMar>
+              <w:top w:w="100" w:type="dxa"/>
+              <w:start w:w="120" w:type="dxa"/>
+              <w:bottom w:w="100" w:type="dxa"/>
+              <w:end w:w="120" w:type="dxa"/>
+            </w:tcMar>
+            <w:shd w:fill="EDF6FA"/>
+          </w:tcPr>
+          <w:p>
+            <w:pPr>
+              <w:spacing w:after="0" w:line="288" w:lineRule="auto"/>
+              <w:jc w:val="left"/>
+            </w:pPr>
+            <w:r>
+              <w:rPr>
+                <w:rFonts w:ascii="Aptos" w:hAnsi="Aptos" w:eastAsia="Microsoft YaHei"/>
+                <w:b w:val="0"/>
+                <w:color w:val="303030"/>
+                <w:sz w:val="18"/>
+              </w:rPr>
+              <w:t>通过</w:t>
+            </w:r>
+          </w:p>
+        </w:tc>
+        <w:tc>
+          <w:tcPr>
+            <w:tcW w:type="dxa" w:w="5783"/>
+            <w:vAlign w:val="center"/>
+            <w:tcBorders>
+              <w:top w:val="single" w:sz="6" w:color="D9D9D9"/>
+              <w:left w:val="single" w:sz="6" w:color="D9D9D9"/>
+              <w:bottom w:val="single" w:sz="6" w:color="D9D9D9"/>
+              <w:right w:val="single" w:sz="6" w:color="D9D9D9"/>
+              <w:insideH w:val="single" w:sz="6" w:color="D9D9D9"/>
+              <w:insideV w:val="single" w:sz="6" w:color="D9D9D9"/>
+            </w:tcBorders>
+            <w:tcMar>
+              <w:top w:w="100" w:type="dxa"/>
+              <w:start w:w="120" w:type="dxa"/>
+              <w:bottom w:w="100" w:type="dxa"/>
+              <w:end w:w="120" w:type="dxa"/>
+            </w:tcMar>
+            <w:shd w:fill="EDF6FA"/>
+          </w:tcPr>
+          <w:p>
+            <w:pPr>
+              <w:spacing w:after="0" w:line="288" w:lineRule="auto"/>
+              <w:jc w:val="left"/>
+            </w:pPr>
+            <w:r>
+              <w:rPr>
+                <w:rFonts w:ascii="Aptos" w:hAnsi="Aptos" w:eastAsia="Microsoft YaHei"/>
+                <w:b w:val="0"/>
+                <w:color w:val="303030"/>
+                <w:sz w:val="18"/>
+              </w:rPr>
+              <w:t>以 36 篇线上文章核对：全部转为原生块；4 篇奖项长名单仍走 rich-text；示例报道生成 10 个块（含 3 条列表项、2 张图片、5 个正文链接）</w:t>
+            </w:r>
+          </w:p>
+        </w:tc>
+      </w:tr>
+      <w:tr>
+        <w:trPr>
+          <w:cantSplit/>
+        </w:trPr>
+        <w:tc>
+          <w:tcPr>
+            <w:tcW w:type="dxa" w:w="1701"/>
+            <w:vAlign w:val="center"/>
+            <w:tcBorders>
+              <w:top w:val="single" w:sz="6" w:color="D9D9D9"/>
+              <w:left w:val="single" w:sz="6" w:color="D9D9D9"/>
+              <w:bottom w:val="single" w:sz="6" w:color="D9D9D9"/>
+              <w:right w:val="single" w:sz="6" w:color="D9D9D9"/>
+              <w:insideH w:val="single" w:sz="6" w:color="D9D9D9"/>
+              <w:insideV w:val="single" w:sz="6" w:color="D9D9D9"/>
+            </w:tcBorders>
+            <w:tcMar>
+              <w:top w:w="100" w:type="dxa"/>
+              <w:start w:w="120" w:type="dxa"/>
+              <w:bottom w:w="100" w:type="dxa"/>
+              <w:end w:w="120" w:type="dxa"/>
+            </w:tcMar>
+          </w:tcPr>
+          <w:p>
+            <w:pPr>
+              <w:spacing w:after="0" w:line="288" w:lineRule="auto"/>
+              <w:jc w:val="left"/>
+            </w:pPr>
+            <w:r>
+              <w:rPr>
+                <w:rFonts w:ascii="Aptos" w:hAnsi="Aptos" w:eastAsia="Microsoft YaHei"/>
+                <w:b w:val="0"/>
+                <w:color w:val="303030"/>
+                <w:sz w:val="18"/>
+              </w:rPr>
+              <w:t>页面数据体积</w:t>
+            </w:r>
+          </w:p>
+        </w:tc>
+        <w:tc>
+          <w:tcPr>
+            <w:tcW w:type="dxa" w:w="1247"/>
+            <w:vAlign w:val="center"/>
+            <w:tcBorders>
+              <w:top w:val="single" w:sz="6" w:color="D9D9D9"/>
+              <w:left w:val="single" w:sz="6" w:color="D9D9D9"/>
+              <w:bottom w:val="single" w:sz="6" w:color="D9D9D9"/>
+              <w:right w:val="single" w:sz="6" w:color="D9D9D9"/>
+              <w:insideH w:val="single" w:sz="6" w:color="D9D9D9"/>
+              <w:insideV w:val="single" w:sz="6" w:color="D9D9D9"/>
+            </w:tcBorders>
+            <w:tcMar>
+              <w:top w:w="100" w:type="dxa"/>
+              <w:start w:w="120" w:type="dxa"/>
+              <w:bottom w:w="100" w:type="dxa"/>
+              <w:end w:w="120" w:type="dxa"/>
+            </w:tcMar>
+          </w:tcPr>
+          <w:p>
+            <w:pPr>
+              <w:spacing w:after="0" w:line="288" w:lineRule="auto"/>
+              <w:jc w:val="left"/>
+            </w:pPr>
+            <w:r>
+              <w:rPr>
+                <w:rFonts w:ascii="Aptos" w:hAnsi="Aptos" w:eastAsia="Microsoft YaHei"/>
+                <w:b w:val="0"/>
+                <w:color w:val="303030"/>
+                <w:sz w:val="18"/>
+              </w:rPr>
+              <w:t>通过</w:t>
+            </w:r>
+          </w:p>
+        </w:tc>
+        <w:tc>
+          <w:tcPr>
+            <w:tcW w:type="dxa" w:w="5783"/>
+            <w:vAlign w:val="center"/>
+            <w:tcBorders>
+              <w:top w:val="single" w:sz="6" w:color="D9D9D9"/>
+              <w:left w:val="single" w:sz="6" w:color="D9D9D9"/>
+              <w:bottom w:val="single" w:sz="6" w:color="D9D9D9"/>
+              <w:right w:val="single" w:sz="6" w:color="D9D9D9"/>
+              <w:insideH w:val="single" w:sz="6" w:color="D9D9D9"/>
+              <w:insideV w:val="single" w:sz="6" w:color="D9D9D9"/>
+            </w:tcBorders>
+            <w:tcMar>
+              <w:top w:w="100" w:type="dxa"/>
+              <w:start w:w="120" w:type="dxa"/>
+              <w:bottom w:w="100" w:type="dxa"/>
+              <w:end w:w="120" w:type="dxa"/>
+            </w:tcMar>
+          </w:tcPr>
+          <w:p>
+            <w:pPr>
+              <w:spacing w:after="0" w:line="288" w:lineRule="auto"/>
+              <w:jc w:val="left"/>
+            </w:pPr>
+            <w:r>
+              <w:rPr>
+                <w:rFonts w:ascii="Aptos" w:hAnsi="Aptos" w:eastAsia="Microsoft YaHei"/>
+                <w:b w:val="0"/>
+                <w:color w:val="303030"/>
+                <w:sz w:val="18"/>
+              </w:rPr>
+              <w:t>示例报道（CMS 正文 1.4 MB）的页面 data 由约 1.4 MB 降到约 7 KB，两张 base64 图片写入本地文件后再引用</w:t>
+            </w:r>
+          </w:p>
+        </w:tc>
+      </w:tr>
+      <w:tr>
+        <w:trPr>
+          <w:cantSplit/>
+        </w:trPr>
+        <w:tc>
+          <w:tcPr>
+            <w:tcW w:type="dxa" w:w="1701"/>
+            <w:vAlign w:val="center"/>
+            <w:tcBorders>
+              <w:top w:val="single" w:sz="6" w:color="D9D9D9"/>
+              <w:left w:val="single" w:sz="6" w:color="D9D9D9"/>
+              <w:bottom w:val="single" w:sz="6" w:color="D9D9D9"/>
+              <w:right w:val="single" w:sz="6" w:color="D9D9D9"/>
+              <w:insideH w:val="single" w:sz="6" w:color="D9D9D9"/>
+              <w:insideV w:val="single" w:sz="6" w:color="D9D9D9"/>
+            </w:tcBorders>
+            <w:tcMar>
+              <w:top w:w="100" w:type="dxa"/>
+              <w:start w:w="120" w:type="dxa"/>
+              <w:bottom w:w="100" w:type="dxa"/>
+              <w:end w:w="120" w:type="dxa"/>
+            </w:tcMar>
+            <w:shd w:fill="EDF6FA"/>
+          </w:tcPr>
+          <w:p>
+            <w:pPr>
+              <w:spacing w:after="0" w:line="288" w:lineRule="auto"/>
+              <w:jc w:val="left"/>
+            </w:pPr>
+            <w:r>
+              <w:rPr>
+                <w:rFonts w:ascii="Aptos" w:hAnsi="Aptos" w:eastAsia="Microsoft YaHei"/>
+                <w:b w:val="0"/>
+                <w:color w:val="303030"/>
+                <w:sz w:val="18"/>
+              </w:rPr>
               <w:t>验证页字段</w:t>
             </w:r>
           </w:p>
@@ -4281,7 +4558,7 @@
           <w:color w:val="303030"/>
           <w:sz w:val="20"/>
         </w:rPr>
-        <w:t>文章详情：确认第三方链接显示为蓝色下划线超链接，点击后可打开或提示复制链接。</w:t>
+        <w:t>文章详情：确认正文段落、列表与正文图片正常显示，链接位于句子中、为官网链接蓝且不带下划线，点击后可打开或提示复制链接；页面底部为居中的“- END -”。</w:t>
       </w:r>
     </w:p>
     <w:p>

--- a/deliverables/LegalOne小程序第三轮页面修复变更说明.docx
+++ b/deliverables/LegalOne小程序第三轮页面修复变更说明.docx
@@ -875,6 +875,116 @@
                 <w:sz w:val="18"/>
               </w:rPr>
               <w:t>验证页严格按官网重做：verified 徽标移到白底（不再压在灰底上）、灰卡与 #00558D→#0095DB 渐变面板的底色与间距逐项对齐官网手机版式，并补上缺失的 Law firm 一行</w:t>
+            </w:r>
+          </w:p>
+        </w:tc>
+      </w:tr>
+      <w:tr>
+        <w:trPr>
+          <w:cantSplit/>
+        </w:trPr>
+        <w:tc>
+          <w:tcPr>
+            <w:tcW w:type="dxa" w:w="624"/>
+            <w:vAlign w:val="center"/>
+            <w:tcBorders>
+              <w:top w:val="single" w:sz="6" w:color="D9D9D9"/>
+              <w:left w:val="single" w:sz="6" w:color="D9D9D9"/>
+              <w:bottom w:val="single" w:sz="6" w:color="D9D9D9"/>
+              <w:right w:val="single" w:sz="6" w:color="D9D9D9"/>
+              <w:insideH w:val="single" w:sz="6" w:color="D9D9D9"/>
+              <w:insideV w:val="single" w:sz="6" w:color="D9D9D9"/>
+            </w:tcBorders>
+            <w:tcMar>
+              <w:top w:w="100" w:type="dxa"/>
+              <w:start w:w="120" w:type="dxa"/>
+              <w:bottom w:w="100" w:type="dxa"/>
+              <w:end w:w="120" w:type="dxa"/>
+            </w:tcMar>
+          </w:tcPr>
+          <w:p>
+            <w:pPr>
+              <w:spacing w:after="0" w:line="288" w:lineRule="auto"/>
+              <w:jc w:val="center"/>
+            </w:pPr>
+            <w:r>
+              <w:rPr>
+                <w:rFonts w:ascii="Aptos" w:hAnsi="Aptos" w:eastAsia="Microsoft YaHei"/>
+                <w:b w:val="0"/>
+                <w:color w:val="303030"/>
+                <w:sz w:val="18"/>
+              </w:rPr>
+              <w:t>7</w:t>
+            </w:r>
+          </w:p>
+        </w:tc>
+        <w:tc>
+          <w:tcPr>
+            <w:tcW w:type="dxa" w:w="3005"/>
+            <w:vAlign w:val="center"/>
+            <w:tcBorders>
+              <w:top w:val="single" w:sz="6" w:color="D9D9D9"/>
+              <w:left w:val="single" w:sz="6" w:color="D9D9D9"/>
+              <w:bottom w:val="single" w:sz="6" w:color="D9D9D9"/>
+              <w:right w:val="single" w:sz="6" w:color="D9D9D9"/>
+              <w:insideH w:val="single" w:sz="6" w:color="D9D9D9"/>
+              <w:insideV w:val="single" w:sz="6" w:color="D9D9D9"/>
+            </w:tcBorders>
+            <w:tcMar>
+              <w:top w:w="100" w:type="dxa"/>
+              <w:start w:w="120" w:type="dxa"/>
+              <w:bottom w:w="100" w:type="dxa"/>
+              <w:end w:w="120" w:type="dxa"/>
+            </w:tcMar>
+          </w:tcPr>
+          <w:p>
+            <w:pPr>
+              <w:spacing w:after="0" w:line="288" w:lineRule="auto"/>
+              <w:jc w:val="left"/>
+            </w:pPr>
+            <w:r>
+              <w:rPr>
+                <w:rFonts w:ascii="Aptos" w:hAnsi="Aptos" w:eastAsia="Microsoft YaHei"/>
+                <w:b w:val="0"/>
+                <w:color w:val="303030"/>
+                <w:sz w:val="18"/>
+              </w:rPr>
+              <w:t>律所档案少了 Head office</w:t>
+            </w:r>
+          </w:p>
+        </w:tc>
+        <w:tc>
+          <w:tcPr>
+            <w:tcW w:type="dxa" w:w="5102"/>
+            <w:vAlign w:val="center"/>
+            <w:tcBorders>
+              <w:top w:val="single" w:sz="6" w:color="D9D9D9"/>
+              <w:left w:val="single" w:sz="6" w:color="D9D9D9"/>
+              <w:bottom w:val="single" w:sz="6" w:color="D9D9D9"/>
+              <w:right w:val="single" w:sz="6" w:color="D9D9D9"/>
+              <w:insideH w:val="single" w:sz="6" w:color="D9D9D9"/>
+              <w:insideV w:val="single" w:sz="6" w:color="D9D9D9"/>
+            </w:tcBorders>
+            <w:tcMar>
+              <w:top w:w="100" w:type="dxa"/>
+              <w:start w:w="120" w:type="dxa"/>
+              <w:bottom w:w="100" w:type="dxa"/>
+              <w:end w:w="120" w:type="dxa"/>
+            </w:tcMar>
+          </w:tcPr>
+          <w:p>
+            <w:pPr>
+              <w:spacing w:after="0" w:line="288" w:lineRule="auto"/>
+              <w:jc w:val="left"/>
+            </w:pPr>
+            <w:r>
+              <w:rPr>
+                <w:rFonts w:ascii="Aptos" w:hAnsi="Aptos" w:eastAsia="Microsoft YaHei"/>
+                <w:b w:val="0"/>
+                <w:color w:val="303030"/>
+                <w:sz w:val="18"/>
+              </w:rPr>
+              <w:t>按官网 displayHeadOffice 的逻辑补上 Head office 一行（城市 / 国家，链接到该办公室），无标记的律所不显示该行；计数区块改为官网的两行四格</w:t>
             </w:r>
           </w:p>
         </w:tc>
@@ -2411,6 +2521,100 @@
     </w:p>
     <w:p>
       <w:pPr>
+        <w:pStyle w:val="Heading2"/>
+        <w:keepNext/>
+        <w:spacing w:before="180" w:after="100" w:line="264" w:lineRule="auto"/>
+      </w:pPr>
+      <w:r>
+        <w:rPr>
+          <w:rFonts w:ascii="Aptos" w:hAnsi="Aptos" w:eastAsia="Microsoft YaHei"/>
+          <w:b/>
+          <w:color w:val="000000"/>
+          <w:sz w:val="24"/>
+        </w:rPr>
+        <w:t>7. 律所档案补上 Head office</w:t>
+      </w:r>
+    </w:p>
+    <w:p>
+      <w:pPr>
+        <w:spacing w:after="120" w:line="324" w:lineRule="auto"/>
+      </w:pPr>
+      <w:r>
+        <w:rPr>
+          <w:rFonts w:ascii="Aptos" w:hAnsi="Aptos" w:eastAsia="Microsoft YaHei"/>
+          <w:b w:val="0"/>
+          <w:color w:val="303030"/>
+          <w:sz w:val="21"/>
+        </w:rPr>
+        <w:t>客户指出律所档案（Grandway Law Offices）少了官网的 Head office 一行。核对官网模板后确认：官网用 displayHeadOffice 助手取 lawFirmOffices 中 headOffice 为 true 的办公室，输出“Head office”标题、城市与国家，并链接到该办公室的档案页；没有任何办公室标记时该行不显示（例如 Davis Polk、One Asia Lawyers）。小程序此前只渲染了 Offices / Partners / Lawyers 三个计数。</w:t>
+      </w:r>
+    </w:p>
+    <w:p>
+      <w:pPr>
+        <w:pStyle w:val="ListBullet"/>
+        <w:spacing w:after="60" w:line="300" w:lineRule="auto"/>
+        <w:ind w:left="369" w:hanging="142"/>
+      </w:pPr>
+      <w:r>
+        <w:rPr>
+          <w:rFonts w:ascii="Aptos" w:hAnsi="Aptos" w:eastAsia="Microsoft YaHei"/>
+          <w:b w:val="0"/>
+          <w:color w:val="303030"/>
+          <w:sz w:val="20"/>
+        </w:rPr>
+        <w:t>接口层在 office 列表上保留 headOffice 标记，并输出 headOffice（id、name、city、location）；仅当存在被标记的办公室时才有值，与官网的判断完全一致。</w:t>
+      </w:r>
+    </w:p>
+    <w:p>
+      <w:pPr>
+        <w:pStyle w:val="ListBullet"/>
+        <w:spacing w:after="60" w:line="300" w:lineRule="auto"/>
+        <w:ind w:left="369" w:hanging="142"/>
+      </w:pPr>
+      <w:r>
+        <w:rPr>
+          <w:rFonts w:ascii="Aptos" w:hAnsi="Aptos" w:eastAsia="Microsoft YaHei"/>
+          <w:b w:val="0"/>
+          <w:color w:val="303030"/>
+          <w:sz w:val="20"/>
+        </w:rPr>
+        <w:t>律所档案的计数区块改为官网的两列两行：Head office（如“Beijing, China”）与 Offices 一行，Partners 与 Lawyers 一行；点击 Head office 进入该办公室档案页（复用原有的 goOffice 跳转）。</w:t>
+      </w:r>
+    </w:p>
+    <w:p>
+      <w:pPr>
+        <w:pStyle w:val="ListBullet"/>
+        <w:spacing w:after="60" w:line="300" w:lineRule="auto"/>
+        <w:ind w:left="369" w:hanging="142"/>
+      </w:pPr>
+      <w:r>
+        <w:rPr>
+          <w:rFonts w:ascii="Aptos" w:hAnsi="Aptos" w:eastAsia="Microsoft YaHei"/>
+          <w:b w:val="0"/>
+          <w:color w:val="303030"/>
+          <w:sz w:val="20"/>
+        </w:rPr>
+        <w:t>计数区块的竖线与下划线改为两行一致（此前只有第一行有），四格排布与官网一致。</w:t>
+      </w:r>
+    </w:p>
+    <w:p>
+      <w:pPr>
+        <w:pStyle w:val="ListBullet"/>
+        <w:spacing w:after="60" w:line="300" w:lineRule="auto"/>
+        <w:ind w:left="369" w:hanging="142"/>
+      </w:pPr>
+      <w:r>
+        <w:rPr>
+          <w:rFonts w:ascii="Aptos" w:hAnsi="Aptos" w:eastAsia="Microsoft YaHei"/>
+          <w:b w:val="0"/>
+          <w:color w:val="303030"/>
+          <w:sz w:val="20"/>
+        </w:rPr>
+        <w:t>线上实测：Grandway headOffice 输出“Beijing, China”（办公室 id 与官网链接一致）；无标记的律所（Davis Polk、One Asia Lawyers）不显示该行，与官网一致。</w:t>
+      </w:r>
+    </w:p>
+    <w:p>
+      <w:pPr>
         <w:pStyle w:val="Heading1"/>
         <w:keepNext/>
         <w:spacing w:before="280" w:after="140" w:line="264" w:lineRule="auto"/>
@@ -2975,6 +3179,8 @@
               <w:t>pages/lawfirm-detail/lawfirm-detail.js</w:t>
               <w:br/>
               <w:t>pages/lawfirm-detail/lawfirm-detail.wxml</w:t>
+              <w:br/>
+              <w:t>pages/lawfirm-detail/lawfirm-detail.wxss</w:t>
             </w:r>
           </w:p>
         </w:tc>
@@ -3010,7 +3216,7 @@
                 <w:color w:val="303030"/>
                 <w:sz w:val="18"/>
               </w:rPr>
-              <w:t>新增 legalOneAwards 字段与 LegalOne awards 区块</w:t>
+              <w:t>新增 legalOneAwards 区块与 Head office 行（计数区块改为两行四格）</w:t>
             </w:r>
           </w:p>
         </w:tc>
@@ -3984,7 +4190,7 @@
                 <w:color w:val="303030"/>
                 <w:sz w:val="18"/>
               </w:rPr>
-              <w:t>验证页字段</w:t>
+              <w:t>律所 Head office</w:t>
             </w:r>
           </w:p>
         </w:tc>
@@ -4056,7 +4262,7 @@
                 <w:color w:val="303030"/>
                 <w:sz w:val="18"/>
               </w:rPr>
-              <w:t>以截图中的 v-1788488697394 运行页面逻辑，Law firm 输出 Guantao Law Firm</w:t>
+              <w:t>线上核对 Grandway：headOffice 输出 Beijing, China 且办公室 id 与官网链接一致；抽查 100 家律所，仅 1 家有计数但无 headOffice 标记，小程序与官网一样不显示该行</w:t>
             </w:r>
           </w:p>
         </w:tc>
@@ -4096,7 +4302,7 @@
                 <w:color w:val="303030"/>
                 <w:sz w:val="18"/>
               </w:rPr>
-              <w:t>验证页版式</w:t>
+              <w:t>验证页字段</w:t>
             </w:r>
           </w:p>
         </w:tc>
@@ -4166,7 +4372,7 @@
                 <w:color w:val="303030"/>
                 <w:sz w:val="18"/>
               </w:rPr>
-              <w:t>在 WebKit 中以 375 / 390px 渲染官网验证页读取计算样式，再用同一套数值复刻小程序页面并排比对，徽标位置、灰卡与渐变面板一致</w:t>
+              <w:t>以截图中的 v-1788488697394 运行页面逻辑，Law firm 输出 Guantao Law Firm</w:t>
             </w:r>
           </w:p>
         </w:tc>
@@ -4207,7 +4413,7 @@
                 <w:color w:val="303030"/>
                 <w:sz w:val="18"/>
               </w:rPr>
-              <w:t>提交入口</w:t>
+              <w:t>验证页版式</w:t>
             </w:r>
           </w:p>
         </w:tc>
@@ -4279,7 +4485,7 @@
                 <w:color w:val="303030"/>
                 <w:sz w:val="18"/>
               </w:rPr>
-              <w:t>两处按钮均生成 /pages/webview/webview?url=https%3A%2F%2Fwww.legaloneglobal.com%2Fforms%2Fdeal-submission</w:t>
+              <w:t>在 WebKit 中以 375 / 390px 渲染官网验证页读取计算样式，再用同一套数值复刻小程序页面并排比对，徽标位置、灰卡与渐变面板一致</w:t>
             </w:r>
           </w:p>
         </w:tc>
@@ -4319,7 +4525,7 @@
                 <w:color w:val="303030"/>
                 <w:sz w:val="18"/>
               </w:rPr>
-              <w:t>模板与样式</w:t>
+              <w:t>提交入口</w:t>
             </w:r>
           </w:p>
         </w:tc>
@@ -4389,7 +4595,7 @@
                 <w:color w:val="303030"/>
                 <w:sz w:val="18"/>
               </w:rPr>
-              <w:t>涉及的 WXML 标签配对、WXSS 花括号配对检查通过，无悬空样式类</w:t>
+              <w:t>两处按钮均生成 /pages/webview/webview?url=https%3A%2F%2Fwww.legaloneglobal.com%2Fforms%2Fdeal-submission</w:t>
             </w:r>
           </w:p>
         </w:tc>
@@ -4430,7 +4636,7 @@
                 <w:color w:val="303030"/>
                 <w:sz w:val="18"/>
               </w:rPr>
-              <w:t>微信真机预览</w:t>
+              <w:t>模板与样式</w:t>
             </w:r>
           </w:p>
         </w:tc>
@@ -4466,6 +4672,117 @@
                 <w:color w:val="303030"/>
                 <w:sz w:val="18"/>
               </w:rPr>
+              <w:t>通过</w:t>
+            </w:r>
+          </w:p>
+        </w:tc>
+        <w:tc>
+          <w:tcPr>
+            <w:tcW w:type="dxa" w:w="5783"/>
+            <w:vAlign w:val="center"/>
+            <w:tcBorders>
+              <w:top w:val="single" w:sz="6" w:color="D9D9D9"/>
+              <w:left w:val="single" w:sz="6" w:color="D9D9D9"/>
+              <w:bottom w:val="single" w:sz="6" w:color="D9D9D9"/>
+              <w:right w:val="single" w:sz="6" w:color="D9D9D9"/>
+              <w:insideH w:val="single" w:sz="6" w:color="D9D9D9"/>
+              <w:insideV w:val="single" w:sz="6" w:color="D9D9D9"/>
+            </w:tcBorders>
+            <w:tcMar>
+              <w:top w:w="100" w:type="dxa"/>
+              <w:start w:w="120" w:type="dxa"/>
+              <w:bottom w:w="100" w:type="dxa"/>
+              <w:end w:w="120" w:type="dxa"/>
+            </w:tcMar>
+            <w:shd w:fill="EDF6FA"/>
+          </w:tcPr>
+          <w:p>
+            <w:pPr>
+              <w:spacing w:after="0" w:line="288" w:lineRule="auto"/>
+              <w:jc w:val="left"/>
+            </w:pPr>
+            <w:r>
+              <w:rPr>
+                <w:rFonts w:ascii="Aptos" w:hAnsi="Aptos" w:eastAsia="Microsoft YaHei"/>
+                <w:b w:val="0"/>
+                <w:color w:val="303030"/>
+                <w:sz w:val="18"/>
+              </w:rPr>
+              <w:t>涉及的 WXML 标签配对、WXSS 花括号配对检查通过，无悬空样式类</w:t>
+            </w:r>
+          </w:p>
+        </w:tc>
+      </w:tr>
+      <w:tr>
+        <w:trPr>
+          <w:cantSplit/>
+        </w:trPr>
+        <w:tc>
+          <w:tcPr>
+            <w:tcW w:type="dxa" w:w="1701"/>
+            <w:vAlign w:val="center"/>
+            <w:tcBorders>
+              <w:top w:val="single" w:sz="6" w:color="D9D9D9"/>
+              <w:left w:val="single" w:sz="6" w:color="D9D9D9"/>
+              <w:bottom w:val="single" w:sz="6" w:color="D9D9D9"/>
+              <w:right w:val="single" w:sz="6" w:color="D9D9D9"/>
+              <w:insideH w:val="single" w:sz="6" w:color="D9D9D9"/>
+              <w:insideV w:val="single" w:sz="6" w:color="D9D9D9"/>
+            </w:tcBorders>
+            <w:tcMar>
+              <w:top w:w="100" w:type="dxa"/>
+              <w:start w:w="120" w:type="dxa"/>
+              <w:bottom w:w="100" w:type="dxa"/>
+              <w:end w:w="120" w:type="dxa"/>
+            </w:tcMar>
+          </w:tcPr>
+          <w:p>
+            <w:pPr>
+              <w:spacing w:after="0" w:line="288" w:lineRule="auto"/>
+              <w:jc w:val="left"/>
+            </w:pPr>
+            <w:r>
+              <w:rPr>
+                <w:rFonts w:ascii="Aptos" w:hAnsi="Aptos" w:eastAsia="Microsoft YaHei"/>
+                <w:b w:val="0"/>
+                <w:color w:val="303030"/>
+                <w:sz w:val="18"/>
+              </w:rPr>
+              <w:t>微信真机预览</w:t>
+            </w:r>
+          </w:p>
+        </w:tc>
+        <w:tc>
+          <w:tcPr>
+            <w:tcW w:type="dxa" w:w="1247"/>
+            <w:vAlign w:val="center"/>
+            <w:tcBorders>
+              <w:top w:val="single" w:sz="6" w:color="D9D9D9"/>
+              <w:left w:val="single" w:sz="6" w:color="D9D9D9"/>
+              <w:bottom w:val="single" w:sz="6" w:color="D9D9D9"/>
+              <w:right w:val="single" w:sz="6" w:color="D9D9D9"/>
+              <w:insideH w:val="single" w:sz="6" w:color="D9D9D9"/>
+              <w:insideV w:val="single" w:sz="6" w:color="D9D9D9"/>
+            </w:tcBorders>
+            <w:tcMar>
+              <w:top w:w="100" w:type="dxa"/>
+              <w:start w:w="120" w:type="dxa"/>
+              <w:bottom w:w="100" w:type="dxa"/>
+              <w:end w:w="120" w:type="dxa"/>
+            </w:tcMar>
+          </w:tcPr>
+          <w:p>
+            <w:pPr>
+              <w:spacing w:after="0" w:line="288" w:lineRule="auto"/>
+              <w:jc w:val="left"/>
+            </w:pPr>
+            <w:r>
+              <w:rPr>
+                <w:rFonts w:ascii="Aptos" w:hAnsi="Aptos" w:eastAsia="Microsoft YaHei"/>
+                <w:b w:val="0"/>
+                <w:color w:val="303030"/>
+                <w:sz w:val="18"/>
+              </w:rPr>
               <w:t>待完成</w:t>
             </w:r>
           </w:p>
@@ -4488,7 +4805,6 @@
               <w:bottom w:w="100" w:type="dxa"/>
               <w:end w:w="120" w:type="dxa"/>
             </w:tcMar>
-            <w:shd w:fill="EDF6FA"/>
           </w:tcPr>
           <w:p>
             <w:pPr>
@@ -4623,6 +4939,22 @@
           <w:sz w:val="20"/>
         </w:rPr>
         <w:t>验证页：抽查若干条验证记录，确认 verified 徽标位于白色页面上（不在灰色证书卡内）、灰色证书卡与蓝色渐变面板的底色和间距与官网一致，Law firm 一行显示正常。</w:t>
+      </w:r>
+    </w:p>
+    <w:p>
+      <w:pPr>
+        <w:pStyle w:val="ListBullet"/>
+        <w:spacing w:after="60" w:line="300" w:lineRule="auto"/>
+        <w:ind w:left="369" w:hanging="142"/>
+      </w:pPr>
+      <w:r>
+        <w:rPr>
+          <w:rFonts w:ascii="Aptos" w:hAnsi="Aptos" w:eastAsia="Microsoft YaHei"/>
+          <w:b w:val="0"/>
+          <w:color w:val="303030"/>
+          <w:sz w:val="20"/>
+        </w:rPr>
+        <w:t>律所档案：抽查 Grandway Law Offices，确认计数区块第一格为 Head office（Beijing, China）并可进入该办公室档案页；再抽查一家没有 headOffice 标记的律所，确认该行不出现。</w:t>
       </w:r>
     </w:p>
     <w:p>

--- a/deliverables/LegalOne小程序第三轮页面修复变更说明.docx
+++ b/deliverables/LegalOne小程序第三轮页面修复变更说明.docx
@@ -984,7 +984,7 @@
                 <w:color w:val="303030"/>
                 <w:sz w:val="18"/>
               </w:rPr>
-              <w:t>按官网 displayHeadOffice 的逻辑补上 Head office 一行（城市 / 国家，链接到该办公室），无标记的律所不显示该行；计数区块改为官网的两行四格</w:t>
+              <w:t>按官网 displayHeadOffice 的逻辑补上 Head office 一行（城市 / 国家，链接到该办公室），无标记的律所不显示该行；计数区块的排布与配色（蓝标题、加粗数值、竖线与首行分隔线）一并对齐官网</w:t>
             </w:r>
           </w:p>
         </w:tc>
@@ -2594,7 +2594,7 @@
           <w:color w:val="303030"/>
           <w:sz w:val="20"/>
         </w:rPr>
-        <w:t>计数区块的竖线与下划线改为两行一致（此前只有第一行有），四格排布与官网一致。</w:t>
+        <w:t>计数区块的版式一并对齐官网 .lawfirm-info：格子宽 45%、列间距 3px、行间距 30px；标题为官网链接蓝 #0084BA、字号 19.008px、加粗、下方 5px；数值 14.784px 加粗 #2D2D2D；竖线位于每行左侧格（四格布局下为第 1、3 格），第一行两格下方保留官网那条 66% 宽的分隔线，第二行与官网一样不画线。</w:t>
       </w:r>
     </w:p>
     <w:p>
@@ -4954,7 +4954,7 @@
           <w:color w:val="303030"/>
           <w:sz w:val="20"/>
         </w:rPr>
-        <w:t>律所档案：抽查 Grandway Law Offices，确认计数区块第一格为 Head office（Beijing, China）并可进入该办公室档案页；再抽查一家没有 headOffice 标记的律所，确认该行不出现。</w:t>
+        <w:t>律所档案：抽查 Grandway Law Offices，确认 Head office（Beijing, China）为计数区第一格、标题为官网链接蓝、竖线与首行分隔线位置正确，并可进入该办公室档案页；再抽查一家没有 headOffice 标记的律所，确认该行不出现。</w:t>
       </w:r>
     </w:p>
     <w:p>

--- a/deliverables/LegalOne小程序第三轮页面修复变更说明.docx
+++ b/deliverables/LegalOne小程序第三轮页面修复变更说明.docx
@@ -985,6 +985,229 @@
                 <w:sz w:val="18"/>
               </w:rPr>
               <w:t>按官网 displayHeadOffice 的逻辑补上 Head office 一行（城市 / 国家，链接到该办公室），无标记的律所不显示该行；计数区块的排布与配色（蓝标题、加粗数值、竖线与首行分隔线）一并对齐官网</w:t>
+            </w:r>
+          </w:p>
+        </w:tc>
+      </w:tr>
+      <w:tr>
+        <w:trPr>
+          <w:cantSplit/>
+        </w:trPr>
+        <w:tc>
+          <w:tcPr>
+            <w:tcW w:type="dxa" w:w="624"/>
+            <w:vAlign w:val="center"/>
+            <w:tcBorders>
+              <w:top w:val="single" w:sz="6" w:color="D9D9D9"/>
+              <w:left w:val="single" w:sz="6" w:color="D9D9D9"/>
+              <w:bottom w:val="single" w:sz="6" w:color="D9D9D9"/>
+              <w:right w:val="single" w:sz="6" w:color="D9D9D9"/>
+              <w:insideH w:val="single" w:sz="6" w:color="D9D9D9"/>
+              <w:insideV w:val="single" w:sz="6" w:color="D9D9D9"/>
+            </w:tcBorders>
+            <w:tcMar>
+              <w:top w:w="100" w:type="dxa"/>
+              <w:start w:w="120" w:type="dxa"/>
+              <w:bottom w:w="100" w:type="dxa"/>
+              <w:end w:w="120" w:type="dxa"/>
+            </w:tcMar>
+            <w:shd w:fill="EDF6FA"/>
+          </w:tcPr>
+          <w:p>
+            <w:pPr>
+              <w:spacing w:after="0" w:line="288" w:lineRule="auto"/>
+              <w:jc w:val="center"/>
+            </w:pPr>
+            <w:r>
+              <w:rPr>
+                <w:rFonts w:ascii="Aptos" w:hAnsi="Aptos" w:eastAsia="Microsoft YaHei"/>
+                <w:b w:val="0"/>
+                <w:color w:val="303030"/>
+                <w:sz w:val="18"/>
+              </w:rPr>
+              <w:t>8</w:t>
+            </w:r>
+          </w:p>
+        </w:tc>
+        <w:tc>
+          <w:tcPr>
+            <w:tcW w:type="dxa" w:w="3005"/>
+            <w:vAlign w:val="center"/>
+            <w:tcBorders>
+              <w:top w:val="single" w:sz="6" w:color="D9D9D9"/>
+              <w:left w:val="single" w:sz="6" w:color="D9D9D9"/>
+              <w:bottom w:val="single" w:sz="6" w:color="D9D9D9"/>
+              <w:right w:val="single" w:sz="6" w:color="D9D9D9"/>
+              <w:insideH w:val="single" w:sz="6" w:color="D9D9D9"/>
+              <w:insideV w:val="single" w:sz="6" w:color="D9D9D9"/>
+            </w:tcBorders>
+            <w:tcMar>
+              <w:top w:w="100" w:type="dxa"/>
+              <w:start w:w="120" w:type="dxa"/>
+              <w:bottom w:w="100" w:type="dxa"/>
+              <w:end w:w="120" w:type="dxa"/>
+            </w:tcMar>
+            <w:shd w:fill="EDF6FA"/>
+          </w:tcPr>
+          <w:p>
+            <w:pPr>
+              <w:spacing w:after="0" w:line="288" w:lineRule="auto"/>
+              <w:jc w:val="left"/>
+            </w:pPr>
+            <w:r>
+              <w:rPr>
+                <w:rFonts w:ascii="Aptos" w:hAnsi="Aptos" w:eastAsia="Microsoft YaHei"/>
+                <w:b w:val="0"/>
+                <w:color w:val="303030"/>
+                <w:sz w:val="18"/>
+              </w:rPr>
+              <w:t>跳转时经常先出现只有页脚的页面</w:t>
+            </w:r>
+          </w:p>
+        </w:tc>
+        <w:tc>
+          <w:tcPr>
+            <w:tcW w:type="dxa" w:w="5102"/>
+            <w:vAlign w:val="center"/>
+            <w:tcBorders>
+              <w:top w:val="single" w:sz="6" w:color="D9D9D9"/>
+              <w:left w:val="single" w:sz="6" w:color="D9D9D9"/>
+              <w:bottom w:val="single" w:sz="6" w:color="D9D9D9"/>
+              <w:right w:val="single" w:sz="6" w:color="D9D9D9"/>
+              <w:insideH w:val="single" w:sz="6" w:color="D9D9D9"/>
+              <w:insideV w:val="single" w:sz="6" w:color="D9D9D9"/>
+            </w:tcBorders>
+            <w:tcMar>
+              <w:top w:w="100" w:type="dxa"/>
+              <w:start w:w="120" w:type="dxa"/>
+              <w:bottom w:w="100" w:type="dxa"/>
+              <w:end w:w="120" w:type="dxa"/>
+            </w:tcMar>
+            <w:shd w:fill="EDF6FA"/>
+          </w:tcPr>
+          <w:p>
+            <w:pPr>
+              <w:spacing w:after="0" w:line="288" w:lineRule="auto"/>
+              <w:jc w:val="left"/>
+            </w:pPr>
+            <w:r>
+              <w:rPr>
+                <w:rFonts w:ascii="Aptos" w:hAnsi="Aptos" w:eastAsia="Microsoft YaHei"/>
+                <w:b w:val="0"/>
+                <w:color w:val="303030"/>
+                <w:sz w:val="18"/>
+              </w:rPr>
+              <w:t>page 改为撑满一屏的纵向 flex 容器、页脚 margin-top:auto：加载期间页脚固定在屏幕底部，而不是顶到页头下面；与官网短页面（/sign_in）的页脚定位一致</w:t>
+            </w:r>
+          </w:p>
+        </w:tc>
+      </w:tr>
+      <w:tr>
+        <w:trPr>
+          <w:cantSplit/>
+        </w:trPr>
+        <w:tc>
+          <w:tcPr>
+            <w:tcW w:type="dxa" w:w="624"/>
+            <w:vAlign w:val="center"/>
+            <w:tcBorders>
+              <w:top w:val="single" w:sz="6" w:color="D9D9D9"/>
+              <w:left w:val="single" w:sz="6" w:color="D9D9D9"/>
+              <w:bottom w:val="single" w:sz="6" w:color="D9D9D9"/>
+              <w:right w:val="single" w:sz="6" w:color="D9D9D9"/>
+              <w:insideH w:val="single" w:sz="6" w:color="D9D9D9"/>
+              <w:insideV w:val="single" w:sz="6" w:color="D9D9D9"/>
+            </w:tcBorders>
+            <w:tcMar>
+              <w:top w:w="100" w:type="dxa"/>
+              <w:start w:w="120" w:type="dxa"/>
+              <w:bottom w:w="100" w:type="dxa"/>
+              <w:end w:w="120" w:type="dxa"/>
+            </w:tcMar>
+          </w:tcPr>
+          <w:p>
+            <w:pPr>
+              <w:spacing w:after="0" w:line="288" w:lineRule="auto"/>
+              <w:jc w:val="center"/>
+            </w:pPr>
+            <w:r>
+              <w:rPr>
+                <w:rFonts w:ascii="Aptos" w:hAnsi="Aptos" w:eastAsia="Microsoft YaHei"/>
+                <w:b w:val="0"/>
+                <w:color w:val="303030"/>
+                <w:sz w:val="18"/>
+              </w:rPr>
+              <w:t>9</w:t>
+            </w:r>
+          </w:p>
+        </w:tc>
+        <w:tc>
+          <w:tcPr>
+            <w:tcW w:type="dxa" w:w="3005"/>
+            <w:vAlign w:val="center"/>
+            <w:tcBorders>
+              <w:top w:val="single" w:sz="6" w:color="D9D9D9"/>
+              <w:left w:val="single" w:sz="6" w:color="D9D9D9"/>
+              <w:bottom w:val="single" w:sz="6" w:color="D9D9D9"/>
+              <w:right w:val="single" w:sz="6" w:color="D9D9D9"/>
+              <w:insideH w:val="single" w:sz="6" w:color="D9D9D9"/>
+              <w:insideV w:val="single" w:sz="6" w:color="D9D9D9"/>
+            </w:tcBorders>
+            <w:tcMar>
+              <w:top w:w="100" w:type="dxa"/>
+              <w:start w:w="120" w:type="dxa"/>
+              <w:bottom w:w="100" w:type="dxa"/>
+              <w:end w:w="120" w:type="dxa"/>
+            </w:tcMar>
+          </w:tcPr>
+          <w:p>
+            <w:pPr>
+              <w:spacing w:after="0" w:line="288" w:lineRule="auto"/>
+              <w:jc w:val="left"/>
+            </w:pPr>
+            <w:r>
+              <w:rPr>
+                <w:rFonts w:ascii="Aptos" w:hAnsi="Aptos" w:eastAsia="Microsoft YaHei"/>
+                <w:b w:val="0"/>
+                <w:color w:val="303030"/>
+                <w:sz w:val="18"/>
+              </w:rPr>
+              <w:t>文章正文图片被裁切</w:t>
+            </w:r>
+          </w:p>
+        </w:tc>
+        <w:tc>
+          <w:tcPr>
+            <w:tcW w:type="dxa" w:w="5102"/>
+            <w:vAlign w:val="center"/>
+            <w:tcBorders>
+              <w:top w:val="single" w:sz="6" w:color="D9D9D9"/>
+              <w:left w:val="single" w:sz="6" w:color="D9D9D9"/>
+              <w:bottom w:val="single" w:sz="6" w:color="D9D9D9"/>
+              <w:right w:val="single" w:sz="6" w:color="D9D9D9"/>
+              <w:insideH w:val="single" w:sz="6" w:color="D9D9D9"/>
+              <w:insideV w:val="single" w:sz="6" w:color="D9D9D9"/>
+            </w:tcBorders>
+            <w:tcMar>
+              <w:top w:w="100" w:type="dxa"/>
+              <w:start w:w="120" w:type="dxa"/>
+              <w:bottom w:w="100" w:type="dxa"/>
+              <w:end w:w="120" w:type="dxa"/>
+            </w:tcMar>
+          </w:tcPr>
+          <w:p>
+            <w:pPr>
+              <w:spacing w:after="0" w:line="288" w:lineRule="auto"/>
+              <w:jc w:val="left"/>
+            </w:pPr>
+            <w:r>
+              <w:rPr>
+                <w:rFonts w:ascii="Aptos" w:hAnsi="Aptos" w:eastAsia="Microsoft YaHei"/>
+                <w:b w:val="0"/>
+                <w:color w:val="303030"/>
+                <w:sz w:val="18"/>
+              </w:rPr>
+              <w:t>正文图片与浏览器一样按栏宽封顶：超过栏宽的信息图等比缩放到栏宽，小于栏宽的徽章 / 分隔条保留原尺寸；旧 Blob 域图片地址改写为官网 CDN</w:t>
             </w:r>
           </w:p>
         </w:tc>
@@ -2615,6 +2838,162 @@
     </w:p>
     <w:p>
       <w:pPr>
+        <w:pStyle w:val="Heading2"/>
+        <w:keepNext/>
+        <w:spacing w:before="180" w:after="100" w:line="264" w:lineRule="auto"/>
+      </w:pPr>
+      <w:r>
+        <w:rPr>
+          <w:rFonts w:ascii="Aptos" w:hAnsi="Aptos" w:eastAsia="Microsoft YaHei"/>
+          <w:b/>
+          <w:color w:val="000000"/>
+          <w:sz w:val="24"/>
+        </w:rPr>
+        <w:t>8. 跳转时先出现的“只有页脚”的页面</w:t>
+      </w:r>
+    </w:p>
+    <w:p>
+      <w:pPr>
+        <w:spacing w:after="120" w:line="324" w:lineRule="auto"/>
+      </w:pPr>
+      <w:r>
+        <w:rPr>
+          <w:rFonts w:ascii="Aptos" w:hAnsi="Aptos" w:eastAsia="Microsoft YaHei"/>
+          <w:b w:val="0"/>
+          <w:color w:val="303030"/>
+          <w:sz w:val="21"/>
+        </w:rPr>
+        <w:t>客户反馈：点击跳转时经常先出现一个只有页脚的页面。原因是数据页在等接口返回时，页面里只有页头与页脚（正文是 wx:if，数据没到就不渲染），块级布局下页脚会直接贴在页头下面，看起来就是一整块页脚加下方空白。</w:t>
+      </w:r>
+    </w:p>
+    <w:p>
+      <w:pPr>
+        <w:pStyle w:val="ListBullet"/>
+        <w:spacing w:after="60" w:line="300" w:lineRule="auto"/>
+        <w:ind w:left="369" w:hanging="142"/>
+      </w:pPr>
+      <w:r>
+        <w:rPr>
+          <w:rFonts w:ascii="Aptos" w:hAnsi="Aptos" w:eastAsia="Microsoft YaHei"/>
+          <w:b w:val="0"/>
+          <w:color w:val="303030"/>
+          <w:sz w:val="20"/>
+        </w:rPr>
+        <w:t>app.wxss 让 page 成为撑满一屏的纵向 flex 容器，页脚加上 margin-top:auto：数据未到时页脚固定在屏幕底部，内容到达后自然把页脚推到正文之后，任何页面都不会再让页脚顶到页头下面。</w:t>
+      </w:r>
+    </w:p>
+    <w:p>
+      <w:pPr>
+        <w:pStyle w:val="ListBullet"/>
+        <w:spacing w:after="60" w:line="300" w:lineRule="auto"/>
+        <w:ind w:left="369" w:hanging="142"/>
+      </w:pPr>
+      <w:r>
+        <w:rPr>
+          <w:rFonts w:ascii="Aptos" w:hAnsi="Aptos" w:eastAsia="Microsoft YaHei"/>
+          <w:b w:val="0"/>
+          <w:color w:val="303030"/>
+          <w:sz w:val="20"/>
+        </w:rPr>
+        <w:t>这与官网一致：实测官网短页面（/sign_in）的页面高度等于视口高度、页脚贴在视口底部，即官网本身就是把页脚固定在底部的。</w:t>
+      </w:r>
+    </w:p>
+    <w:p>
+      <w:pPr>
+        <w:pStyle w:val="ListBullet"/>
+        <w:spacing w:after="60" w:line="300" w:lineRule="auto"/>
+        <w:ind w:left="369" w:hanging="142"/>
+      </w:pPr>
+      <w:r>
+        <w:rPr>
+          <w:rFonts w:ascii="Aptos" w:hAnsi="Aptos" w:eastAsia="Microsoft YaHei"/>
+          <w:b w:val="0"/>
+          <w:color w:val="303030"/>
+          <w:sz w:val="20"/>
+        </w:rPr>
+        <w:t>另外核对发现官网的验证详情页没有页脚（实测该页没有 ISO / ISSN / 页脚元素，正文以免责声明结束），小程序验证页也去掉了页脚，与该页保持一致。</w:t>
+      </w:r>
+    </w:p>
+    <w:p>
+      <w:pPr>
+        <w:pStyle w:val="Heading2"/>
+        <w:keepNext/>
+        <w:spacing w:before="180" w:after="100" w:line="264" w:lineRule="auto"/>
+      </w:pPr>
+      <w:r>
+        <w:rPr>
+          <w:rFonts w:ascii="Aptos" w:hAnsi="Aptos" w:eastAsia="Microsoft YaHei"/>
+          <w:b/>
+          <w:color w:val="000000"/>
+          <w:sz w:val="24"/>
+        </w:rPr>
+        <w:t>9. 文章正文图片被右侧裁切</w:t>
+      </w:r>
+    </w:p>
+    <w:p>
+      <w:pPr>
+        <w:spacing w:after="120" w:line="324" w:lineRule="auto"/>
+      </w:pPr>
+      <w:r>
+        <w:rPr>
+          <w:rFonts w:ascii="Aptos" w:hAnsi="Aptos" w:eastAsia="Microsoft YaHei"/>
+          <w:b w:val="0"/>
+          <w:color w:val="303030"/>
+          <w:sz w:val="21"/>
+        </w:rPr>
+        <w:t>客户反馈：正文里的图有问题（Humanoid robotics 一文的信息图右侧被切掉）。原因是 CMS 在图片标签上标了像素尺寸（两张信息图为 width/height=500），小程序按标注尺寸固定渲染成 1000rpx（约 520px），超过屏宽后被裁切；官网把正文图片当普通 &lt;img&gt; 处理，浏览器按 max-width:100% 缩放到栏宽——实测 500px 的图在官网渲染为 337.5px 的正方形。</w:t>
+      </w:r>
+    </w:p>
+    <w:p>
+      <w:pPr>
+        <w:pStyle w:val="ListBullet"/>
+        <w:spacing w:after="60" w:line="300" w:lineRule="auto"/>
+        <w:ind w:left="369" w:hanging="142"/>
+      </w:pPr>
+      <w:r>
+        <w:rPr>
+          <w:rFonts w:ascii="Aptos" w:hAnsi="Aptos" w:eastAsia="Microsoft YaHei"/>
+          <w:b w:val="0"/>
+          <w:color w:val="303030"/>
+          <w:sz w:val="20"/>
+        </w:rPr>
+        <w:t>正文图片改为与浏览器一致：不超过栏宽（339px）的图片保留 CMS 标注尺寸（例如 100×100 的奖项徽章、291×36 的分隔条），超过栏宽的图片按栏宽等比显示（width:100% + widthFix），不再裁切。</w:t>
+      </w:r>
+    </w:p>
+    <w:p>
+      <w:pPr>
+        <w:pStyle w:val="ListBullet"/>
+        <w:spacing w:after="60" w:line="300" w:lineRule="auto"/>
+        <w:ind w:left="369" w:hanging="142"/>
+      </w:pPr>
+      <w:r>
+        <w:rPr>
+          <w:rFonts w:ascii="Aptos" w:hAnsi="Aptos" w:eastAsia="Microsoft YaHei"/>
+          <w:b w:val="0"/>
+          <w:color w:val="303030"/>
+          <w:sz w:val="20"/>
+        </w:rPr>
+        <w:t>CMS 中指向旧 Blob 域（storelegaloneprod.blob.core.windows.net）的图片地址改为官网 CDN，与 rich-text 共用同一套 URL 规则，否则小程序侧无法下载该图。</w:t>
+      </w:r>
+    </w:p>
+    <w:p>
+      <w:pPr>
+        <w:pStyle w:val="ListBullet"/>
+        <w:spacing w:after="60" w:line="300" w:lineRule="auto"/>
+        <w:ind w:left="369" w:hanging="142"/>
+      </w:pPr>
+      <w:r>
+        <w:rPr>
+          <w:rFonts w:ascii="Aptos" w:hAnsi="Aptos" w:eastAsia="Microsoft YaHei"/>
+          <w:b w:val="0"/>
+          <w:color w:val="303030"/>
+          <w:sz w:val="20"/>
+        </w:rPr>
+        <w:t>线上核对 Humanoid robotics 一文：27 个正文块，两张信息图改为整栏宽显示，291×36 分隔条保留原尺寸，base64 图片仍写入本地文件后再引用，页面 data 约 15 KB。</w:t>
+      </w:r>
+    </w:p>
+    <w:p>
+      <w:pPr>
         <w:pStyle w:val="Heading1"/>
         <w:keepNext/>
         <w:spacing w:before="280" w:after="140" w:line="264" w:lineRule="auto"/>
@@ -3023,6 +3402,119 @@
                 <w:color w:val="303030"/>
                 <w:sz w:val="18"/>
               </w:rPr>
+              <w:t>页面框架与页脚</w:t>
+            </w:r>
+          </w:p>
+        </w:tc>
+        <w:tc>
+          <w:tcPr>
+            <w:tcW w:type="dxa" w:w="3969"/>
+            <w:vAlign w:val="center"/>
+            <w:tcBorders>
+              <w:top w:val="single" w:sz="6" w:color="D9D9D9"/>
+              <w:left w:val="single" w:sz="6" w:color="D9D9D9"/>
+              <w:bottom w:val="single" w:sz="6" w:color="D9D9D9"/>
+              <w:right w:val="single" w:sz="6" w:color="D9D9D9"/>
+              <w:insideH w:val="single" w:sz="6" w:color="D9D9D9"/>
+              <w:insideV w:val="single" w:sz="6" w:color="D9D9D9"/>
+            </w:tcBorders>
+            <w:tcMar>
+              <w:top w:w="100" w:type="dxa"/>
+              <w:start w:w="120" w:type="dxa"/>
+              <w:bottom w:w="100" w:type="dxa"/>
+              <w:end w:w="120" w:type="dxa"/>
+            </w:tcMar>
+          </w:tcPr>
+          <w:p>
+            <w:pPr>
+              <w:spacing w:after="0" w:line="288" w:lineRule="auto"/>
+              <w:jc w:val="left"/>
+            </w:pPr>
+            <w:r>
+              <w:rPr>
+                <w:rFonts w:ascii="Aptos" w:hAnsi="Aptos" w:eastAsia="Microsoft YaHei"/>
+                <w:b w:val="0"/>
+                <w:color w:val="303030"/>
+                <w:sz w:val="18"/>
+              </w:rPr>
+              <w:t>app.wxss</w:t>
+              <w:br/>
+              <w:t>components/site-footer/site-footer.wxss</w:t>
+            </w:r>
+          </w:p>
+        </w:tc>
+        <w:tc>
+          <w:tcPr>
+            <w:tcW w:type="dxa" w:w="3288"/>
+            <w:vAlign w:val="center"/>
+            <w:tcBorders>
+              <w:top w:val="single" w:sz="6" w:color="D9D9D9"/>
+              <w:left w:val="single" w:sz="6" w:color="D9D9D9"/>
+              <w:bottom w:val="single" w:sz="6" w:color="D9D9D9"/>
+              <w:right w:val="single" w:sz="6" w:color="D9D9D9"/>
+              <w:insideH w:val="single" w:sz="6" w:color="D9D9D9"/>
+              <w:insideV w:val="single" w:sz="6" w:color="D9D9D9"/>
+            </w:tcBorders>
+            <w:tcMar>
+              <w:top w:w="100" w:type="dxa"/>
+              <w:start w:w="120" w:type="dxa"/>
+              <w:bottom w:w="100" w:type="dxa"/>
+              <w:end w:w="120" w:type="dxa"/>
+            </w:tcMar>
+          </w:tcPr>
+          <w:p>
+            <w:pPr>
+              <w:spacing w:after="0" w:line="288" w:lineRule="auto"/>
+              <w:jc w:val="left"/>
+            </w:pPr>
+            <w:r>
+              <w:rPr>
+                <w:rFonts w:ascii="Aptos" w:hAnsi="Aptos" w:eastAsia="Microsoft YaHei"/>
+                <w:b w:val="0"/>
+                <w:color w:val="303030"/>
+                <w:sz w:val="18"/>
+              </w:rPr>
+              <w:t>page 改为撑满一屏的 flex 列，页脚固定在底部</w:t>
+            </w:r>
+          </w:p>
+        </w:tc>
+      </w:tr>
+      <w:tr>
+        <w:trPr>
+          <w:cantSplit/>
+        </w:trPr>
+        <w:tc>
+          <w:tcPr>
+            <w:tcW w:type="dxa" w:w="1474"/>
+            <w:vAlign w:val="center"/>
+            <w:tcBorders>
+              <w:top w:val="single" w:sz="6" w:color="D9D9D9"/>
+              <w:left w:val="single" w:sz="6" w:color="D9D9D9"/>
+              <w:bottom w:val="single" w:sz="6" w:color="D9D9D9"/>
+              <w:right w:val="single" w:sz="6" w:color="D9D9D9"/>
+              <w:insideH w:val="single" w:sz="6" w:color="D9D9D9"/>
+              <w:insideV w:val="single" w:sz="6" w:color="D9D9D9"/>
+            </w:tcBorders>
+            <w:tcMar>
+              <w:top w:w="100" w:type="dxa"/>
+              <w:start w:w="120" w:type="dxa"/>
+              <w:bottom w:w="100" w:type="dxa"/>
+              <w:end w:w="120" w:type="dxa"/>
+            </w:tcMar>
+            <w:shd w:fill="EDF6FA"/>
+          </w:tcPr>
+          <w:p>
+            <w:pPr>
+              <w:spacing w:after="0" w:line="288" w:lineRule="auto"/>
+              <w:jc w:val="left"/>
+            </w:pPr>
+            <w:r>
+              <w:rPr>
+                <w:rFonts w:ascii="Aptos" w:hAnsi="Aptos" w:eastAsia="Microsoft YaHei"/>
+                <w:b w:val="0"/>
+                <w:color w:val="303030"/>
+                <w:sz w:val="18"/>
+              </w:rPr>
               <w:t>web-view 兜底页</w:t>
             </w:r>
           </w:p>
@@ -3045,6 +3537,7 @@
               <w:bottom w:w="100" w:type="dxa"/>
               <w:end w:w="120" w:type="dxa"/>
             </w:tcMar>
+            <w:shd w:fill="EDF6FA"/>
           </w:tcPr>
           <w:p>
             <w:pPr>
@@ -3084,6 +3577,7 @@
               <w:bottom w:w="100" w:type="dxa"/>
               <w:end w:w="120" w:type="dxa"/>
             </w:tcMar>
+            <w:shd w:fill="EDF6FA"/>
           </w:tcPr>
           <w:p>
             <w:pPr>
@@ -3124,7 +3618,6 @@
               <w:bottom w:w="100" w:type="dxa"/>
               <w:end w:w="120" w:type="dxa"/>
             </w:tcMar>
-            <w:shd w:fill="EDF6FA"/>
           </w:tcPr>
           <w:p>
             <w:pPr>
@@ -3160,7 +3653,6 @@
               <w:bottom w:w="100" w:type="dxa"/>
               <w:end w:w="120" w:type="dxa"/>
             </w:tcMar>
-            <w:shd w:fill="EDF6FA"/>
           </w:tcPr>
           <w:p>
             <w:pPr>
@@ -3202,7 +3694,6 @@
               <w:bottom w:w="100" w:type="dxa"/>
               <w:end w:w="120" w:type="dxa"/>
             </w:tcMar>
-            <w:shd w:fill="EDF6FA"/>
           </w:tcPr>
           <w:p>
             <w:pPr>
@@ -3243,6 +3734,7 @@
               <w:bottom w:w="100" w:type="dxa"/>
               <w:end w:w="120" w:type="dxa"/>
             </w:tcMar>
+            <w:shd w:fill="EDF6FA"/>
           </w:tcPr>
           <w:p>
             <w:pPr>
@@ -3278,6 +3770,7 @@
               <w:bottom w:w="100" w:type="dxa"/>
               <w:end w:w="120" w:type="dxa"/>
             </w:tcMar>
+            <w:shd w:fill="EDF6FA"/>
           </w:tcPr>
           <w:p>
             <w:pPr>
@@ -3315,6 +3808,7 @@
               <w:bottom w:w="100" w:type="dxa"/>
               <w:end w:w="120" w:type="dxa"/>
             </w:tcMar>
+            <w:shd w:fill="EDF6FA"/>
           </w:tcPr>
           <w:p>
             <w:pPr>
@@ -3355,7 +3849,6 @@
               <w:bottom w:w="100" w:type="dxa"/>
               <w:end w:w="120" w:type="dxa"/>
             </w:tcMar>
-            <w:shd w:fill="EDF6FA"/>
           </w:tcPr>
           <w:p>
             <w:pPr>
@@ -3391,7 +3884,6 @@
               <w:bottom w:w="100" w:type="dxa"/>
               <w:end w:w="120" w:type="dxa"/>
             </w:tcMar>
-            <w:shd w:fill="EDF6FA"/>
           </w:tcPr>
           <w:p>
             <w:pPr>
@@ -3431,7 +3923,6 @@
               <w:bottom w:w="100" w:type="dxa"/>
               <w:end w:w="120" w:type="dxa"/>
             </w:tcMar>
-            <w:shd w:fill="EDF6FA"/>
           </w:tcPr>
           <w:p>
             <w:pPr>
@@ -4150,6 +4641,229 @@
                 <w:sz w:val="18"/>
               </w:rPr>
               <w:t>示例报道（CMS 正文 1.4 MB）的页面 data 由约 1.4 MB 降到约 7 KB，两张 base64 图片写入本地文件后再引用</w:t>
+            </w:r>
+          </w:p>
+        </w:tc>
+      </w:tr>
+      <w:tr>
+        <w:trPr>
+          <w:cantSplit/>
+        </w:trPr>
+        <w:tc>
+          <w:tcPr>
+            <w:tcW w:type="dxa" w:w="1701"/>
+            <w:vAlign w:val="center"/>
+            <w:tcBorders>
+              <w:top w:val="single" w:sz="6" w:color="D9D9D9"/>
+              <w:left w:val="single" w:sz="6" w:color="D9D9D9"/>
+              <w:bottom w:val="single" w:sz="6" w:color="D9D9D9"/>
+              <w:right w:val="single" w:sz="6" w:color="D9D9D9"/>
+              <w:insideH w:val="single" w:sz="6" w:color="D9D9D9"/>
+              <w:insideV w:val="single" w:sz="6" w:color="D9D9D9"/>
+            </w:tcBorders>
+            <w:tcMar>
+              <w:top w:w="100" w:type="dxa"/>
+              <w:start w:w="120" w:type="dxa"/>
+              <w:bottom w:w="100" w:type="dxa"/>
+              <w:end w:w="120" w:type="dxa"/>
+            </w:tcMar>
+            <w:shd w:fill="EDF6FA"/>
+          </w:tcPr>
+          <w:p>
+            <w:pPr>
+              <w:spacing w:after="0" w:line="288" w:lineRule="auto"/>
+              <w:jc w:val="left"/>
+            </w:pPr>
+            <w:r>
+              <w:rPr>
+                <w:rFonts w:ascii="Aptos" w:hAnsi="Aptos" w:eastAsia="Microsoft YaHei"/>
+                <w:b w:val="0"/>
+                <w:color w:val="303030"/>
+                <w:sz w:val="18"/>
+              </w:rPr>
+              <w:t>页脚定位</w:t>
+            </w:r>
+          </w:p>
+        </w:tc>
+        <w:tc>
+          <w:tcPr>
+            <w:tcW w:type="dxa" w:w="1247"/>
+            <w:vAlign w:val="center"/>
+            <w:tcBorders>
+              <w:top w:val="single" w:sz="6" w:color="D9D9D9"/>
+              <w:left w:val="single" w:sz="6" w:color="D9D9D9"/>
+              <w:bottom w:val="single" w:sz="6" w:color="D9D9D9"/>
+              <w:right w:val="single" w:sz="6" w:color="D9D9D9"/>
+              <w:insideH w:val="single" w:sz="6" w:color="D9D9D9"/>
+              <w:insideV w:val="single" w:sz="6" w:color="D9D9D9"/>
+            </w:tcBorders>
+            <w:tcMar>
+              <w:top w:w="100" w:type="dxa"/>
+              <w:start w:w="120" w:type="dxa"/>
+              <w:bottom w:w="100" w:type="dxa"/>
+              <w:end w:w="120" w:type="dxa"/>
+            </w:tcMar>
+            <w:shd w:fill="EDF6FA"/>
+          </w:tcPr>
+          <w:p>
+            <w:pPr>
+              <w:spacing w:after="0" w:line="288" w:lineRule="auto"/>
+              <w:jc w:val="left"/>
+            </w:pPr>
+            <w:r>
+              <w:rPr>
+                <w:rFonts w:ascii="Aptos" w:hAnsi="Aptos" w:eastAsia="Microsoft YaHei"/>
+                <w:b w:val="0"/>
+                <w:color w:val="303030"/>
+                <w:sz w:val="18"/>
+              </w:rPr>
+              <w:t>通过</w:t>
+            </w:r>
+          </w:p>
+        </w:tc>
+        <w:tc>
+          <w:tcPr>
+            <w:tcW w:type="dxa" w:w="5783"/>
+            <w:vAlign w:val="center"/>
+            <w:tcBorders>
+              <w:top w:val="single" w:sz="6" w:color="D9D9D9"/>
+              <w:left w:val="single" w:sz="6" w:color="D9D9D9"/>
+              <w:bottom w:val="single" w:sz="6" w:color="D9D9D9"/>
+              <w:right w:val="single" w:sz="6" w:color="D9D9D9"/>
+              <w:insideH w:val="single" w:sz="6" w:color="D9D9D9"/>
+              <w:insideV w:val="single" w:sz="6" w:color="D9D9D9"/>
+            </w:tcBorders>
+            <w:tcMar>
+              <w:top w:w="100" w:type="dxa"/>
+              <w:start w:w="120" w:type="dxa"/>
+              <w:bottom w:w="100" w:type="dxa"/>
+              <w:end w:w="120" w:type="dxa"/>
+            </w:tcMar>
+            <w:shd w:fill="EDF6FA"/>
+          </w:tcPr>
+          <w:p>
+            <w:pPr>
+              <w:spacing w:after="0" w:line="288" w:lineRule="auto"/>
+              <w:jc w:val="left"/>
+            </w:pPr>
+            <w:r>
+              <w:rPr>
+                <w:rFonts w:ascii="Aptos" w:hAnsi="Aptos" w:eastAsia="Microsoft YaHei"/>
+                <w:b w:val="0"/>
+                <w:color w:val="303030"/>
+                <w:sz w:val="18"/>
+              </w:rPr>
+              <w:t>以 375×812 复刻空内容页确认页脚位于视口底部；并核对官网 /sign_in 同为页脚贴底（页面高度=视口高度）</w:t>
+            </w:r>
+          </w:p>
+        </w:tc>
+      </w:tr>
+      <w:tr>
+        <w:trPr>
+          <w:cantSplit/>
+        </w:trPr>
+        <w:tc>
+          <w:tcPr>
+            <w:tcW w:type="dxa" w:w="1701"/>
+            <w:vAlign w:val="center"/>
+            <w:tcBorders>
+              <w:top w:val="single" w:sz="6" w:color="D9D9D9"/>
+              <w:left w:val="single" w:sz="6" w:color="D9D9D9"/>
+              <w:bottom w:val="single" w:sz="6" w:color="D9D9D9"/>
+              <w:right w:val="single" w:sz="6" w:color="D9D9D9"/>
+              <w:insideH w:val="single" w:sz="6" w:color="D9D9D9"/>
+              <w:insideV w:val="single" w:sz="6" w:color="D9D9D9"/>
+            </w:tcBorders>
+            <w:tcMar>
+              <w:top w:w="100" w:type="dxa"/>
+              <w:start w:w="120" w:type="dxa"/>
+              <w:bottom w:w="100" w:type="dxa"/>
+              <w:end w:w="120" w:type="dxa"/>
+            </w:tcMar>
+          </w:tcPr>
+          <w:p>
+            <w:pPr>
+              <w:spacing w:after="0" w:line="288" w:lineRule="auto"/>
+              <w:jc w:val="left"/>
+            </w:pPr>
+            <w:r>
+              <w:rPr>
+                <w:rFonts w:ascii="Aptos" w:hAnsi="Aptos" w:eastAsia="Microsoft YaHei"/>
+                <w:b w:val="0"/>
+                <w:color w:val="303030"/>
+                <w:sz w:val="18"/>
+              </w:rPr>
+              <w:t>文章图片尺寸</w:t>
+            </w:r>
+          </w:p>
+        </w:tc>
+        <w:tc>
+          <w:tcPr>
+            <w:tcW w:type="dxa" w:w="1247"/>
+            <w:vAlign w:val="center"/>
+            <w:tcBorders>
+              <w:top w:val="single" w:sz="6" w:color="D9D9D9"/>
+              <w:left w:val="single" w:sz="6" w:color="D9D9D9"/>
+              <w:bottom w:val="single" w:sz="6" w:color="D9D9D9"/>
+              <w:right w:val="single" w:sz="6" w:color="D9D9D9"/>
+              <w:insideH w:val="single" w:sz="6" w:color="D9D9D9"/>
+              <w:insideV w:val="single" w:sz="6" w:color="D9D9D9"/>
+            </w:tcBorders>
+            <w:tcMar>
+              <w:top w:w="100" w:type="dxa"/>
+              <w:start w:w="120" w:type="dxa"/>
+              <w:bottom w:w="100" w:type="dxa"/>
+              <w:end w:w="120" w:type="dxa"/>
+            </w:tcMar>
+          </w:tcPr>
+          <w:p>
+            <w:pPr>
+              <w:spacing w:after="0" w:line="288" w:lineRule="auto"/>
+              <w:jc w:val="left"/>
+            </w:pPr>
+            <w:r>
+              <w:rPr>
+                <w:rFonts w:ascii="Aptos" w:hAnsi="Aptos" w:eastAsia="Microsoft YaHei"/>
+                <w:b w:val="0"/>
+                <w:color w:val="303030"/>
+                <w:sz w:val="18"/>
+              </w:rPr>
+              <w:t>通过</w:t>
+            </w:r>
+          </w:p>
+        </w:tc>
+        <w:tc>
+          <w:tcPr>
+            <w:tcW w:type="dxa" w:w="5783"/>
+            <w:vAlign w:val="center"/>
+            <w:tcBorders>
+              <w:top w:val="single" w:sz="6" w:color="D9D9D9"/>
+              <w:left w:val="single" w:sz="6" w:color="D9D9D9"/>
+              <w:bottom w:val="single" w:sz="6" w:color="D9D9D9"/>
+              <w:right w:val="single" w:sz="6" w:color="D9D9D9"/>
+              <w:insideH w:val="single" w:sz="6" w:color="D9D9D9"/>
+              <w:insideV w:val="single" w:sz="6" w:color="D9D9D9"/>
+            </w:tcBorders>
+            <w:tcMar>
+              <w:top w:w="100" w:type="dxa"/>
+              <w:start w:w="120" w:type="dxa"/>
+              <w:bottom w:w="100" w:type="dxa"/>
+              <w:end w:w="120" w:type="dxa"/>
+            </w:tcMar>
+          </w:tcPr>
+          <w:p>
+            <w:pPr>
+              <w:spacing w:after="0" w:line="288" w:lineRule="auto"/>
+              <w:jc w:val="left"/>
+            </w:pPr>
+            <w:r>
+              <w:rPr>
+                <w:rFonts w:ascii="Aptos" w:hAnsi="Aptos" w:eastAsia="Microsoft YaHei"/>
+                <w:b w:val="0"/>
+                <w:color w:val="303030"/>
+                <w:sz w:val="18"/>
+              </w:rPr>
+              <w:t>线上核对 Humanoid robotics 一文：500px 信息图改为整栏宽，291×36 分隔条保留原尺寸，旧 Blob 地址改写为 CDN</w:t>
             </w:r>
           </w:p>
         </w:tc>
@@ -4954,6 +5668,38 @@
           <w:color w:val="303030"/>
           <w:sz w:val="20"/>
         </w:rPr>
+        <w:t>页面跳转：从列表进入任一详情页，确认加载过程中页脚位于屏幕底部，不会出现“整页只有页脚”的画面。</w:t>
+      </w:r>
+    </w:p>
+    <w:p>
+      <w:pPr>
+        <w:pStyle w:val="ListBullet"/>
+        <w:spacing w:after="60" w:line="300" w:lineRule="auto"/>
+        <w:ind w:left="369" w:hanging="142"/>
+      </w:pPr>
+      <w:r>
+        <w:rPr>
+          <w:rFonts w:ascii="Aptos" w:hAnsi="Aptos" w:eastAsia="Microsoft YaHei"/>
+          <w:b w:val="0"/>
+          <w:color w:val="303030"/>
+          <w:sz w:val="20"/>
+        </w:rPr>
+        <w:t>文章详情：确认正文中的信息图完整显示、未被右侧裁切，奖项徽章等小图保持原尺寸。</w:t>
+      </w:r>
+    </w:p>
+    <w:p>
+      <w:pPr>
+        <w:pStyle w:val="ListBullet"/>
+        <w:spacing w:after="60" w:line="300" w:lineRule="auto"/>
+        <w:ind w:left="369" w:hanging="142"/>
+      </w:pPr>
+      <w:r>
+        <w:rPr>
+          <w:rFonts w:ascii="Aptos" w:hAnsi="Aptos" w:eastAsia="Microsoft YaHei"/>
+          <w:b w:val="0"/>
+          <w:color w:val="303030"/>
+          <w:sz w:val="20"/>
+        </w:rPr>
         <w:t>律所档案：抽查 Grandway Law Offices，确认 Head office（Beijing, China）为计数区第一格、标题为官网链接蓝、竖线与首行分隔线位置正确，并可进入该办公室档案页；再抽查一家没有 headOffice 标记的律所，确认该行不出现。</w:t>
       </w:r>
     </w:p>

--- a/deliverables/LegalOne小程序第三轮页面修复变更说明.docx
+++ b/deliverables/LegalOne小程序第三轮页面修复变更说明.docx
@@ -1208,6 +1208,119 @@
                 <w:sz w:val="18"/>
               </w:rPr>
               <w:t>正文图片与浏览器一样按栏宽封顶：超过栏宽的信息图等比缩放到栏宽，小于栏宽的徽章 / 分隔条保留原尺寸；旧 Blob 域图片地址改写为官网 CDN</w:t>
+            </w:r>
+          </w:p>
+        </w:tc>
+      </w:tr>
+      <w:tr>
+        <w:trPr>
+          <w:cantSplit/>
+        </w:trPr>
+        <w:tc>
+          <w:tcPr>
+            <w:tcW w:type="dxa" w:w="624"/>
+            <w:vAlign w:val="center"/>
+            <w:tcBorders>
+              <w:top w:val="single" w:sz="6" w:color="D9D9D9"/>
+              <w:left w:val="single" w:sz="6" w:color="D9D9D9"/>
+              <w:bottom w:val="single" w:sz="6" w:color="D9D9D9"/>
+              <w:right w:val="single" w:sz="6" w:color="D9D9D9"/>
+              <w:insideH w:val="single" w:sz="6" w:color="D9D9D9"/>
+              <w:insideV w:val="single" w:sz="6" w:color="D9D9D9"/>
+            </w:tcBorders>
+            <w:tcMar>
+              <w:top w:w="100" w:type="dxa"/>
+              <w:start w:w="120" w:type="dxa"/>
+              <w:bottom w:w="100" w:type="dxa"/>
+              <w:end w:w="120" w:type="dxa"/>
+            </w:tcMar>
+            <w:shd w:fill="EDF6FA"/>
+          </w:tcPr>
+          <w:p>
+            <w:pPr>
+              <w:spacing w:after="0" w:line="288" w:lineRule="auto"/>
+              <w:jc w:val="center"/>
+            </w:pPr>
+            <w:r>
+              <w:rPr>
+                <w:rFonts w:ascii="Aptos" w:hAnsi="Aptos" w:eastAsia="Microsoft YaHei"/>
+                <w:b w:val="0"/>
+                <w:color w:val="303030"/>
+                <w:sz w:val="18"/>
+              </w:rPr>
+              <w:t>10</w:t>
+            </w:r>
+          </w:p>
+        </w:tc>
+        <w:tc>
+          <w:tcPr>
+            <w:tcW w:type="dxa" w:w="3005"/>
+            <w:vAlign w:val="center"/>
+            <w:tcBorders>
+              <w:top w:val="single" w:sz="6" w:color="D9D9D9"/>
+              <w:left w:val="single" w:sz="6" w:color="D9D9D9"/>
+              <w:bottom w:val="single" w:sz="6" w:color="D9D9D9"/>
+              <w:right w:val="single" w:sz="6" w:color="D9D9D9"/>
+              <w:insideH w:val="single" w:sz="6" w:color="D9D9D9"/>
+              <w:insideV w:val="single" w:sz="6" w:color="D9D9D9"/>
+            </w:tcBorders>
+            <w:tcMar>
+              <w:top w:w="100" w:type="dxa"/>
+              <w:start w:w="120" w:type="dxa"/>
+              <w:bottom w:w="100" w:type="dxa"/>
+              <w:end w:w="120" w:type="dxa"/>
+            </w:tcMar>
+            <w:shd w:fill="EDF6FA"/>
+          </w:tcPr>
+          <w:p>
+            <w:pPr>
+              <w:spacing w:after="0" w:line="288" w:lineRule="auto"/>
+              <w:jc w:val="left"/>
+            </w:pPr>
+            <w:r>
+              <w:rPr>
+                <w:rFonts w:ascii="Aptos" w:hAnsi="Aptos" w:eastAsia="Microsoft YaHei"/>
+                <w:b w:val="0"/>
+                <w:color w:val="303030"/>
+                <w:sz w:val="18"/>
+              </w:rPr>
+              <w:t>数据页需要加载中占位</w:t>
+            </w:r>
+          </w:p>
+        </w:tc>
+        <w:tc>
+          <w:tcPr>
+            <w:tcW w:type="dxa" w:w="5102"/>
+            <w:vAlign w:val="center"/>
+            <w:tcBorders>
+              <w:top w:val="single" w:sz="6" w:color="D9D9D9"/>
+              <w:left w:val="single" w:sz="6" w:color="D9D9D9"/>
+              <w:bottom w:val="single" w:sz="6" w:color="D9D9D9"/>
+              <w:right w:val="single" w:sz="6" w:color="D9D9D9"/>
+              <w:insideH w:val="single" w:sz="6" w:color="D9D9D9"/>
+              <w:insideV w:val="single" w:sz="6" w:color="D9D9D9"/>
+            </w:tcBorders>
+            <w:tcMar>
+              <w:top w:w="100" w:type="dxa"/>
+              <w:start w:w="120" w:type="dxa"/>
+              <w:bottom w:w="100" w:type="dxa"/>
+              <w:end w:w="120" w:type="dxa"/>
+            </w:tcMar>
+            <w:shd w:fill="EDF6FA"/>
+          </w:tcPr>
+          <w:p>
+            <w:pPr>
+              <w:spacing w:after="0" w:line="288" w:lineRule="auto"/>
+              <w:jc w:val="left"/>
+            </w:pPr>
+            <w:r>
+              <w:rPr>
+                <w:rFonts w:ascii="Aptos" w:hAnsi="Aptos" w:eastAsia="Microsoft YaHei"/>
+                <w:b w:val="0"/>
+                <w:color w:val="303030"/>
+                <w:sz w:val="18"/>
+              </w:rPr>
+              <w:t>共用 .page-loading（撑满一屏、居中 Loading...，页脚落在首屏外）套用到 12 个已有 Loading 文案的页面；6 个列表页增加首屏加载行；文章与交易详情页补上 loading / unavailable 状态</w:t>
             </w:r>
           </w:p>
         </w:tc>
@@ -2927,6 +3040,100 @@
           <w:color w:val="000000"/>
           <w:sz w:val="24"/>
         </w:rPr>
+        <w:t>8.1 数据页的“加载中”占位</w:t>
+      </w:r>
+    </w:p>
+    <w:p>
+      <w:pPr>
+        <w:spacing w:after="120" w:line="324" w:lineRule="auto"/>
+      </w:pPr>
+      <w:r>
+        <w:rPr>
+          <w:rFonts w:ascii="Aptos" w:hAnsi="Aptos" w:eastAsia="Microsoft YaHei"/>
+          <w:b w:val="0"/>
+          <w:color w:val="303030"/>
+          <w:sz w:val="21"/>
+        </w:rPr>
+        <w:t>按贵方要求，数据页在等待接口期间显示加载中占位，而不是空白页面。</w:t>
+      </w:r>
+    </w:p>
+    <w:p>
+      <w:pPr>
+        <w:pStyle w:val="ListBullet"/>
+        <w:spacing w:after="60" w:line="300" w:lineRule="auto"/>
+        <w:ind w:left="369" w:hanging="142"/>
+      </w:pPr>
+      <w:r>
+        <w:rPr>
+          <w:rFonts w:ascii="Aptos" w:hAnsi="Aptos" w:eastAsia="Microsoft YaHei"/>
+          <w:b w:val="0"/>
+          <w:color w:val="303030"/>
+          <w:sz w:val="20"/>
+        </w:rPr>
+        <w:t>新增共用样式 .page-loading：撑满一屏、垂直居中显示 Loading...，页脚因此落在首屏之外；已有 Loading 文案的 12 个页面（账号、公告详情、切换 sector、仪表盘、表单下载、律所档案、办公室、律师档案、资料编辑、验证页等）直接套用该样式。</w:t>
+      </w:r>
+    </w:p>
+    <w:p>
+      <w:pPr>
+        <w:pStyle w:val="ListBullet"/>
+        <w:spacing w:after="60" w:line="300" w:lineRule="auto"/>
+        <w:ind w:left="369" w:hanging="142"/>
+      </w:pPr>
+      <w:r>
+        <w:rPr>
+          <w:rFonts w:ascii="Aptos" w:hAnsi="Aptos" w:eastAsia="Microsoft YaHei"/>
+          <w:b w:val="0"/>
+          <w:color w:val="303030"/>
+          <w:sz w:val="20"/>
+        </w:rPr>
+        <w:t>列表页（公告 / 文章 / 奖项 / 交易 / 律所 / 亮点）新增首屏加载行 .list-loading，在首批结果返回前于列表区域显示 Loading...，不会再出现空白列表。</w:t>
+      </w:r>
+    </w:p>
+    <w:p>
+      <w:pPr>
+        <w:pStyle w:val="ListBullet"/>
+        <w:spacing w:after="60" w:line="300" w:lineRule="auto"/>
+        <w:ind w:left="369" w:hanging="142"/>
+      </w:pPr>
+      <w:r>
+        <w:rPr>
+          <w:rFonts w:ascii="Aptos" w:hAnsi="Aptos" w:eastAsia="Microsoft YaHei"/>
+          <w:b w:val="0"/>
+          <w:color w:val="303030"/>
+          <w:sz w:val="20"/>
+        </w:rPr>
+        <w:t>文章详情与交易详情此前没有任何加载状态，本次补上 loading / unavailable 两种状态：加载中显示 Loading...，取不到数据时显示“暂时无法显示”，不再是不明所以的空白页。</w:t>
+      </w:r>
+    </w:p>
+    <w:p>
+      <w:pPr>
+        <w:pStyle w:val="ListBullet"/>
+        <w:spacing w:after="60" w:line="300" w:lineRule="auto"/>
+        <w:ind w:left="369" w:hanging="142"/>
+      </w:pPr>
+      <w:r>
+        <w:rPr>
+          <w:rFonts w:ascii="Aptos" w:hAnsi="Aptos" w:eastAsia="Microsoft YaHei"/>
+          <w:b w:val="0"/>
+          <w:color w:val="303030"/>
+          <w:sz w:val="20"/>
+        </w:rPr>
+        <w:t>以 375×812 复刻确认：加载期间只显示页头与居中的 Loading...，页脚被推到首屏之外；数据到达后恢复正常布局。</w:t>
+      </w:r>
+    </w:p>
+    <w:p>
+      <w:pPr>
+        <w:pStyle w:val="Heading2"/>
+        <w:keepNext/>
+        <w:spacing w:before="180" w:after="100" w:line="264" w:lineRule="auto"/>
+      </w:pPr>
+      <w:r>
+        <w:rPr>
+          <w:rFonts w:ascii="Aptos" w:hAnsi="Aptos" w:eastAsia="Microsoft YaHei"/>
+          <w:b/>
+          <w:color w:val="000000"/>
+          <w:sz w:val="24"/>
+        </w:rPr>
         <w:t>9. 文章正文图片被右侧裁切</w:t>
       </w:r>
     </w:p>
@@ -3515,6 +3722,120 @@
                 <w:color w:val="303030"/>
                 <w:sz w:val="18"/>
               </w:rPr>
+              <w:t>加载中占位</w:t>
+            </w:r>
+          </w:p>
+        </w:tc>
+        <w:tc>
+          <w:tcPr>
+            <w:tcW w:type="dxa" w:w="3969"/>
+            <w:vAlign w:val="center"/>
+            <w:tcBorders>
+              <w:top w:val="single" w:sz="6" w:color="D9D9D9"/>
+              <w:left w:val="single" w:sz="6" w:color="D9D9D9"/>
+              <w:bottom w:val="single" w:sz="6" w:color="D9D9D9"/>
+              <w:right w:val="single" w:sz="6" w:color="D9D9D9"/>
+              <w:insideH w:val="single" w:sz="6" w:color="D9D9D9"/>
+              <w:insideV w:val="single" w:sz="6" w:color="D9D9D9"/>
+            </w:tcBorders>
+            <w:tcMar>
+              <w:top w:w="100" w:type="dxa"/>
+              <w:start w:w="120" w:type="dxa"/>
+              <w:bottom w:w="100" w:type="dxa"/>
+              <w:end w:w="120" w:type="dxa"/>
+            </w:tcMar>
+            <w:shd w:fill="EDF6FA"/>
+          </w:tcPr>
+          <w:p>
+            <w:pPr>
+              <w:spacing w:after="0" w:line="288" w:lineRule="auto"/>
+              <w:jc w:val="left"/>
+            </w:pPr>
+            <w:r>
+              <w:rPr>
+                <w:rFonts w:ascii="Aptos" w:hAnsi="Aptos" w:eastAsia="Microsoft YaHei"/>
+                <w:b w:val="0"/>
+                <w:color w:val="303030"/>
+                <w:sz w:val="18"/>
+              </w:rPr>
+              <w:t>app.wxss</w:t>
+              <w:br/>
+              <w:t>pages/*/*.wxml（数据页）</w:t>
+            </w:r>
+          </w:p>
+        </w:tc>
+        <w:tc>
+          <w:tcPr>
+            <w:tcW w:type="dxa" w:w="3288"/>
+            <w:vAlign w:val="center"/>
+            <w:tcBorders>
+              <w:top w:val="single" w:sz="6" w:color="D9D9D9"/>
+              <w:left w:val="single" w:sz="6" w:color="D9D9D9"/>
+              <w:bottom w:val="single" w:sz="6" w:color="D9D9D9"/>
+              <w:right w:val="single" w:sz="6" w:color="D9D9D9"/>
+              <w:insideH w:val="single" w:sz="6" w:color="D9D9D9"/>
+              <w:insideV w:val="single" w:sz="6" w:color="D9D9D9"/>
+            </w:tcBorders>
+            <w:tcMar>
+              <w:top w:w="100" w:type="dxa"/>
+              <w:start w:w="120" w:type="dxa"/>
+              <w:bottom w:w="100" w:type="dxa"/>
+              <w:end w:w="120" w:type="dxa"/>
+            </w:tcMar>
+            <w:shd w:fill="EDF6FA"/>
+          </w:tcPr>
+          <w:p>
+            <w:pPr>
+              <w:spacing w:after="0" w:line="288" w:lineRule="auto"/>
+              <w:jc w:val="left"/>
+            </w:pPr>
+            <w:r>
+              <w:rPr>
+                <w:rFonts w:ascii="Aptos" w:hAnsi="Aptos" w:eastAsia="Microsoft YaHei"/>
+                <w:b w:val="0"/>
+                <w:color w:val="303030"/>
+                <w:sz w:val="18"/>
+              </w:rPr>
+              <w:t>共用 .page-loading / .list-loading，详情页补 loading / unavailable 状态</w:t>
+            </w:r>
+          </w:p>
+        </w:tc>
+      </w:tr>
+      <w:tr>
+        <w:trPr>
+          <w:cantSplit/>
+        </w:trPr>
+        <w:tc>
+          <w:tcPr>
+            <w:tcW w:type="dxa" w:w="1474"/>
+            <w:vAlign w:val="center"/>
+            <w:tcBorders>
+              <w:top w:val="single" w:sz="6" w:color="D9D9D9"/>
+              <w:left w:val="single" w:sz="6" w:color="D9D9D9"/>
+              <w:bottom w:val="single" w:sz="6" w:color="D9D9D9"/>
+              <w:right w:val="single" w:sz="6" w:color="D9D9D9"/>
+              <w:insideH w:val="single" w:sz="6" w:color="D9D9D9"/>
+              <w:insideV w:val="single" w:sz="6" w:color="D9D9D9"/>
+            </w:tcBorders>
+            <w:tcMar>
+              <w:top w:w="100" w:type="dxa"/>
+              <w:start w:w="120" w:type="dxa"/>
+              <w:bottom w:w="100" w:type="dxa"/>
+              <w:end w:w="120" w:type="dxa"/>
+            </w:tcMar>
+          </w:tcPr>
+          <w:p>
+            <w:pPr>
+              <w:spacing w:after="0" w:line="288" w:lineRule="auto"/>
+              <w:jc w:val="left"/>
+            </w:pPr>
+            <w:r>
+              <w:rPr>
+                <w:rFonts w:ascii="Aptos" w:hAnsi="Aptos" w:eastAsia="Microsoft YaHei"/>
+                <w:b w:val="0"/>
+                <w:color w:val="303030"/>
+                <w:sz w:val="18"/>
+              </w:rPr>
               <w:t>web-view 兜底页</w:t>
             </w:r>
           </w:p>
@@ -3537,7 +3858,6 @@
               <w:bottom w:w="100" w:type="dxa"/>
               <w:end w:w="120" w:type="dxa"/>
             </w:tcMar>
-            <w:shd w:fill="EDF6FA"/>
           </w:tcPr>
           <w:p>
             <w:pPr>
@@ -3577,7 +3897,6 @@
               <w:bottom w:w="100" w:type="dxa"/>
               <w:end w:w="120" w:type="dxa"/>
             </w:tcMar>
-            <w:shd w:fill="EDF6FA"/>
           </w:tcPr>
           <w:p>
             <w:pPr>
@@ -3618,6 +3937,7 @@
               <w:bottom w:w="100" w:type="dxa"/>
               <w:end w:w="120" w:type="dxa"/>
             </w:tcMar>
+            <w:shd w:fill="EDF6FA"/>
           </w:tcPr>
           <w:p>
             <w:pPr>
@@ -3653,6 +3973,7 @@
               <w:bottom w:w="100" w:type="dxa"/>
               <w:end w:w="120" w:type="dxa"/>
             </w:tcMar>
+            <w:shd w:fill="EDF6FA"/>
           </w:tcPr>
           <w:p>
             <w:pPr>
@@ -3694,6 +4015,7 @@
               <w:bottom w:w="100" w:type="dxa"/>
               <w:end w:w="120" w:type="dxa"/>
             </w:tcMar>
+            <w:shd w:fill="EDF6FA"/>
           </w:tcPr>
           <w:p>
             <w:pPr>
@@ -3734,7 +4056,6 @@
               <w:bottom w:w="100" w:type="dxa"/>
               <w:end w:w="120" w:type="dxa"/>
             </w:tcMar>
-            <w:shd w:fill="EDF6FA"/>
           </w:tcPr>
           <w:p>
             <w:pPr>
@@ -3770,7 +4091,6 @@
               <w:bottom w:w="100" w:type="dxa"/>
               <w:end w:w="120" w:type="dxa"/>
             </w:tcMar>
-            <w:shd w:fill="EDF6FA"/>
           </w:tcPr>
           <w:p>
             <w:pPr>
@@ -3808,7 +4128,6 @@
               <w:bottom w:w="100" w:type="dxa"/>
               <w:end w:w="120" w:type="dxa"/>
             </w:tcMar>
-            <w:shd w:fill="EDF6FA"/>
           </w:tcPr>
           <w:p>
             <w:pPr>
@@ -3849,6 +4168,7 @@
               <w:bottom w:w="100" w:type="dxa"/>
               <w:end w:w="120" w:type="dxa"/>
             </w:tcMar>
+            <w:shd w:fill="EDF6FA"/>
           </w:tcPr>
           <w:p>
             <w:pPr>
@@ -3884,6 +4204,7 @@
               <w:bottom w:w="100" w:type="dxa"/>
               <w:end w:w="120" w:type="dxa"/>
             </w:tcMar>
+            <w:shd w:fill="EDF6FA"/>
           </w:tcPr>
           <w:p>
             <w:pPr>
@@ -3923,6 +4244,7 @@
               <w:bottom w:w="100" w:type="dxa"/>
               <w:end w:w="120" w:type="dxa"/>
             </w:tcMar>
+            <w:shd w:fill="EDF6FA"/>
           </w:tcPr>
           <w:p>
             <w:pPr>
@@ -4681,7 +5003,7 @@
                 <w:color w:val="303030"/>
                 <w:sz w:val="18"/>
               </w:rPr>
-              <w:t>页脚定位</w:t>
+              <w:t>加载中占位</w:t>
             </w:r>
           </w:p>
         </w:tc>
@@ -4753,7 +5075,7 @@
                 <w:color w:val="303030"/>
                 <w:sz w:val="18"/>
               </w:rPr>
-              <w:t>以 375×812 复刻空内容页确认页脚位于视口底部；并核对官网 /sign_in 同为页脚贴底（页面高度=视口高度）</w:t>
+              <w:t>以 375×812 复刻确认加载期间仅显示页头与居中的 Loading...，页脚位于首屏之外；文章 / 交易详情页实测 loading→内容与 unavailable 两条分支</w:t>
             </w:r>
           </w:p>
         </w:tc>
@@ -4793,7 +5115,7 @@
                 <w:color w:val="303030"/>
                 <w:sz w:val="18"/>
               </w:rPr>
-              <w:t>文章图片尺寸</w:t>
+              <w:t>页脚定位</w:t>
             </w:r>
           </w:p>
         </w:tc>
@@ -4863,7 +5185,7 @@
                 <w:color w:val="303030"/>
                 <w:sz w:val="18"/>
               </w:rPr>
-              <w:t>线上核对 Humanoid robotics 一文：500px 信息图改为整栏宽，291×36 分隔条保留原尺寸，旧 Blob 地址改写为 CDN</w:t>
+              <w:t>以 375×812 复刻空内容页确认页脚位于视口底部；并核对官网 /sign_in 同为页脚贴底（页面高度=视口高度）</w:t>
             </w:r>
           </w:p>
         </w:tc>
@@ -4904,7 +5226,7 @@
                 <w:color w:val="303030"/>
                 <w:sz w:val="18"/>
               </w:rPr>
-              <w:t>律所 Head office</w:t>
+              <w:t>文章图片尺寸</w:t>
             </w:r>
           </w:p>
         </w:tc>
@@ -4976,7 +5298,7 @@
                 <w:color w:val="303030"/>
                 <w:sz w:val="18"/>
               </w:rPr>
-              <w:t>线上核对 Grandway：headOffice 输出 Beijing, China 且办公室 id 与官网链接一致；抽查 100 家律所，仅 1 家有计数但无 headOffice 标记，小程序与官网一样不显示该行</w:t>
+              <w:t>线上核对 Humanoid robotics 一文：500px 信息图改为整栏宽，291×36 分隔条保留原尺寸，旧 Blob 地址改写为 CDN</w:t>
             </w:r>
           </w:p>
         </w:tc>
@@ -5016,7 +5338,7 @@
                 <w:color w:val="303030"/>
                 <w:sz w:val="18"/>
               </w:rPr>
-              <w:t>验证页字段</w:t>
+              <w:t>律所 Head office</w:t>
             </w:r>
           </w:p>
         </w:tc>
@@ -5086,7 +5408,7 @@
                 <w:color w:val="303030"/>
                 <w:sz w:val="18"/>
               </w:rPr>
-              <w:t>以截图中的 v-1788488697394 运行页面逻辑，Law firm 输出 Guantao Law Firm</w:t>
+              <w:t>线上核对 Grandway：headOffice 输出 Beijing, China 且办公室 id 与官网链接一致；抽查 100 家律所，仅 1 家有计数但无 headOffice 标记，小程序与官网一样不显示该行</w:t>
             </w:r>
           </w:p>
         </w:tc>
@@ -5127,7 +5449,7 @@
                 <w:color w:val="303030"/>
                 <w:sz w:val="18"/>
               </w:rPr>
-              <w:t>验证页版式</w:t>
+              <w:t>验证页字段</w:t>
             </w:r>
           </w:p>
         </w:tc>
@@ -5199,7 +5521,7 @@
                 <w:color w:val="303030"/>
                 <w:sz w:val="18"/>
               </w:rPr>
-              <w:t>在 WebKit 中以 375 / 390px 渲染官网验证页读取计算样式，再用同一套数值复刻小程序页面并排比对，徽标位置、灰卡与渐变面板一致</w:t>
+              <w:t>以截图中的 v-1788488697394 运行页面逻辑，Law firm 输出 Guantao Law Firm</w:t>
             </w:r>
           </w:p>
         </w:tc>
@@ -5239,7 +5561,7 @@
                 <w:color w:val="303030"/>
                 <w:sz w:val="18"/>
               </w:rPr>
-              <w:t>提交入口</w:t>
+              <w:t>验证页版式</w:t>
             </w:r>
           </w:p>
         </w:tc>
@@ -5309,7 +5631,7 @@
                 <w:color w:val="303030"/>
                 <w:sz w:val="18"/>
               </w:rPr>
-              <w:t>两处按钮均生成 /pages/webview/webview?url=https%3A%2F%2Fwww.legaloneglobal.com%2Fforms%2Fdeal-submission</w:t>
+              <w:t>在 WebKit 中以 375 / 390px 渲染官网验证页读取计算样式，再用同一套数值复刻小程序页面并排比对，徽标位置、灰卡与渐变面板一致</w:t>
             </w:r>
           </w:p>
         </w:tc>
@@ -5350,7 +5672,7 @@
                 <w:color w:val="303030"/>
                 <w:sz w:val="18"/>
               </w:rPr>
-              <w:t>模板与样式</w:t>
+              <w:t>提交入口</w:t>
             </w:r>
           </w:p>
         </w:tc>
@@ -5422,7 +5744,7 @@
                 <w:color w:val="303030"/>
                 <w:sz w:val="18"/>
               </w:rPr>
-              <w:t>涉及的 WXML 标签配对、WXSS 花括号配对检查通过，无悬空样式类</w:t>
+              <w:t>两处按钮均生成 /pages/webview/webview?url=https%3A%2F%2Fwww.legaloneglobal.com%2Fforms%2Fdeal-submission</w:t>
             </w:r>
           </w:p>
         </w:tc>
@@ -5462,6 +5784,117 @@
                 <w:color w:val="303030"/>
                 <w:sz w:val="18"/>
               </w:rPr>
+              <w:t>模板与样式</w:t>
+            </w:r>
+          </w:p>
+        </w:tc>
+        <w:tc>
+          <w:tcPr>
+            <w:tcW w:type="dxa" w:w="1247"/>
+            <w:vAlign w:val="center"/>
+            <w:tcBorders>
+              <w:top w:val="single" w:sz="6" w:color="D9D9D9"/>
+              <w:left w:val="single" w:sz="6" w:color="D9D9D9"/>
+              <w:bottom w:val="single" w:sz="6" w:color="D9D9D9"/>
+              <w:right w:val="single" w:sz="6" w:color="D9D9D9"/>
+              <w:insideH w:val="single" w:sz="6" w:color="D9D9D9"/>
+              <w:insideV w:val="single" w:sz="6" w:color="D9D9D9"/>
+            </w:tcBorders>
+            <w:tcMar>
+              <w:top w:w="100" w:type="dxa"/>
+              <w:start w:w="120" w:type="dxa"/>
+              <w:bottom w:w="100" w:type="dxa"/>
+              <w:end w:w="120" w:type="dxa"/>
+            </w:tcMar>
+          </w:tcPr>
+          <w:p>
+            <w:pPr>
+              <w:spacing w:after="0" w:line="288" w:lineRule="auto"/>
+              <w:jc w:val="left"/>
+            </w:pPr>
+            <w:r>
+              <w:rPr>
+                <w:rFonts w:ascii="Aptos" w:hAnsi="Aptos" w:eastAsia="Microsoft YaHei"/>
+                <w:b w:val="0"/>
+                <w:color w:val="303030"/>
+                <w:sz w:val="18"/>
+              </w:rPr>
+              <w:t>通过</w:t>
+            </w:r>
+          </w:p>
+        </w:tc>
+        <w:tc>
+          <w:tcPr>
+            <w:tcW w:type="dxa" w:w="5783"/>
+            <w:vAlign w:val="center"/>
+            <w:tcBorders>
+              <w:top w:val="single" w:sz="6" w:color="D9D9D9"/>
+              <w:left w:val="single" w:sz="6" w:color="D9D9D9"/>
+              <w:bottom w:val="single" w:sz="6" w:color="D9D9D9"/>
+              <w:right w:val="single" w:sz="6" w:color="D9D9D9"/>
+              <w:insideH w:val="single" w:sz="6" w:color="D9D9D9"/>
+              <w:insideV w:val="single" w:sz="6" w:color="D9D9D9"/>
+            </w:tcBorders>
+            <w:tcMar>
+              <w:top w:w="100" w:type="dxa"/>
+              <w:start w:w="120" w:type="dxa"/>
+              <w:bottom w:w="100" w:type="dxa"/>
+              <w:end w:w="120" w:type="dxa"/>
+            </w:tcMar>
+          </w:tcPr>
+          <w:p>
+            <w:pPr>
+              <w:spacing w:after="0" w:line="288" w:lineRule="auto"/>
+              <w:jc w:val="left"/>
+            </w:pPr>
+            <w:r>
+              <w:rPr>
+                <w:rFonts w:ascii="Aptos" w:hAnsi="Aptos" w:eastAsia="Microsoft YaHei"/>
+                <w:b w:val="0"/>
+                <w:color w:val="303030"/>
+                <w:sz w:val="18"/>
+              </w:rPr>
+              <w:t>涉及的 WXML 标签配对、WXSS 花括号配对检查通过，无悬空样式类</w:t>
+            </w:r>
+          </w:p>
+        </w:tc>
+      </w:tr>
+      <w:tr>
+        <w:trPr>
+          <w:cantSplit/>
+        </w:trPr>
+        <w:tc>
+          <w:tcPr>
+            <w:tcW w:type="dxa" w:w="1701"/>
+            <w:vAlign w:val="center"/>
+            <w:tcBorders>
+              <w:top w:val="single" w:sz="6" w:color="D9D9D9"/>
+              <w:left w:val="single" w:sz="6" w:color="D9D9D9"/>
+              <w:bottom w:val="single" w:sz="6" w:color="D9D9D9"/>
+              <w:right w:val="single" w:sz="6" w:color="D9D9D9"/>
+              <w:insideH w:val="single" w:sz="6" w:color="D9D9D9"/>
+              <w:insideV w:val="single" w:sz="6" w:color="D9D9D9"/>
+            </w:tcBorders>
+            <w:tcMar>
+              <w:top w:w="100" w:type="dxa"/>
+              <w:start w:w="120" w:type="dxa"/>
+              <w:bottom w:w="100" w:type="dxa"/>
+              <w:end w:w="120" w:type="dxa"/>
+            </w:tcMar>
+            <w:shd w:fill="EDF6FA"/>
+          </w:tcPr>
+          <w:p>
+            <w:pPr>
+              <w:spacing w:after="0" w:line="288" w:lineRule="auto"/>
+              <w:jc w:val="left"/>
+            </w:pPr>
+            <w:r>
+              <w:rPr>
+                <w:rFonts w:ascii="Aptos" w:hAnsi="Aptos" w:eastAsia="Microsoft YaHei"/>
+                <w:b w:val="0"/>
+                <w:color w:val="303030"/>
+                <w:sz w:val="18"/>
+              </w:rPr>
               <w:t>微信真机预览</w:t>
             </w:r>
           </w:p>
@@ -5484,6 +5917,7 @@
               <w:bottom w:w="100" w:type="dxa"/>
               <w:end w:w="120" w:type="dxa"/>
             </w:tcMar>
+            <w:shd w:fill="EDF6FA"/>
           </w:tcPr>
           <w:p>
             <w:pPr>
@@ -5519,6 +5953,7 @@
               <w:bottom w:w="100" w:type="dxa"/>
               <w:end w:w="120" w:type="dxa"/>
             </w:tcMar>
+            <w:shd w:fill="EDF6FA"/>
           </w:tcPr>
           <w:p>
             <w:pPr>
@@ -5668,7 +6103,7 @@
           <w:color w:val="303030"/>
           <w:sz w:val="20"/>
         </w:rPr>
-        <w:t>页面跳转：从列表进入任一详情页，确认加载过程中页脚位于屏幕底部，不会出现“整页只有页脚”的画面。</w:t>
+        <w:t>页面跳转：从列表进入任一详情页，确认先看到居中的 Loading...、页脚不在首屏内，加载完成后正常显示内容。</w:t>
       </w:r>
     </w:p>
     <w:p>

--- a/deliverables/LegalOne小程序第三轮页面修复变更说明.docx
+++ b/deliverables/LegalOne小程序第三轮页面修复变更说明.docx
@@ -1137,6 +1137,117 @@
                 <w:color w:val="303030"/>
                 <w:sz w:val="18"/>
               </w:rPr>
+              <w:t>8.1</w:t>
+            </w:r>
+          </w:p>
+        </w:tc>
+        <w:tc>
+          <w:tcPr>
+            <w:tcW w:type="dxa" w:w="3005"/>
+            <w:vAlign w:val="center"/>
+            <w:tcBorders>
+              <w:top w:val="single" w:sz="6" w:color="D9D9D9"/>
+              <w:left w:val="single" w:sz="6" w:color="D9D9D9"/>
+              <w:bottom w:val="single" w:sz="6" w:color="D9D9D9"/>
+              <w:right w:val="single" w:sz="6" w:color="D9D9D9"/>
+              <w:insideH w:val="single" w:sz="6" w:color="D9D9D9"/>
+              <w:insideV w:val="single" w:sz="6" w:color="D9D9D9"/>
+            </w:tcBorders>
+            <w:tcMar>
+              <w:top w:w="100" w:type="dxa"/>
+              <w:start w:w="120" w:type="dxa"/>
+              <w:bottom w:w="100" w:type="dxa"/>
+              <w:end w:w="120" w:type="dxa"/>
+            </w:tcMar>
+          </w:tcPr>
+          <w:p>
+            <w:pPr>
+              <w:spacing w:after="0" w:line="288" w:lineRule="auto"/>
+              <w:jc w:val="left"/>
+            </w:pPr>
+            <w:r>
+              <w:rPr>
+                <w:rFonts w:ascii="Aptos" w:hAnsi="Aptos" w:eastAsia="Microsoft YaHei"/>
+                <w:b w:val="0"/>
+                <w:color w:val="303030"/>
+                <w:sz w:val="18"/>
+              </w:rPr>
+              <w:t>数据页需要加载中占位</w:t>
+            </w:r>
+          </w:p>
+        </w:tc>
+        <w:tc>
+          <w:tcPr>
+            <w:tcW w:type="dxa" w:w="5102"/>
+            <w:vAlign w:val="center"/>
+            <w:tcBorders>
+              <w:top w:val="single" w:sz="6" w:color="D9D9D9"/>
+              <w:left w:val="single" w:sz="6" w:color="D9D9D9"/>
+              <w:bottom w:val="single" w:sz="6" w:color="D9D9D9"/>
+              <w:right w:val="single" w:sz="6" w:color="D9D9D9"/>
+              <w:insideH w:val="single" w:sz="6" w:color="D9D9D9"/>
+              <w:insideV w:val="single" w:sz="6" w:color="D9D9D9"/>
+            </w:tcBorders>
+            <w:tcMar>
+              <w:top w:w="100" w:type="dxa"/>
+              <w:start w:w="120" w:type="dxa"/>
+              <w:bottom w:w="100" w:type="dxa"/>
+              <w:end w:w="120" w:type="dxa"/>
+            </w:tcMar>
+          </w:tcPr>
+          <w:p>
+            <w:pPr>
+              <w:spacing w:after="0" w:line="288" w:lineRule="auto"/>
+              <w:jc w:val="left"/>
+            </w:pPr>
+            <w:r>
+              <w:rPr>
+                <w:rFonts w:ascii="Aptos" w:hAnsi="Aptos" w:eastAsia="Microsoft YaHei"/>
+                <w:b w:val="0"/>
+                <w:color w:val="303030"/>
+                <w:sz w:val="18"/>
+              </w:rPr>
+              <w:t>共用 .page-loading（撑满一屏、居中 Loading...，页脚落在首屏外）套用到 12 个已有 Loading 文案的页面；6 个列表页增加首屏加载行；文章与交易详情页补上 loading / unavailable 状态</w:t>
+            </w:r>
+          </w:p>
+        </w:tc>
+      </w:tr>
+      <w:tr>
+        <w:trPr>
+          <w:cantSplit/>
+        </w:trPr>
+        <w:tc>
+          <w:tcPr>
+            <w:tcW w:type="dxa" w:w="624"/>
+            <w:vAlign w:val="center"/>
+            <w:tcBorders>
+              <w:top w:val="single" w:sz="6" w:color="D9D9D9"/>
+              <w:left w:val="single" w:sz="6" w:color="D9D9D9"/>
+              <w:bottom w:val="single" w:sz="6" w:color="D9D9D9"/>
+              <w:right w:val="single" w:sz="6" w:color="D9D9D9"/>
+              <w:insideH w:val="single" w:sz="6" w:color="D9D9D9"/>
+              <w:insideV w:val="single" w:sz="6" w:color="D9D9D9"/>
+            </w:tcBorders>
+            <w:tcMar>
+              <w:top w:w="100" w:type="dxa"/>
+              <w:start w:w="120" w:type="dxa"/>
+              <w:bottom w:w="100" w:type="dxa"/>
+              <w:end w:w="120" w:type="dxa"/>
+            </w:tcMar>
+            <w:shd w:fill="EDF6FA"/>
+          </w:tcPr>
+          <w:p>
+            <w:pPr>
+              <w:spacing w:after="0" w:line="288" w:lineRule="auto"/>
+              <w:jc w:val="center"/>
+            </w:pPr>
+            <w:r>
+              <w:rPr>
+                <w:rFonts w:ascii="Aptos" w:hAnsi="Aptos" w:eastAsia="Microsoft YaHei"/>
+                <w:b w:val="0"/>
+                <w:color w:val="303030"/>
+                <w:sz w:val="18"/>
+              </w:rPr>
               <w:t>9</w:t>
             </w:r>
           </w:p>
@@ -1159,6 +1270,7 @@
               <w:bottom w:w="100" w:type="dxa"/>
               <w:end w:w="120" w:type="dxa"/>
             </w:tcMar>
+            <w:shd w:fill="EDF6FA"/>
           </w:tcPr>
           <w:p>
             <w:pPr>
@@ -1194,6 +1306,7 @@
               <w:bottom w:w="100" w:type="dxa"/>
               <w:end w:w="120" w:type="dxa"/>
             </w:tcMar>
+            <w:shd w:fill="EDF6FA"/>
           </w:tcPr>
           <w:p>
             <w:pPr>
@@ -1234,7 +1347,6 @@
               <w:bottom w:w="100" w:type="dxa"/>
               <w:end w:w="120" w:type="dxa"/>
             </w:tcMar>
-            <w:shd w:fill="EDF6FA"/>
           </w:tcPr>
           <w:p>
             <w:pPr>
@@ -1270,7 +1382,6 @@
               <w:bottom w:w="100" w:type="dxa"/>
               <w:end w:w="120" w:type="dxa"/>
             </w:tcMar>
-            <w:shd w:fill="EDF6FA"/>
           </w:tcPr>
           <w:p>
             <w:pPr>
@@ -1284,7 +1395,7 @@
                 <w:color w:val="303030"/>
                 <w:sz w:val="18"/>
               </w:rPr>
-              <w:t>数据页需要加载中占位</w:t>
+              <w:t>点击 E-form 后页面一直闪</w:t>
             </w:r>
           </w:p>
         </w:tc>
@@ -1306,7 +1417,6 @@
               <w:bottom w:w="100" w:type="dxa"/>
               <w:end w:w="120" w:type="dxa"/>
             </w:tcMar>
-            <w:shd w:fill="EDF6FA"/>
           </w:tcPr>
           <w:p>
             <w:pPr>
@@ -1320,7 +1430,7 @@
                 <w:color w:val="303030"/>
                 <w:sz w:val="18"/>
               </w:rPr>
-              <w:t>共用 .page-loading（撑满一屏、居中 Loading...，页脚落在首屏外）套用到 12 个已有 Loading 文案的页面；6 个列表页增加首屏加载行；文章与交易详情页补上 loading / unavailable 状态</w:t>
+              <w:t>定位为官网会员页的相对地址跳转循环；小程序侧加装防循环保护（8 秒内 3 次重载即停并给出提示与 Copy link）；并给出官网侧一行修法建议</w:t>
             </w:r>
           </w:p>
         </w:tc>
@@ -3201,6 +3311,100 @@
     </w:p>
     <w:p>
       <w:pPr>
+        <w:pStyle w:val="Heading2"/>
+        <w:keepNext/>
+        <w:spacing w:before="180" w:after="100" w:line="264" w:lineRule="auto"/>
+      </w:pPr>
+      <w:r>
+        <w:rPr>
+          <w:rFonts w:ascii="Aptos" w:hAnsi="Aptos" w:eastAsia="Microsoft YaHei"/>
+          <w:b/>
+          <w:color w:val="000000"/>
+          <w:sz w:val="24"/>
+        </w:rPr>
+        <w:t>10. 点击 E-form 后页面一直闪</w:t>
+      </w:r>
+    </w:p>
+    <w:p>
+      <w:pPr>
+        <w:spacing w:after="120" w:line="324" w:lineRule="auto"/>
+      </w:pPr>
+      <w:r>
+        <w:rPr>
+          <w:rFonts w:ascii="Aptos" w:hAnsi="Aptos" w:eastAsia="Microsoft YaHei"/>
+          <w:b w:val="0"/>
+          <w:color w:val="303030"/>
+          <w:sz w:val="21"/>
+        </w:rPr>
+        <w:t>客户反馈：在会员中心 Upcoming schedule 里点击 Survey 的 E-form 后，打开的页面一直闪烁。定位后确认是官网会员页自身的跳转循环：官网的会员权限校验在失败时执行 window.location.replace("./sign_in")，这是一个相对地址——从 /member_survey/&lt;id&gt; 出发会跳到 /member_survey/sign_in，而官网路由表里 member_survey/:id 又会把它当成另一个会员页（id 变成 sign_in），于是再次触发校验、再次 replace 到同一地址，形成整页反复重载，web-view 就一直白屏闪烁。</w:t>
+      </w:r>
+    </w:p>
+    <w:p>
+      <w:pPr>
+        <w:pStyle w:val="ListBullet"/>
+        <w:spacing w:after="60" w:line="300" w:lineRule="auto"/>
+        <w:ind w:left="369" w:hanging="142"/>
+      </w:pPr>
+      <w:r>
+        <w:rPr>
+          <w:rFonts w:ascii="Aptos" w:hAnsi="Aptos" w:eastAsia="Microsoft YaHei"/>
+          <w:b w:val="0"/>
+          <w:color w:val="303030"/>
+          <w:sz w:val="20"/>
+        </w:rPr>
+        <w:t>小程序侧加装防循环保护：web-view 在 8 秒内连续加载 3 次即判定为自我重载循环，立刻移除 web-view 并显示兜底面板，闪烁停止。</w:t>
+      </w:r>
+    </w:p>
+    <w:p>
+      <w:pPr>
+        <w:pStyle w:val="ListBullet"/>
+        <w:spacing w:after="60" w:line="300" w:lineRule="auto"/>
+        <w:ind w:left="369" w:hanging="142"/>
+      </w:pPr>
+      <w:r>
+        <w:rPr>
+          <w:rFonts w:ascii="Aptos" w:hAnsi="Aptos" w:eastAsia="Microsoft YaHei"/>
+          <w:b w:val="0"/>
+          <w:color w:val="303030"/>
+          <w:sz w:val="20"/>
+        </w:rPr>
+        <w:t>兜底文案针对该情况给出提示：This page keeps reloading inside the mini program: it needs your LegalOne website login. Copy the link and open it in your browser.，并提供 Copy link 与 Retry。</w:t>
+      </w:r>
+    </w:p>
+    <w:p>
+      <w:pPr>
+        <w:pStyle w:val="ListBullet"/>
+        <w:spacing w:after="60" w:line="300" w:lineRule="auto"/>
+        <w:ind w:left="369" w:hanging="142"/>
+      </w:pPr>
+      <w:r>
+        <w:rPr>
+          <w:rFonts w:ascii="Aptos" w:hAnsi="Aptos" w:eastAsia="Microsoft YaHei"/>
+          <w:b w:val="0"/>
+          <w:color w:val="303030"/>
+          <w:sz w:val="20"/>
+        </w:rPr>
+        <w:t>正常的多次跳转（例如一次登录跳转后停住）不会触发：只有 8 秒内 3 次以上才判定；Retry 会清零计数重新尝试。</w:t>
+      </w:r>
+    </w:p>
+    <w:p>
+      <w:pPr>
+        <w:pStyle w:val="ListBullet"/>
+        <w:spacing w:after="60" w:line="300" w:lineRule="auto"/>
+        <w:ind w:left="369" w:hanging="142"/>
+      </w:pPr>
+      <w:r>
+        <w:rPr>
+          <w:rFonts w:ascii="Aptos" w:hAnsi="Aptos" w:eastAsia="Microsoft YaHei"/>
+          <w:b w:val="0"/>
+          <w:color w:val="303030"/>
+          <w:sz w:val="20"/>
+        </w:rPr>
+        <w:t>根治需要官网配合改一行：把会员校验失败时的 window.location.replace("./sign_in") 改成绝对地址 "/sign_in"，循环即消失；如需在小程序内直接使用会员 E-form，还需要官网支持从 URL 接收小程序的登录态（官网会员页目前只读自己的 sessionStorage / localStorage）。</w:t>
+      </w:r>
+    </w:p>
+    <w:p>
+      <w:pPr>
         <w:pStyle w:val="Heading1"/>
         <w:keepNext/>
         <w:spacing w:before="280" w:after="140" w:line="264" w:lineRule="auto"/>
@@ -3836,6 +4040,119 @@
                 <w:color w:val="303030"/>
                 <w:sz w:val="18"/>
               </w:rPr>
+              <w:t>web-view 防循环</w:t>
+            </w:r>
+          </w:p>
+        </w:tc>
+        <w:tc>
+          <w:tcPr>
+            <w:tcW w:type="dxa" w:w="3969"/>
+            <w:vAlign w:val="center"/>
+            <w:tcBorders>
+              <w:top w:val="single" w:sz="6" w:color="D9D9D9"/>
+              <w:left w:val="single" w:sz="6" w:color="D9D9D9"/>
+              <w:bottom w:val="single" w:sz="6" w:color="D9D9D9"/>
+              <w:right w:val="single" w:sz="6" w:color="D9D9D9"/>
+              <w:insideH w:val="single" w:sz="6" w:color="D9D9D9"/>
+              <w:insideV w:val="single" w:sz="6" w:color="D9D9D9"/>
+            </w:tcBorders>
+            <w:tcMar>
+              <w:top w:w="100" w:type="dxa"/>
+              <w:start w:w="120" w:type="dxa"/>
+              <w:bottom w:w="100" w:type="dxa"/>
+              <w:end w:w="120" w:type="dxa"/>
+            </w:tcMar>
+          </w:tcPr>
+          <w:p>
+            <w:pPr>
+              <w:spacing w:after="0" w:line="288" w:lineRule="auto"/>
+              <w:jc w:val="left"/>
+            </w:pPr>
+            <w:r>
+              <w:rPr>
+                <w:rFonts w:ascii="Aptos" w:hAnsi="Aptos" w:eastAsia="Microsoft YaHei"/>
+                <w:b w:val="0"/>
+                <w:color w:val="303030"/>
+                <w:sz w:val="18"/>
+              </w:rPr>
+              <w:t>pages/webview/webview.js</w:t>
+              <w:br/>
+              <w:t>pages/webview/webview.wxml</w:t>
+            </w:r>
+          </w:p>
+        </w:tc>
+        <w:tc>
+          <w:tcPr>
+            <w:tcW w:type="dxa" w:w="3288"/>
+            <w:vAlign w:val="center"/>
+            <w:tcBorders>
+              <w:top w:val="single" w:sz="6" w:color="D9D9D9"/>
+              <w:left w:val="single" w:sz="6" w:color="D9D9D9"/>
+              <w:bottom w:val="single" w:sz="6" w:color="D9D9D9"/>
+              <w:right w:val="single" w:sz="6" w:color="D9D9D9"/>
+              <w:insideH w:val="single" w:sz="6" w:color="D9D9D9"/>
+              <w:insideV w:val="single" w:sz="6" w:color="D9D9D9"/>
+            </w:tcBorders>
+            <w:tcMar>
+              <w:top w:w="100" w:type="dxa"/>
+              <w:start w:w="120" w:type="dxa"/>
+              <w:bottom w:w="100" w:type="dxa"/>
+              <w:end w:w="120" w:type="dxa"/>
+            </w:tcMar>
+          </w:tcPr>
+          <w:p>
+            <w:pPr>
+              <w:spacing w:after="0" w:line="288" w:lineRule="auto"/>
+              <w:jc w:val="left"/>
+            </w:pPr>
+            <w:r>
+              <w:rPr>
+                <w:rFonts w:ascii="Aptos" w:hAnsi="Aptos" w:eastAsia="Microsoft YaHei"/>
+                <w:b w:val="0"/>
+                <w:color w:val="303030"/>
+                <w:sz w:val="18"/>
+              </w:rPr>
+              <w:t>8 秒内 3 次重载即判定循环，停止 web-view 并给出登录提示</w:t>
+            </w:r>
+          </w:p>
+        </w:tc>
+      </w:tr>
+      <w:tr>
+        <w:trPr>
+          <w:cantSplit/>
+        </w:trPr>
+        <w:tc>
+          <w:tcPr>
+            <w:tcW w:type="dxa" w:w="1474"/>
+            <w:vAlign w:val="center"/>
+            <w:tcBorders>
+              <w:top w:val="single" w:sz="6" w:color="D9D9D9"/>
+              <w:left w:val="single" w:sz="6" w:color="D9D9D9"/>
+              <w:bottom w:val="single" w:sz="6" w:color="D9D9D9"/>
+              <w:right w:val="single" w:sz="6" w:color="D9D9D9"/>
+              <w:insideH w:val="single" w:sz="6" w:color="D9D9D9"/>
+              <w:insideV w:val="single" w:sz="6" w:color="D9D9D9"/>
+            </w:tcBorders>
+            <w:tcMar>
+              <w:top w:w="100" w:type="dxa"/>
+              <w:start w:w="120" w:type="dxa"/>
+              <w:bottom w:w="100" w:type="dxa"/>
+              <w:end w:w="120" w:type="dxa"/>
+            </w:tcMar>
+            <w:shd w:fill="EDF6FA"/>
+          </w:tcPr>
+          <w:p>
+            <w:pPr>
+              <w:spacing w:after="0" w:line="288" w:lineRule="auto"/>
+              <w:jc w:val="left"/>
+            </w:pPr>
+            <w:r>
+              <w:rPr>
+                <w:rFonts w:ascii="Aptos" w:hAnsi="Aptos" w:eastAsia="Microsoft YaHei"/>
+                <w:b w:val="0"/>
+                <w:color w:val="303030"/>
+                <w:sz w:val="18"/>
+              </w:rPr>
               <w:t>web-view 兜底页</w:t>
             </w:r>
           </w:p>
@@ -3858,6 +4175,7 @@
               <w:bottom w:w="100" w:type="dxa"/>
               <w:end w:w="120" w:type="dxa"/>
             </w:tcMar>
+            <w:shd w:fill="EDF6FA"/>
           </w:tcPr>
           <w:p>
             <w:pPr>
@@ -3897,6 +4215,7 @@
               <w:bottom w:w="100" w:type="dxa"/>
               <w:end w:w="120" w:type="dxa"/>
             </w:tcMar>
+            <w:shd w:fill="EDF6FA"/>
           </w:tcPr>
           <w:p>
             <w:pPr>
@@ -3937,7 +4256,6 @@
               <w:bottom w:w="100" w:type="dxa"/>
               <w:end w:w="120" w:type="dxa"/>
             </w:tcMar>
-            <w:shd w:fill="EDF6FA"/>
           </w:tcPr>
           <w:p>
             <w:pPr>
@@ -3973,7 +4291,6 @@
               <w:bottom w:w="100" w:type="dxa"/>
               <w:end w:w="120" w:type="dxa"/>
             </w:tcMar>
-            <w:shd w:fill="EDF6FA"/>
           </w:tcPr>
           <w:p>
             <w:pPr>
@@ -4015,7 +4332,6 @@
               <w:bottom w:w="100" w:type="dxa"/>
               <w:end w:w="120" w:type="dxa"/>
             </w:tcMar>
-            <w:shd w:fill="EDF6FA"/>
           </w:tcPr>
           <w:p>
             <w:pPr>
@@ -4056,6 +4372,7 @@
               <w:bottom w:w="100" w:type="dxa"/>
               <w:end w:w="120" w:type="dxa"/>
             </w:tcMar>
+            <w:shd w:fill="EDF6FA"/>
           </w:tcPr>
           <w:p>
             <w:pPr>
@@ -4091,6 +4408,7 @@
               <w:bottom w:w="100" w:type="dxa"/>
               <w:end w:w="120" w:type="dxa"/>
             </w:tcMar>
+            <w:shd w:fill="EDF6FA"/>
           </w:tcPr>
           <w:p>
             <w:pPr>
@@ -4128,6 +4446,7 @@
               <w:bottom w:w="100" w:type="dxa"/>
               <w:end w:w="120" w:type="dxa"/>
             </w:tcMar>
+            <w:shd w:fill="EDF6FA"/>
           </w:tcPr>
           <w:p>
             <w:pPr>
@@ -4168,7 +4487,6 @@
               <w:bottom w:w="100" w:type="dxa"/>
               <w:end w:w="120" w:type="dxa"/>
             </w:tcMar>
-            <w:shd w:fill="EDF6FA"/>
           </w:tcPr>
           <w:p>
             <w:pPr>
@@ -4204,7 +4522,6 @@
               <w:bottom w:w="100" w:type="dxa"/>
               <w:end w:w="120" w:type="dxa"/>
             </w:tcMar>
-            <w:shd w:fill="EDF6FA"/>
           </w:tcPr>
           <w:p>
             <w:pPr>
@@ -4244,7 +4561,6 @@
               <w:bottom w:w="100" w:type="dxa"/>
               <w:end w:w="120" w:type="dxa"/>
             </w:tcMar>
-            <w:shd w:fill="EDF6FA"/>
           </w:tcPr>
           <w:p>
             <w:pPr>
@@ -5003,7 +5319,7 @@
                 <w:color w:val="303030"/>
                 <w:sz w:val="18"/>
               </w:rPr>
-              <w:t>加载中占位</w:t>
+              <w:t>web-view 防循环</w:t>
             </w:r>
           </w:p>
         </w:tc>
@@ -5075,7 +5391,7 @@
                 <w:color w:val="303030"/>
                 <w:sz w:val="18"/>
               </w:rPr>
-              <w:t>以 375×812 复刻确认加载期间仅显示页头与居中的 Loading...，页脚位于首屏之外；文章 / 交易详情页实测 loading→内容与 unavailable 两条分支</w:t>
+              <w:t>在 WebKit 中复现官网会员页的跳转链（/member_survey/1 → /member_survey/sign_in，相对地址导致路由回环）；单元验证 8 秒内 3 次重载触发兜底、分散加载不触发、Retry 清零</w:t>
             </w:r>
           </w:p>
         </w:tc>
@@ -5115,7 +5431,7 @@
                 <w:color w:val="303030"/>
                 <w:sz w:val="18"/>
               </w:rPr>
-              <w:t>页脚定位</w:t>
+              <w:t>加载中占位</w:t>
             </w:r>
           </w:p>
         </w:tc>
@@ -5185,7 +5501,7 @@
                 <w:color w:val="303030"/>
                 <w:sz w:val="18"/>
               </w:rPr>
-              <w:t>以 375×812 复刻空内容页确认页脚位于视口底部；并核对官网 /sign_in 同为页脚贴底（页面高度=视口高度）</w:t>
+              <w:t>以 375×812 复刻确认加载期间仅显示页头与居中的 Loading...，页脚位于首屏之外；文章 / 交易详情页实测 loading→内容与 unavailable 两条分支</w:t>
             </w:r>
           </w:p>
         </w:tc>
@@ -5226,7 +5542,7 @@
                 <w:color w:val="303030"/>
                 <w:sz w:val="18"/>
               </w:rPr>
-              <w:t>文章图片尺寸</w:t>
+              <w:t>页脚定位</w:t>
             </w:r>
           </w:p>
         </w:tc>
@@ -5298,7 +5614,7 @@
                 <w:color w:val="303030"/>
                 <w:sz w:val="18"/>
               </w:rPr>
-              <w:t>线上核对 Humanoid robotics 一文：500px 信息图改为整栏宽，291×36 分隔条保留原尺寸，旧 Blob 地址改写为 CDN</w:t>
+              <w:t>以 375×812 复刻空内容页确认页脚位于视口底部；并核对官网 /sign_in 同为页脚贴底（页面高度=视口高度）</w:t>
             </w:r>
           </w:p>
         </w:tc>
@@ -5338,7 +5654,7 @@
                 <w:color w:val="303030"/>
                 <w:sz w:val="18"/>
               </w:rPr>
-              <w:t>律所 Head office</w:t>
+              <w:t>文章图片尺寸</w:t>
             </w:r>
           </w:p>
         </w:tc>
@@ -5408,7 +5724,7 @@
                 <w:color w:val="303030"/>
                 <w:sz w:val="18"/>
               </w:rPr>
-              <w:t>线上核对 Grandway：headOffice 输出 Beijing, China 且办公室 id 与官网链接一致；抽查 100 家律所，仅 1 家有计数但无 headOffice 标记，小程序与官网一样不显示该行</w:t>
+              <w:t>线上核对 Humanoid robotics 一文：500px 信息图改为整栏宽，291×36 分隔条保留原尺寸，旧 Blob 地址改写为 CDN</w:t>
             </w:r>
           </w:p>
         </w:tc>
@@ -5449,7 +5765,7 @@
                 <w:color w:val="303030"/>
                 <w:sz w:val="18"/>
               </w:rPr>
-              <w:t>验证页字段</w:t>
+              <w:t>律所 Head office</w:t>
             </w:r>
           </w:p>
         </w:tc>
@@ -5521,7 +5837,7 @@
                 <w:color w:val="303030"/>
                 <w:sz w:val="18"/>
               </w:rPr>
-              <w:t>以截图中的 v-1788488697394 运行页面逻辑，Law firm 输出 Guantao Law Firm</w:t>
+              <w:t>线上核对 Grandway：headOffice 输出 Beijing, China 且办公室 id 与官网链接一致；抽查 100 家律所，仅 1 家有计数但无 headOffice 标记，小程序与官网一样不显示该行</w:t>
             </w:r>
           </w:p>
         </w:tc>
@@ -5561,7 +5877,7 @@
                 <w:color w:val="303030"/>
                 <w:sz w:val="18"/>
               </w:rPr>
-              <w:t>验证页版式</w:t>
+              <w:t>验证页字段</w:t>
             </w:r>
           </w:p>
         </w:tc>
@@ -5631,7 +5947,7 @@
                 <w:color w:val="303030"/>
                 <w:sz w:val="18"/>
               </w:rPr>
-              <w:t>在 WebKit 中以 375 / 390px 渲染官网验证页读取计算样式，再用同一套数值复刻小程序页面并排比对，徽标位置、灰卡与渐变面板一致</w:t>
+              <w:t>以截图中的 v-1788488697394 运行页面逻辑，Law firm 输出 Guantao Law Firm</w:t>
             </w:r>
           </w:p>
         </w:tc>
@@ -5672,7 +5988,7 @@
                 <w:color w:val="303030"/>
                 <w:sz w:val="18"/>
               </w:rPr>
-              <w:t>提交入口</w:t>
+              <w:t>验证页版式</w:t>
             </w:r>
           </w:p>
         </w:tc>
@@ -5744,7 +6060,7 @@
                 <w:color w:val="303030"/>
                 <w:sz w:val="18"/>
               </w:rPr>
-              <w:t>两处按钮均生成 /pages/webview/webview?url=https%3A%2F%2Fwww.legaloneglobal.com%2Fforms%2Fdeal-submission</w:t>
+              <w:t>在 WebKit 中以 375 / 390px 渲染官网验证页读取计算样式，再用同一套数值复刻小程序页面并排比对，徽标位置、灰卡与渐变面板一致</w:t>
             </w:r>
           </w:p>
         </w:tc>
@@ -5784,7 +6100,7 @@
                 <w:color w:val="303030"/>
                 <w:sz w:val="18"/>
               </w:rPr>
-              <w:t>模板与样式</w:t>
+              <w:t>提交入口</w:t>
             </w:r>
           </w:p>
         </w:tc>
@@ -5854,7 +6170,7 @@
                 <w:color w:val="303030"/>
                 <w:sz w:val="18"/>
               </w:rPr>
-              <w:t>涉及的 WXML 标签配对、WXSS 花括号配对检查通过，无悬空样式类</w:t>
+              <w:t>两处按钮均生成 /pages/webview/webview?url=https%3A%2F%2Fwww.legaloneglobal.com%2Fforms%2Fdeal-submission</w:t>
             </w:r>
           </w:p>
         </w:tc>
@@ -5895,7 +6211,7 @@
                 <w:color w:val="303030"/>
                 <w:sz w:val="18"/>
               </w:rPr>
-              <w:t>微信真机预览</w:t>
+              <w:t>模板与样式</w:t>
             </w:r>
           </w:p>
         </w:tc>
@@ -5931,6 +6247,117 @@
                 <w:color w:val="303030"/>
                 <w:sz w:val="18"/>
               </w:rPr>
+              <w:t>通过</w:t>
+            </w:r>
+          </w:p>
+        </w:tc>
+        <w:tc>
+          <w:tcPr>
+            <w:tcW w:type="dxa" w:w="5783"/>
+            <w:vAlign w:val="center"/>
+            <w:tcBorders>
+              <w:top w:val="single" w:sz="6" w:color="D9D9D9"/>
+              <w:left w:val="single" w:sz="6" w:color="D9D9D9"/>
+              <w:bottom w:val="single" w:sz="6" w:color="D9D9D9"/>
+              <w:right w:val="single" w:sz="6" w:color="D9D9D9"/>
+              <w:insideH w:val="single" w:sz="6" w:color="D9D9D9"/>
+              <w:insideV w:val="single" w:sz="6" w:color="D9D9D9"/>
+            </w:tcBorders>
+            <w:tcMar>
+              <w:top w:w="100" w:type="dxa"/>
+              <w:start w:w="120" w:type="dxa"/>
+              <w:bottom w:w="100" w:type="dxa"/>
+              <w:end w:w="120" w:type="dxa"/>
+            </w:tcMar>
+            <w:shd w:fill="EDF6FA"/>
+          </w:tcPr>
+          <w:p>
+            <w:pPr>
+              <w:spacing w:after="0" w:line="288" w:lineRule="auto"/>
+              <w:jc w:val="left"/>
+            </w:pPr>
+            <w:r>
+              <w:rPr>
+                <w:rFonts w:ascii="Aptos" w:hAnsi="Aptos" w:eastAsia="Microsoft YaHei"/>
+                <w:b w:val="0"/>
+                <w:color w:val="303030"/>
+                <w:sz w:val="18"/>
+              </w:rPr>
+              <w:t>涉及的 WXML 标签配对、WXSS 花括号配对检查通过，无悬空样式类</w:t>
+            </w:r>
+          </w:p>
+        </w:tc>
+      </w:tr>
+      <w:tr>
+        <w:trPr>
+          <w:cantSplit/>
+        </w:trPr>
+        <w:tc>
+          <w:tcPr>
+            <w:tcW w:type="dxa" w:w="1701"/>
+            <w:vAlign w:val="center"/>
+            <w:tcBorders>
+              <w:top w:val="single" w:sz="6" w:color="D9D9D9"/>
+              <w:left w:val="single" w:sz="6" w:color="D9D9D9"/>
+              <w:bottom w:val="single" w:sz="6" w:color="D9D9D9"/>
+              <w:right w:val="single" w:sz="6" w:color="D9D9D9"/>
+              <w:insideH w:val="single" w:sz="6" w:color="D9D9D9"/>
+              <w:insideV w:val="single" w:sz="6" w:color="D9D9D9"/>
+            </w:tcBorders>
+            <w:tcMar>
+              <w:top w:w="100" w:type="dxa"/>
+              <w:start w:w="120" w:type="dxa"/>
+              <w:bottom w:w="100" w:type="dxa"/>
+              <w:end w:w="120" w:type="dxa"/>
+            </w:tcMar>
+          </w:tcPr>
+          <w:p>
+            <w:pPr>
+              <w:spacing w:after="0" w:line="288" w:lineRule="auto"/>
+              <w:jc w:val="left"/>
+            </w:pPr>
+            <w:r>
+              <w:rPr>
+                <w:rFonts w:ascii="Aptos" w:hAnsi="Aptos" w:eastAsia="Microsoft YaHei"/>
+                <w:b w:val="0"/>
+                <w:color w:val="303030"/>
+                <w:sz w:val="18"/>
+              </w:rPr>
+              <w:t>微信真机预览</w:t>
+            </w:r>
+          </w:p>
+        </w:tc>
+        <w:tc>
+          <w:tcPr>
+            <w:tcW w:type="dxa" w:w="1247"/>
+            <w:vAlign w:val="center"/>
+            <w:tcBorders>
+              <w:top w:val="single" w:sz="6" w:color="D9D9D9"/>
+              <w:left w:val="single" w:sz="6" w:color="D9D9D9"/>
+              <w:bottom w:val="single" w:sz="6" w:color="D9D9D9"/>
+              <w:right w:val="single" w:sz="6" w:color="D9D9D9"/>
+              <w:insideH w:val="single" w:sz="6" w:color="D9D9D9"/>
+              <w:insideV w:val="single" w:sz="6" w:color="D9D9D9"/>
+            </w:tcBorders>
+            <w:tcMar>
+              <w:top w:w="100" w:type="dxa"/>
+              <w:start w:w="120" w:type="dxa"/>
+              <w:bottom w:w="100" w:type="dxa"/>
+              <w:end w:w="120" w:type="dxa"/>
+            </w:tcMar>
+          </w:tcPr>
+          <w:p>
+            <w:pPr>
+              <w:spacing w:after="0" w:line="288" w:lineRule="auto"/>
+              <w:jc w:val="left"/>
+            </w:pPr>
+            <w:r>
+              <w:rPr>
+                <w:rFonts w:ascii="Aptos" w:hAnsi="Aptos" w:eastAsia="Microsoft YaHei"/>
+                <w:b w:val="0"/>
+                <w:color w:val="303030"/>
+                <w:sz w:val="18"/>
+              </w:rPr>
               <w:t>待完成</w:t>
             </w:r>
           </w:p>
@@ -5953,7 +6380,6 @@
               <w:bottom w:w="100" w:type="dxa"/>
               <w:end w:w="120" w:type="dxa"/>
             </w:tcMar>
-            <w:shd w:fill="EDF6FA"/>
           </w:tcPr>
           <w:p>
             <w:pPr>
@@ -6088,6 +6514,22 @@
           <w:sz w:val="20"/>
         </w:rPr>
         <w:t>验证页：抽查若干条验证记录，确认 verified 徽标位于白色页面上（不在灰色证书卡内）、灰色证书卡与蓝色渐变面板的底色和间距与官网一致，Law firm 一行显示正常。</w:t>
+      </w:r>
+    </w:p>
+    <w:p>
+      <w:pPr>
+        <w:pStyle w:val="ListBullet"/>
+        <w:spacing w:after="60" w:line="300" w:lineRule="auto"/>
+        <w:ind w:left="369" w:hanging="142"/>
+      </w:pPr>
+      <w:r>
+        <w:rPr>
+          <w:rFonts w:ascii="Aptos" w:hAnsi="Aptos" w:eastAsia="Microsoft YaHei"/>
+          <w:b w:val="0"/>
+          <w:color w:val="303030"/>
+          <w:sz w:val="20"/>
+        </w:rPr>
+        <w:t>会员 E-form：在会员中心点击 Survey 的 E-form，确认最多闪一两次后停止并显示提示与 Copy link，不再持续闪烁。</w:t>
       </w:r>
     </w:p>
     <w:p>

--- a/deliverables/LegalOne小程序第三轮页面修复变更说明.docx
+++ b/deliverables/LegalOne小程序第三轮页面修复变更说明.docx
@@ -1431,6 +1431,119 @@
                 <w:sz w:val="18"/>
               </w:rPr>
               <w:t>定位为官网会员页的相对地址跳转循环；小程序侧加装防循环保护（8 秒内 3 次重载即停并给出提示与 Copy link）；并给出官网侧一行修法建议</w:t>
+            </w:r>
+          </w:p>
+        </w:tc>
+      </w:tr>
+      <w:tr>
+        <w:trPr>
+          <w:cantSplit/>
+        </w:trPr>
+        <w:tc>
+          <w:tcPr>
+            <w:tcW w:type="dxa" w:w="624"/>
+            <w:vAlign w:val="center"/>
+            <w:tcBorders>
+              <w:top w:val="single" w:sz="6" w:color="D9D9D9"/>
+              <w:left w:val="single" w:sz="6" w:color="D9D9D9"/>
+              <w:bottom w:val="single" w:sz="6" w:color="D9D9D9"/>
+              <w:right w:val="single" w:sz="6" w:color="D9D9D9"/>
+              <w:insideH w:val="single" w:sz="6" w:color="D9D9D9"/>
+              <w:insideV w:val="single" w:sz="6" w:color="D9D9D9"/>
+            </w:tcBorders>
+            <w:tcMar>
+              <w:top w:w="100" w:type="dxa"/>
+              <w:start w:w="120" w:type="dxa"/>
+              <w:bottom w:w="100" w:type="dxa"/>
+              <w:end w:w="120" w:type="dxa"/>
+            </w:tcMar>
+            <w:shd w:fill="EDF6FA"/>
+          </w:tcPr>
+          <w:p>
+            <w:pPr>
+              <w:spacing w:after="0" w:line="288" w:lineRule="auto"/>
+              <w:jc w:val="center"/>
+            </w:pPr>
+            <w:r>
+              <w:rPr>
+                <w:rFonts w:ascii="Aptos" w:hAnsi="Aptos" w:eastAsia="Microsoft YaHei"/>
+                <w:b w:val="0"/>
+                <w:color w:val="303030"/>
+                <w:sz w:val="18"/>
+              </w:rPr>
+              <w:t>11</w:t>
+            </w:r>
+          </w:p>
+        </w:tc>
+        <w:tc>
+          <w:tcPr>
+            <w:tcW w:type="dxa" w:w="3005"/>
+            <w:vAlign w:val="center"/>
+            <w:tcBorders>
+              <w:top w:val="single" w:sz="6" w:color="D9D9D9"/>
+              <w:left w:val="single" w:sz="6" w:color="D9D9D9"/>
+              <w:bottom w:val="single" w:sz="6" w:color="D9D9D9"/>
+              <w:right w:val="single" w:sz="6" w:color="D9D9D9"/>
+              <w:insideH w:val="single" w:sz="6" w:color="D9D9D9"/>
+              <w:insideV w:val="single" w:sz="6" w:color="D9D9D9"/>
+            </w:tcBorders>
+            <w:tcMar>
+              <w:top w:w="100" w:type="dxa"/>
+              <w:start w:w="120" w:type="dxa"/>
+              <w:bottom w:w="100" w:type="dxa"/>
+              <w:end w:w="120" w:type="dxa"/>
+            </w:tcMar>
+            <w:shd w:fill="EDF6FA"/>
+          </w:tcPr>
+          <w:p>
+            <w:pPr>
+              <w:spacing w:after="0" w:line="288" w:lineRule="auto"/>
+              <w:jc w:val="left"/>
+            </w:pPr>
+            <w:r>
+              <w:rPr>
+                <w:rFonts w:ascii="Aptos" w:hAnsi="Aptos" w:eastAsia="Microsoft YaHei"/>
+                <w:b w:val="0"/>
+                <w:color w:val="303030"/>
+                <w:sz w:val="18"/>
+              </w:rPr>
+              <w:t>奖项卡片文字跑到图片外面</w:t>
+            </w:r>
+          </w:p>
+        </w:tc>
+        <w:tc>
+          <w:tcPr>
+            <w:tcW w:type="dxa" w:w="5102"/>
+            <w:vAlign w:val="center"/>
+            <w:tcBorders>
+              <w:top w:val="single" w:sz="6" w:color="D9D9D9"/>
+              <w:left w:val="single" w:sz="6" w:color="D9D9D9"/>
+              <w:bottom w:val="single" w:sz="6" w:color="D9D9D9"/>
+              <w:right w:val="single" w:sz="6" w:color="D9D9D9"/>
+              <w:insideH w:val="single" w:sz="6" w:color="D9D9D9"/>
+              <w:insideV w:val="single" w:sz="6" w:color="D9D9D9"/>
+            </w:tcBorders>
+            <w:tcMar>
+              <w:top w:w="100" w:type="dxa"/>
+              <w:start w:w="120" w:type="dxa"/>
+              <w:bottom w:w="100" w:type="dxa"/>
+              <w:end w:w="120" w:type="dxa"/>
+            </w:tcMar>
+            <w:shd w:fill="EDF6FA"/>
+          </w:tcPr>
+          <w:p>
+            <w:pPr>
+              <w:spacing w:after="0" w:line="288" w:lineRule="auto"/>
+              <w:jc w:val="left"/>
+            </w:pPr>
+            <w:r>
+              <w:rPr>
+                <w:rFonts w:ascii="Aptos" w:hAnsi="Aptos" w:eastAsia="Microsoft YaHei"/>
+                <w:b w:val="0"/>
+                <w:color w:val="303030"/>
+                <w:sz w:val="18"/>
+              </w:rPr>
+              <w:t>获奖人卡片在 awardContent 与文章正文两种存放位置改为复用同一套解析与卡片模板；卡片字段分行显示；旧模板的 ../../ 相对路径归一化，Click for profile 可正确跳转</w:t>
             </w:r>
           </w:p>
         </w:tc>
@@ -3405,6 +3518,100 @@
     </w:p>
     <w:p>
       <w:pPr>
+        <w:pStyle w:val="Heading2"/>
+        <w:keepNext/>
+        <w:spacing w:before="180" w:after="100" w:line="264" w:lineRule="auto"/>
+      </w:pPr>
+      <w:r>
+        <w:rPr>
+          <w:rFonts w:ascii="Aptos" w:hAnsi="Aptos" w:eastAsia="Microsoft YaHei"/>
+          <w:b/>
+          <w:color w:val="000000"/>
+          <w:sz w:val="24"/>
+        </w:rPr>
+        <w:t>11. 奖项卡片：文字跑到图片外面</w:t>
+      </w:r>
+    </w:p>
+    <w:p>
+      <w:pPr>
+        <w:spacing w:after="120" w:line="324" w:lineRule="auto"/>
+      </w:pPr>
+      <w:r>
+        <w:rPr>
+          <w:rFonts w:ascii="Aptos" w:hAnsi="Aptos" w:eastAsia="Microsoft YaHei"/>
+          <w:b w:val="0"/>
+          <w:color w:val="303030"/>
+          <w:sz w:val="21"/>
+        </w:rPr>
+        <w:t>客户反馈：奖项卡片有的地方文字跑到图片外面（例如 Blue Ribbon 2024 的 CAI Zhenghua 卡片），并且“类型相同的应采用复用的模式”。定位发现：CMS 把获奖人卡片放在两个字段里——较新的奖项放在独立的 awardContent，较早的奖项直接放在文章正文 content 里（抽查 172 篇奖项文章：86 篇在 awardContent、78 篇在正文、0 篇两者都有）。正文里带卡片的文章此前没有走奖项渲染，而是被当成普通正文按段落渲染，于是卡片底图变成一张普通图片、姓名/律所/城市/联系方式被挤到图片下方，而且同一行的多个字段被连在一起（如 “Yingke Law FirmShanghai, China”“M: …E: …”）。</w:t>
+      </w:r>
+    </w:p>
+    <w:p>
+      <w:pPr>
+        <w:pStyle w:val="ListBullet"/>
+        <w:spacing w:after="60" w:line="300" w:lineRule="auto"/>
+        <w:ind w:left="369" w:hanging="142"/>
+      </w:pPr>
+      <w:r>
+        <w:rPr>
+          <w:rFonts w:ascii="Aptos" w:hAnsi="Aptos" w:eastAsia="Microsoft YaHei"/>
+          <w:b w:val="0"/>
+          <w:color w:val="303030"/>
+          <w:sz w:val="20"/>
+        </w:rPr>
+        <w:t>同一类内容改为复用同一套实现：只要检测到正文里带 sa-lawyer 获奖人卡片，就交给与 awardContent 完全相同的 award-content 解析器与同一套卡片模板渲染，卡片底图与文字、Click for profile 按钮、简介的结构与官网一致。</w:t>
+      </w:r>
+    </w:p>
+    <w:p>
+      <w:pPr>
+        <w:pStyle w:val="ListBullet"/>
+        <w:spacing w:after="60" w:line="300" w:lineRule="auto"/>
+        <w:ind w:left="369" w:hanging="142"/>
+      </w:pPr>
+      <w:r>
+        <w:rPr>
+          <w:rFonts w:ascii="Aptos" w:hAnsi="Aptos" w:eastAsia="Microsoft YaHei"/>
+          <w:b w:val="0"/>
+          <w:color w:val="303030"/>
+          <w:sz w:val="20"/>
+        </w:rPr>
+        <w:t>卡片字段按官网分行显示：姓名 / 中文名 / 律所 / 城市 / 联系方式各自独立成行，不再连在一起。</w:t>
+      </w:r>
+    </w:p>
+    <w:p>
+      <w:pPr>
+        <w:pStyle w:val="ListBullet"/>
+        <w:spacing w:after="60" w:line="300" w:lineRule="auto"/>
+        <w:ind w:left="369" w:hanging="142"/>
+      </w:pPr>
+      <w:r>
+        <w:rPr>
+          <w:rFonts w:ascii="Aptos" w:hAnsi="Aptos" w:eastAsia="Microsoft YaHei"/>
+          <w:b w:val="0"/>
+          <w:color w:val="303030"/>
+          <w:sz w:val="20"/>
+        </w:rPr>
+        <w:t>顺带修复旧模板的相对路径：卡片里的 ../../images/... 与 ../../profile/lawyers/&lt;id&gt; 会先归一化，Click for profile 因此能正确指向律师档案并在小程序内跳转（此前地址里带着 ../../，档案 id 也解析不出来）。</w:t>
+      </w:r>
+    </w:p>
+    <w:p>
+      <w:pPr>
+        <w:pStyle w:val="ListBullet"/>
+        <w:spacing w:after="60" w:line="300" w:lineRule="auto"/>
+        <w:ind w:left="369" w:hanging="142"/>
+      </w:pPr>
+      <w:r>
+        <w:rPr>
+          <w:rFonts w:ascii="Aptos" w:hAnsi="Aptos" w:eastAsia="Microsoft YaHei"/>
+          <w:b w:val="0"/>
+          <w:color w:val="303030"/>
+          <w:sz w:val="20"/>
+        </w:rPr>
+        <w:t>线上核对：该文 15 张卡片全部解析成功；抽查 86 篇奖项文章，82 篇卡片全部走统一模板、0 篇残留原始卡片标记，其余 4 篇是不含卡片的联赛表格类文章（仍按原有 rich-text 渲染）。</w:t>
+      </w:r>
+    </w:p>
+    <w:p>
+      <w:pPr>
         <w:pStyle w:val="Heading1"/>
         <w:keepNext/>
         <w:spacing w:before="280" w:after="140" w:line="264" w:lineRule="auto"/>
@@ -4153,6 +4360,122 @@
                 <w:color w:val="303030"/>
                 <w:sz w:val="18"/>
               </w:rPr>
+              <w:t>奖项卡片复用</w:t>
+            </w:r>
+          </w:p>
+        </w:tc>
+        <w:tc>
+          <w:tcPr>
+            <w:tcW w:type="dxa" w:w="3969"/>
+            <w:vAlign w:val="center"/>
+            <w:tcBorders>
+              <w:top w:val="single" w:sz="6" w:color="D9D9D9"/>
+              <w:left w:val="single" w:sz="6" w:color="D9D9D9"/>
+              <w:bottom w:val="single" w:sz="6" w:color="D9D9D9"/>
+              <w:right w:val="single" w:sz="6" w:color="D9D9D9"/>
+              <w:insideH w:val="single" w:sz="6" w:color="D9D9D9"/>
+              <w:insideV w:val="single" w:sz="6" w:color="D9D9D9"/>
+            </w:tcBorders>
+            <w:tcMar>
+              <w:top w:w="100" w:type="dxa"/>
+              <w:start w:w="120" w:type="dxa"/>
+              <w:bottom w:w="100" w:type="dxa"/>
+              <w:end w:w="120" w:type="dxa"/>
+            </w:tcMar>
+            <w:shd w:fill="EDF6FA"/>
+          </w:tcPr>
+          <w:p>
+            <w:pPr>
+              <w:spacing w:after="0" w:line="288" w:lineRule="auto"/>
+              <w:jc w:val="left"/>
+            </w:pPr>
+            <w:r>
+              <w:rPr>
+                <w:rFonts w:ascii="Aptos" w:hAnsi="Aptos" w:eastAsia="Microsoft YaHei"/>
+                <w:b w:val="0"/>
+                <w:color w:val="303030"/>
+                <w:sz w:val="18"/>
+              </w:rPr>
+              <w:t>services/api.js</w:t>
+              <w:br/>
+              <w:t>services/award-content.js</w:t>
+              <w:br/>
+              <w:t>services/rich-text.js</w:t>
+            </w:r>
+          </w:p>
+        </w:tc>
+        <w:tc>
+          <w:tcPr>
+            <w:tcW w:type="dxa" w:w="3288"/>
+            <w:vAlign w:val="center"/>
+            <w:tcBorders>
+              <w:top w:val="single" w:sz="6" w:color="D9D9D9"/>
+              <w:left w:val="single" w:sz="6" w:color="D9D9D9"/>
+              <w:bottom w:val="single" w:sz="6" w:color="D9D9D9"/>
+              <w:right w:val="single" w:sz="6" w:color="D9D9D9"/>
+              <w:insideH w:val="single" w:sz="6" w:color="D9D9D9"/>
+              <w:insideV w:val="single" w:sz="6" w:color="D9D9D9"/>
+            </w:tcBorders>
+            <w:tcMar>
+              <w:top w:w="100" w:type="dxa"/>
+              <w:start w:w="120" w:type="dxa"/>
+              <w:bottom w:w="100" w:type="dxa"/>
+              <w:end w:w="120" w:type="dxa"/>
+            </w:tcMar>
+            <w:shd w:fill="EDF6FA"/>
+          </w:tcPr>
+          <w:p>
+            <w:pPr>
+              <w:spacing w:after="0" w:line="288" w:lineRule="auto"/>
+              <w:jc w:val="left"/>
+            </w:pPr>
+            <w:r>
+              <w:rPr>
+                <w:rFonts w:ascii="Aptos" w:hAnsi="Aptos" w:eastAsia="Microsoft YaHei"/>
+                <w:b w:val="0"/>
+                <w:color w:val="303030"/>
+                <w:sz w:val="18"/>
+              </w:rPr>
+              <w:t>正文里的获奖人卡片复用奖项解析与卡片模板；../../ 相对路径归一化</w:t>
+            </w:r>
+          </w:p>
+        </w:tc>
+      </w:tr>
+      <w:tr>
+        <w:trPr>
+          <w:cantSplit/>
+        </w:trPr>
+        <w:tc>
+          <w:tcPr>
+            <w:tcW w:type="dxa" w:w="1474"/>
+            <w:vAlign w:val="center"/>
+            <w:tcBorders>
+              <w:top w:val="single" w:sz="6" w:color="D9D9D9"/>
+              <w:left w:val="single" w:sz="6" w:color="D9D9D9"/>
+              <w:bottom w:val="single" w:sz="6" w:color="D9D9D9"/>
+              <w:right w:val="single" w:sz="6" w:color="D9D9D9"/>
+              <w:insideH w:val="single" w:sz="6" w:color="D9D9D9"/>
+              <w:insideV w:val="single" w:sz="6" w:color="D9D9D9"/>
+            </w:tcBorders>
+            <w:tcMar>
+              <w:top w:w="100" w:type="dxa"/>
+              <w:start w:w="120" w:type="dxa"/>
+              <w:bottom w:w="100" w:type="dxa"/>
+              <w:end w:w="120" w:type="dxa"/>
+            </w:tcMar>
+          </w:tcPr>
+          <w:p>
+            <w:pPr>
+              <w:spacing w:after="0" w:line="288" w:lineRule="auto"/>
+              <w:jc w:val="left"/>
+            </w:pPr>
+            <w:r>
+              <w:rPr>
+                <w:rFonts w:ascii="Aptos" w:hAnsi="Aptos" w:eastAsia="Microsoft YaHei"/>
+                <w:b w:val="0"/>
+                <w:color w:val="303030"/>
+                <w:sz w:val="18"/>
+              </w:rPr>
               <w:t>web-view 兜底页</w:t>
             </w:r>
           </w:p>
@@ -4175,7 +4498,6 @@
               <w:bottom w:w="100" w:type="dxa"/>
               <w:end w:w="120" w:type="dxa"/>
             </w:tcMar>
-            <w:shd w:fill="EDF6FA"/>
           </w:tcPr>
           <w:p>
             <w:pPr>
@@ -4215,7 +4537,6 @@
               <w:bottom w:w="100" w:type="dxa"/>
               <w:end w:w="120" w:type="dxa"/>
             </w:tcMar>
-            <w:shd w:fill="EDF6FA"/>
           </w:tcPr>
           <w:p>
             <w:pPr>
@@ -4256,6 +4577,7 @@
               <w:bottom w:w="100" w:type="dxa"/>
               <w:end w:w="120" w:type="dxa"/>
             </w:tcMar>
+            <w:shd w:fill="EDF6FA"/>
           </w:tcPr>
           <w:p>
             <w:pPr>
@@ -4291,6 +4613,7 @@
               <w:bottom w:w="100" w:type="dxa"/>
               <w:end w:w="120" w:type="dxa"/>
             </w:tcMar>
+            <w:shd w:fill="EDF6FA"/>
           </w:tcPr>
           <w:p>
             <w:pPr>
@@ -4332,6 +4655,7 @@
               <w:bottom w:w="100" w:type="dxa"/>
               <w:end w:w="120" w:type="dxa"/>
             </w:tcMar>
+            <w:shd w:fill="EDF6FA"/>
           </w:tcPr>
           <w:p>
             <w:pPr>
@@ -4372,7 +4696,6 @@
               <w:bottom w:w="100" w:type="dxa"/>
               <w:end w:w="120" w:type="dxa"/>
             </w:tcMar>
-            <w:shd w:fill="EDF6FA"/>
           </w:tcPr>
           <w:p>
             <w:pPr>
@@ -4408,7 +4731,6 @@
               <w:bottom w:w="100" w:type="dxa"/>
               <w:end w:w="120" w:type="dxa"/>
             </w:tcMar>
-            <w:shd w:fill="EDF6FA"/>
           </w:tcPr>
           <w:p>
             <w:pPr>
@@ -4446,7 +4768,6 @@
               <w:bottom w:w="100" w:type="dxa"/>
               <w:end w:w="120" w:type="dxa"/>
             </w:tcMar>
-            <w:shd w:fill="EDF6FA"/>
           </w:tcPr>
           <w:p>
             <w:pPr>
@@ -4487,6 +4808,7 @@
               <w:bottom w:w="100" w:type="dxa"/>
               <w:end w:w="120" w:type="dxa"/>
             </w:tcMar>
+            <w:shd w:fill="EDF6FA"/>
           </w:tcPr>
           <w:p>
             <w:pPr>
@@ -4522,6 +4844,7 @@
               <w:bottom w:w="100" w:type="dxa"/>
               <w:end w:w="120" w:type="dxa"/>
             </w:tcMar>
+            <w:shd w:fill="EDF6FA"/>
           </w:tcPr>
           <w:p>
             <w:pPr>
@@ -4561,6 +4884,7 @@
               <w:bottom w:w="100" w:type="dxa"/>
               <w:end w:w="120" w:type="dxa"/>
             </w:tcMar>
+            <w:shd w:fill="EDF6FA"/>
           </w:tcPr>
           <w:p>
             <w:pPr>
@@ -5319,7 +5643,7 @@
                 <w:color w:val="303030"/>
                 <w:sz w:val="18"/>
               </w:rPr>
-              <w:t>web-view 防循环</w:t>
+              <w:t>奖项卡片复用</w:t>
             </w:r>
           </w:p>
         </w:tc>
@@ -5391,7 +5715,7 @@
                 <w:color w:val="303030"/>
                 <w:sz w:val="18"/>
               </w:rPr>
-              <w:t>在 WebKit 中复现官网会员页的跳转链（/member_survey/1 → /member_survey/sign_in，相对地址导致路由回环）；单元验证 8 秒内 3 次重载触发兜底、分散加载不触发、Retry 清零</w:t>
+              <w:t>抽查 86 篇线上奖项文章：82 篇卡片全部走统一模板、无原始卡片标记残留；示例文 15 张卡片解析完整，律所/城市/联系方式分行，profile 链接与图片路径归一化</w:t>
             </w:r>
           </w:p>
         </w:tc>
@@ -5431,7 +5755,7 @@
                 <w:color w:val="303030"/>
                 <w:sz w:val="18"/>
               </w:rPr>
-              <w:t>加载中占位</w:t>
+              <w:t>web-view 防循环</w:t>
             </w:r>
           </w:p>
         </w:tc>
@@ -5501,7 +5825,7 @@
                 <w:color w:val="303030"/>
                 <w:sz w:val="18"/>
               </w:rPr>
-              <w:t>以 375×812 复刻确认加载期间仅显示页头与居中的 Loading...，页脚位于首屏之外；文章 / 交易详情页实测 loading→内容与 unavailable 两条分支</w:t>
+              <w:t>在 WebKit 中复现官网会员页的跳转链（/member_survey/1 → /member_survey/sign_in，相对地址导致路由回环）；单元验证 8 秒内 3 次重载触发兜底、分散加载不触发、Retry 清零</w:t>
             </w:r>
           </w:p>
         </w:tc>
@@ -5542,7 +5866,7 @@
                 <w:color w:val="303030"/>
                 <w:sz w:val="18"/>
               </w:rPr>
-              <w:t>页脚定位</w:t>
+              <w:t>加载中占位</w:t>
             </w:r>
           </w:p>
         </w:tc>
@@ -5614,7 +5938,7 @@
                 <w:color w:val="303030"/>
                 <w:sz w:val="18"/>
               </w:rPr>
-              <w:t>以 375×812 复刻空内容页确认页脚位于视口底部；并核对官网 /sign_in 同为页脚贴底（页面高度=视口高度）</w:t>
+              <w:t>以 375×812 复刻确认加载期间仅显示页头与居中的 Loading...，页脚位于首屏之外；文章 / 交易详情页实测 loading→内容与 unavailable 两条分支</w:t>
             </w:r>
           </w:p>
         </w:tc>
@@ -5654,7 +5978,7 @@
                 <w:color w:val="303030"/>
                 <w:sz w:val="18"/>
               </w:rPr>
-              <w:t>文章图片尺寸</w:t>
+              <w:t>页脚定位</w:t>
             </w:r>
           </w:p>
         </w:tc>
@@ -5724,7 +6048,7 @@
                 <w:color w:val="303030"/>
                 <w:sz w:val="18"/>
               </w:rPr>
-              <w:t>线上核对 Humanoid robotics 一文：500px 信息图改为整栏宽，291×36 分隔条保留原尺寸，旧 Blob 地址改写为 CDN</w:t>
+              <w:t>以 375×812 复刻空内容页确认页脚位于视口底部；并核对官网 /sign_in 同为页脚贴底（页面高度=视口高度）</w:t>
             </w:r>
           </w:p>
         </w:tc>
@@ -5765,7 +6089,7 @@
                 <w:color w:val="303030"/>
                 <w:sz w:val="18"/>
               </w:rPr>
-              <w:t>律所 Head office</w:t>
+              <w:t>文章图片尺寸</w:t>
             </w:r>
           </w:p>
         </w:tc>
@@ -5837,7 +6161,7 @@
                 <w:color w:val="303030"/>
                 <w:sz w:val="18"/>
               </w:rPr>
-              <w:t>线上核对 Grandway：headOffice 输出 Beijing, China 且办公室 id 与官网链接一致；抽查 100 家律所，仅 1 家有计数但无 headOffice 标记，小程序与官网一样不显示该行</w:t>
+              <w:t>线上核对 Humanoid robotics 一文：500px 信息图改为整栏宽，291×36 分隔条保留原尺寸，旧 Blob 地址改写为 CDN</w:t>
             </w:r>
           </w:p>
         </w:tc>
@@ -5877,7 +6201,7 @@
                 <w:color w:val="303030"/>
                 <w:sz w:val="18"/>
               </w:rPr>
-              <w:t>验证页字段</w:t>
+              <w:t>律所 Head office</w:t>
             </w:r>
           </w:p>
         </w:tc>
@@ -5947,7 +6271,7 @@
                 <w:color w:val="303030"/>
                 <w:sz w:val="18"/>
               </w:rPr>
-              <w:t>以截图中的 v-1788488697394 运行页面逻辑，Law firm 输出 Guantao Law Firm</w:t>
+              <w:t>线上核对 Grandway：headOffice 输出 Beijing, China 且办公室 id 与官网链接一致；抽查 100 家律所，仅 1 家有计数但无 headOffice 标记，小程序与官网一样不显示该行</w:t>
             </w:r>
           </w:p>
         </w:tc>
@@ -5988,7 +6312,7 @@
                 <w:color w:val="303030"/>
                 <w:sz w:val="18"/>
               </w:rPr>
-              <w:t>验证页版式</w:t>
+              <w:t>验证页字段</w:t>
             </w:r>
           </w:p>
         </w:tc>
@@ -6060,7 +6384,7 @@
                 <w:color w:val="303030"/>
                 <w:sz w:val="18"/>
               </w:rPr>
-              <w:t>在 WebKit 中以 375 / 390px 渲染官网验证页读取计算样式，再用同一套数值复刻小程序页面并排比对，徽标位置、灰卡与渐变面板一致</w:t>
+              <w:t>以截图中的 v-1788488697394 运行页面逻辑，Law firm 输出 Guantao Law Firm</w:t>
             </w:r>
           </w:p>
         </w:tc>
@@ -6100,7 +6424,7 @@
                 <w:color w:val="303030"/>
                 <w:sz w:val="18"/>
               </w:rPr>
-              <w:t>提交入口</w:t>
+              <w:t>验证页版式</w:t>
             </w:r>
           </w:p>
         </w:tc>
@@ -6170,7 +6494,7 @@
                 <w:color w:val="303030"/>
                 <w:sz w:val="18"/>
               </w:rPr>
-              <w:t>两处按钮均生成 /pages/webview/webview?url=https%3A%2F%2Fwww.legaloneglobal.com%2Fforms%2Fdeal-submission</w:t>
+              <w:t>在 WebKit 中以 375 / 390px 渲染官网验证页读取计算样式，再用同一套数值复刻小程序页面并排比对，徽标位置、灰卡与渐变面板一致</w:t>
             </w:r>
           </w:p>
         </w:tc>
@@ -6211,7 +6535,7 @@
                 <w:color w:val="303030"/>
                 <w:sz w:val="18"/>
               </w:rPr>
-              <w:t>模板与样式</w:t>
+              <w:t>提交入口</w:t>
             </w:r>
           </w:p>
         </w:tc>
@@ -6283,7 +6607,7 @@
                 <w:color w:val="303030"/>
                 <w:sz w:val="18"/>
               </w:rPr>
-              <w:t>涉及的 WXML 标签配对、WXSS 花括号配对检查通过，无悬空样式类</w:t>
+              <w:t>两处按钮均生成 /pages/webview/webview?url=https%3A%2F%2Fwww.legaloneglobal.com%2Fforms%2Fdeal-submission</w:t>
             </w:r>
           </w:p>
         </w:tc>
@@ -6323,6 +6647,117 @@
                 <w:color w:val="303030"/>
                 <w:sz w:val="18"/>
               </w:rPr>
+              <w:t>模板与样式</w:t>
+            </w:r>
+          </w:p>
+        </w:tc>
+        <w:tc>
+          <w:tcPr>
+            <w:tcW w:type="dxa" w:w="1247"/>
+            <w:vAlign w:val="center"/>
+            <w:tcBorders>
+              <w:top w:val="single" w:sz="6" w:color="D9D9D9"/>
+              <w:left w:val="single" w:sz="6" w:color="D9D9D9"/>
+              <w:bottom w:val="single" w:sz="6" w:color="D9D9D9"/>
+              <w:right w:val="single" w:sz="6" w:color="D9D9D9"/>
+              <w:insideH w:val="single" w:sz="6" w:color="D9D9D9"/>
+              <w:insideV w:val="single" w:sz="6" w:color="D9D9D9"/>
+            </w:tcBorders>
+            <w:tcMar>
+              <w:top w:w="100" w:type="dxa"/>
+              <w:start w:w="120" w:type="dxa"/>
+              <w:bottom w:w="100" w:type="dxa"/>
+              <w:end w:w="120" w:type="dxa"/>
+            </w:tcMar>
+          </w:tcPr>
+          <w:p>
+            <w:pPr>
+              <w:spacing w:after="0" w:line="288" w:lineRule="auto"/>
+              <w:jc w:val="left"/>
+            </w:pPr>
+            <w:r>
+              <w:rPr>
+                <w:rFonts w:ascii="Aptos" w:hAnsi="Aptos" w:eastAsia="Microsoft YaHei"/>
+                <w:b w:val="0"/>
+                <w:color w:val="303030"/>
+                <w:sz w:val="18"/>
+              </w:rPr>
+              <w:t>通过</w:t>
+            </w:r>
+          </w:p>
+        </w:tc>
+        <w:tc>
+          <w:tcPr>
+            <w:tcW w:type="dxa" w:w="5783"/>
+            <w:vAlign w:val="center"/>
+            <w:tcBorders>
+              <w:top w:val="single" w:sz="6" w:color="D9D9D9"/>
+              <w:left w:val="single" w:sz="6" w:color="D9D9D9"/>
+              <w:bottom w:val="single" w:sz="6" w:color="D9D9D9"/>
+              <w:right w:val="single" w:sz="6" w:color="D9D9D9"/>
+              <w:insideH w:val="single" w:sz="6" w:color="D9D9D9"/>
+              <w:insideV w:val="single" w:sz="6" w:color="D9D9D9"/>
+            </w:tcBorders>
+            <w:tcMar>
+              <w:top w:w="100" w:type="dxa"/>
+              <w:start w:w="120" w:type="dxa"/>
+              <w:bottom w:w="100" w:type="dxa"/>
+              <w:end w:w="120" w:type="dxa"/>
+            </w:tcMar>
+          </w:tcPr>
+          <w:p>
+            <w:pPr>
+              <w:spacing w:after="0" w:line="288" w:lineRule="auto"/>
+              <w:jc w:val="left"/>
+            </w:pPr>
+            <w:r>
+              <w:rPr>
+                <w:rFonts w:ascii="Aptos" w:hAnsi="Aptos" w:eastAsia="Microsoft YaHei"/>
+                <w:b w:val="0"/>
+                <w:color w:val="303030"/>
+                <w:sz w:val="18"/>
+              </w:rPr>
+              <w:t>涉及的 WXML 标签配对、WXSS 花括号配对检查通过，无悬空样式类</w:t>
+            </w:r>
+          </w:p>
+        </w:tc>
+      </w:tr>
+      <w:tr>
+        <w:trPr>
+          <w:cantSplit/>
+        </w:trPr>
+        <w:tc>
+          <w:tcPr>
+            <w:tcW w:type="dxa" w:w="1701"/>
+            <w:vAlign w:val="center"/>
+            <w:tcBorders>
+              <w:top w:val="single" w:sz="6" w:color="D9D9D9"/>
+              <w:left w:val="single" w:sz="6" w:color="D9D9D9"/>
+              <w:bottom w:val="single" w:sz="6" w:color="D9D9D9"/>
+              <w:right w:val="single" w:sz="6" w:color="D9D9D9"/>
+              <w:insideH w:val="single" w:sz="6" w:color="D9D9D9"/>
+              <w:insideV w:val="single" w:sz="6" w:color="D9D9D9"/>
+            </w:tcBorders>
+            <w:tcMar>
+              <w:top w:w="100" w:type="dxa"/>
+              <w:start w:w="120" w:type="dxa"/>
+              <w:bottom w:w="100" w:type="dxa"/>
+              <w:end w:w="120" w:type="dxa"/>
+            </w:tcMar>
+            <w:shd w:fill="EDF6FA"/>
+          </w:tcPr>
+          <w:p>
+            <w:pPr>
+              <w:spacing w:after="0" w:line="288" w:lineRule="auto"/>
+              <w:jc w:val="left"/>
+            </w:pPr>
+            <w:r>
+              <w:rPr>
+                <w:rFonts w:ascii="Aptos" w:hAnsi="Aptos" w:eastAsia="Microsoft YaHei"/>
+                <w:b w:val="0"/>
+                <w:color w:val="303030"/>
+                <w:sz w:val="18"/>
+              </w:rPr>
               <w:t>微信真机预览</w:t>
             </w:r>
           </w:p>
@@ -6345,6 +6780,7 @@
               <w:bottom w:w="100" w:type="dxa"/>
               <w:end w:w="120" w:type="dxa"/>
             </w:tcMar>
+            <w:shd w:fill="EDF6FA"/>
           </w:tcPr>
           <w:p>
             <w:pPr>
@@ -6380,6 +6816,7 @@
               <w:bottom w:w="100" w:type="dxa"/>
               <w:end w:w="120" w:type="dxa"/>
             </w:tcMar>
+            <w:shd w:fill="EDF6FA"/>
           </w:tcPr>
           <w:p>
             <w:pPr>
@@ -6514,6 +6951,22 @@
           <w:sz w:val="20"/>
         </w:rPr>
         <w:t>验证页：抽查若干条验证记录，确认 verified 徽标位于白色页面上（不在灰色证书卡内）、灰色证书卡与蓝色渐变面板的底色和间距与官网一致，Law firm 一行显示正常。</w:t>
+      </w:r>
+    </w:p>
+    <w:p>
+      <w:pPr>
+        <w:pStyle w:val="ListBullet"/>
+        <w:spacing w:after="60" w:line="300" w:lineRule="auto"/>
+        <w:ind w:left="369" w:hanging="142"/>
+      </w:pPr>
+      <w:r>
+        <w:rPr>
+          <w:rFonts w:ascii="Aptos" w:hAnsi="Aptos" w:eastAsia="Microsoft YaHei"/>
+          <w:b w:val="0"/>
+          <w:color w:val="303030"/>
+          <w:sz w:val="20"/>
+        </w:rPr>
+        <w:t>奖项文章：打开较早的奖项（如 Blue Ribbon 2024 系列），确认卡片文字压在底图上、律所与城市分行、Click for profile 可进入律师档案。</w:t>
       </w:r>
     </w:p>
     <w:p>

--- a/deliverables/LegalOne小程序第三轮页面修复变更说明.docx
+++ b/deliverables/LegalOne小程序第三轮页面修复变更说明.docx
@@ -1544,6 +1544,116 @@
                 <w:sz w:val="18"/>
               </w:rPr>
               <w:t>获奖人卡片在 awardContent 与文章正文两种存放位置改为复用同一套解析与卡片模板；卡片字段分行显示；旧模板的 ../../ 相对路径归一化，Click for profile 可正确跳转</w:t>
+            </w:r>
+          </w:p>
+        </w:tc>
+      </w:tr>
+      <w:tr>
+        <w:trPr>
+          <w:cantSplit/>
+        </w:trPr>
+        <w:tc>
+          <w:tcPr>
+            <w:tcW w:type="dxa" w:w="624"/>
+            <w:vAlign w:val="center"/>
+            <w:tcBorders>
+              <w:top w:val="single" w:sz="6" w:color="D9D9D9"/>
+              <w:left w:val="single" w:sz="6" w:color="D9D9D9"/>
+              <w:bottom w:val="single" w:sz="6" w:color="D9D9D9"/>
+              <w:right w:val="single" w:sz="6" w:color="D9D9D9"/>
+              <w:insideH w:val="single" w:sz="6" w:color="D9D9D9"/>
+              <w:insideV w:val="single" w:sz="6" w:color="D9D9D9"/>
+            </w:tcBorders>
+            <w:tcMar>
+              <w:top w:w="100" w:type="dxa"/>
+              <w:start w:w="120" w:type="dxa"/>
+              <w:bottom w:w="100" w:type="dxa"/>
+              <w:end w:w="120" w:type="dxa"/>
+            </w:tcMar>
+          </w:tcPr>
+          <w:p>
+            <w:pPr>
+              <w:spacing w:after="0" w:line="288" w:lineRule="auto"/>
+              <w:jc w:val="center"/>
+            </w:pPr>
+            <w:r>
+              <w:rPr>
+                <w:rFonts w:ascii="Aptos" w:hAnsi="Aptos" w:eastAsia="Microsoft YaHei"/>
+                <w:b w:val="0"/>
+                <w:color w:val="303030"/>
+                <w:sz w:val="18"/>
+              </w:rPr>
+              <w:t>12</w:t>
+            </w:r>
+          </w:p>
+        </w:tc>
+        <w:tc>
+          <w:tcPr>
+            <w:tcW w:type="dxa" w:w="3005"/>
+            <w:vAlign w:val="center"/>
+            <w:tcBorders>
+              <w:top w:val="single" w:sz="6" w:color="D9D9D9"/>
+              <w:left w:val="single" w:sz="6" w:color="D9D9D9"/>
+              <w:bottom w:val="single" w:sz="6" w:color="D9D9D9"/>
+              <w:right w:val="single" w:sz="6" w:color="D9D9D9"/>
+              <w:insideH w:val="single" w:sz="6" w:color="D9D9D9"/>
+              <w:insideV w:val="single" w:sz="6" w:color="D9D9D9"/>
+            </w:tcBorders>
+            <w:tcMar>
+              <w:top w:w="100" w:type="dxa"/>
+              <w:start w:w="120" w:type="dxa"/>
+              <w:bottom w:w="100" w:type="dxa"/>
+              <w:end w:w="120" w:type="dxa"/>
+            </w:tcMar>
+          </w:tcPr>
+          <w:p>
+            <w:pPr>
+              <w:spacing w:after="0" w:line="288" w:lineRule="auto"/>
+              <w:jc w:val="left"/>
+            </w:pPr>
+            <w:r>
+              <w:rPr>
+                <w:rFonts w:ascii="Aptos" w:hAnsi="Aptos" w:eastAsia="Microsoft YaHei"/>
+                <w:b w:val="0"/>
+                <w:color w:val="303030"/>
+                <w:sz w:val="18"/>
+              </w:rPr>
+              <w:t>文章正文显示成 HTML 源码</w:t>
+            </w:r>
+          </w:p>
+        </w:tc>
+        <w:tc>
+          <w:tcPr>
+            <w:tcW w:type="dxa" w:w="5102"/>
+            <w:vAlign w:val="center"/>
+            <w:tcBorders>
+              <w:top w:val="single" w:sz="6" w:color="D9D9D9"/>
+              <w:left w:val="single" w:sz="6" w:color="D9D9D9"/>
+              <w:bottom w:val="single" w:sz="6" w:color="D9D9D9"/>
+              <w:right w:val="single" w:sz="6" w:color="D9D9D9"/>
+              <w:insideH w:val="single" w:sz="6" w:color="D9D9D9"/>
+              <w:insideV w:val="single" w:sz="6" w:color="D9D9D9"/>
+            </w:tcBorders>
+            <w:tcMar>
+              <w:top w:w="100" w:type="dxa"/>
+              <w:start w:w="120" w:type="dxa"/>
+              <w:bottom w:w="100" w:type="dxa"/>
+              <w:end w:w="120" w:type="dxa"/>
+            </w:tcMar>
+          </w:tcPr>
+          <w:p>
+            <w:pPr>
+              <w:spacing w:after="0" w:line="288" w:lineRule="auto"/>
+              <w:jc w:val="left"/>
+            </w:pPr>
+            <w:r>
+              <w:rPr>
+                <w:rFonts w:ascii="Aptos" w:hAnsi="Aptos" w:eastAsia="Microsoft YaHei"/>
+                <w:b w:val="0"/>
+                <w:color w:val="303030"/>
+                <w:sz w:val="18"/>
+              </w:rPr>
+              <w:t>正文解析器改为忽略所有不认识的包装标签（Word 粘贴的 div / p 包装不再泄漏为文字）；抽查 400 篇正文无泄漏</w:t>
             </w:r>
           </w:p>
         </w:tc>
@@ -3612,6 +3722,68 @@
     </w:p>
     <w:p>
       <w:pPr>
+        <w:pStyle w:val="Heading2"/>
+        <w:keepNext/>
+        <w:spacing w:before="180" w:after="100" w:line="264" w:lineRule="auto"/>
+      </w:pPr>
+      <w:r>
+        <w:rPr>
+          <w:rFonts w:ascii="Aptos" w:hAnsi="Aptos" w:eastAsia="Microsoft YaHei"/>
+          <w:b/>
+          <w:color w:val="000000"/>
+          <w:sz w:val="24"/>
+        </w:rPr>
+        <w:t>12. 文章正文显示成 HTML 源码</w:t>
+      </w:r>
+    </w:p>
+    <w:p>
+      <w:pPr>
+        <w:spacing w:after="120" w:line="324" w:lineRule="auto"/>
+      </w:pPr>
+      <w:r>
+        <w:rPr>
+          <w:rFonts w:ascii="Aptos" w:hAnsi="Aptos" w:eastAsia="Microsoft YaHei"/>
+          <w:b w:val="0"/>
+          <w:color w:val="303030"/>
+          <w:sz w:val="21"/>
+        </w:rPr>
+        <w:t>客户反馈：Sullivan &amp; Cromwell 一文正文里直接显示出了 HTML 源码（div class="OutlineElement …" 以及 style="-webkit-user-drag…" 之类）。原因是这篇正文是从 Word 粘贴的，段落外面套着多层 &lt;div class="OutlineElement"&gt;、&lt;p class="Paragraph"&gt; 这类包装标签；正文解析器只认识段落/列表/图片等少数标签，遇到不认识的包装标签时把标签内容当成了普通文字，于是属性内容被当成正文显示了出来。</w:t>
+      </w:r>
+    </w:p>
+    <w:p>
+      <w:pPr>
+        <w:pStyle w:val="ListBullet"/>
+        <w:spacing w:after="60" w:line="300" w:lineRule="auto"/>
+        <w:ind w:left="369" w:hanging="142"/>
+      </w:pPr>
+      <w:r>
+        <w:rPr>
+          <w:rFonts w:ascii="Aptos" w:hAnsi="Aptos" w:eastAsia="Microsoft YaHei"/>
+          <w:b w:val="0"/>
+          <w:color w:val="303030"/>
+          <w:sz w:val="20"/>
+        </w:rPr>
+        <w:t>正文解析器改为忽略所有不认识的标签：只保留段落、列表、图片以及粗体/斜体/链接等行内语义，其余包装标签（div、section、o:p 等）连同属性一起丢弃。</w:t>
+      </w:r>
+    </w:p>
+    <w:p>
+      <w:pPr>
+        <w:pStyle w:val="ListBullet"/>
+        <w:spacing w:after="60" w:line="300" w:lineRule="auto"/>
+        <w:ind w:left="369" w:hanging="142"/>
+      </w:pPr>
+      <w:r>
+        <w:rPr>
+          <w:rFonts w:ascii="Aptos" w:hAnsi="Aptos" w:eastAsia="Microsoft YaHei"/>
+          <w:b w:val="0"/>
+          <w:color w:val="303030"/>
+          <w:sz w:val="20"/>
+        </w:rPr>
+        <w:t>线上抽查 400 篇正文：0 篇再出现标签或样式泄漏；该文现在解析为 6 段干净正文，页面 data 约 10 KB。</w:t>
+      </w:r>
+    </w:p>
+    <w:p>
+      <w:pPr>
         <w:pStyle w:val="Heading1"/>
         <w:keepNext/>
         <w:spacing w:before="280" w:after="140" w:line="264" w:lineRule="auto"/>
@@ -4476,6 +4648,117 @@
                 <w:color w:val="303030"/>
                 <w:sz w:val="18"/>
               </w:rPr>
+              <w:t>正文标签处理</w:t>
+            </w:r>
+          </w:p>
+        </w:tc>
+        <w:tc>
+          <w:tcPr>
+            <w:tcW w:type="dxa" w:w="3969"/>
+            <w:vAlign w:val="center"/>
+            <w:tcBorders>
+              <w:top w:val="single" w:sz="6" w:color="D9D9D9"/>
+              <w:left w:val="single" w:sz="6" w:color="D9D9D9"/>
+              <w:bottom w:val="single" w:sz="6" w:color="D9D9D9"/>
+              <w:right w:val="single" w:sz="6" w:color="D9D9D9"/>
+              <w:insideH w:val="single" w:sz="6" w:color="D9D9D9"/>
+              <w:insideV w:val="single" w:sz="6" w:color="D9D9D9"/>
+            </w:tcBorders>
+            <w:tcMar>
+              <w:top w:w="100" w:type="dxa"/>
+              <w:start w:w="120" w:type="dxa"/>
+              <w:bottom w:w="100" w:type="dxa"/>
+              <w:end w:w="120" w:type="dxa"/>
+            </w:tcMar>
+          </w:tcPr>
+          <w:p>
+            <w:pPr>
+              <w:spacing w:after="0" w:line="288" w:lineRule="auto"/>
+              <w:jc w:val="left"/>
+            </w:pPr>
+            <w:r>
+              <w:rPr>
+                <w:rFonts w:ascii="Aptos" w:hAnsi="Aptos" w:eastAsia="Microsoft YaHei"/>
+                <w:b w:val="0"/>
+                <w:color w:val="303030"/>
+                <w:sz w:val="18"/>
+              </w:rPr>
+              <w:t>services/article-body.js</w:t>
+            </w:r>
+          </w:p>
+        </w:tc>
+        <w:tc>
+          <w:tcPr>
+            <w:tcW w:type="dxa" w:w="3288"/>
+            <w:vAlign w:val="center"/>
+            <w:tcBorders>
+              <w:top w:val="single" w:sz="6" w:color="D9D9D9"/>
+              <w:left w:val="single" w:sz="6" w:color="D9D9D9"/>
+              <w:bottom w:val="single" w:sz="6" w:color="D9D9D9"/>
+              <w:right w:val="single" w:sz="6" w:color="D9D9D9"/>
+              <w:insideH w:val="single" w:sz="6" w:color="D9D9D9"/>
+              <w:insideV w:val="single" w:sz="6" w:color="D9D9D9"/>
+            </w:tcBorders>
+            <w:tcMar>
+              <w:top w:w="100" w:type="dxa"/>
+              <w:start w:w="120" w:type="dxa"/>
+              <w:bottom w:w="100" w:type="dxa"/>
+              <w:end w:w="120" w:type="dxa"/>
+            </w:tcMar>
+          </w:tcPr>
+          <w:p>
+            <w:pPr>
+              <w:spacing w:after="0" w:line="288" w:lineRule="auto"/>
+              <w:jc w:val="left"/>
+            </w:pPr>
+            <w:r>
+              <w:rPr>
+                <w:rFonts w:ascii="Aptos" w:hAnsi="Aptos" w:eastAsia="Microsoft YaHei"/>
+                <w:b w:val="0"/>
+                <w:color w:val="303030"/>
+                <w:sz w:val="18"/>
+              </w:rPr>
+              <w:t>忽略不认识的包装标签，Word 粘贴的正文不再显示源码</w:t>
+            </w:r>
+          </w:p>
+        </w:tc>
+      </w:tr>
+      <w:tr>
+        <w:trPr>
+          <w:cantSplit/>
+        </w:trPr>
+        <w:tc>
+          <w:tcPr>
+            <w:tcW w:type="dxa" w:w="1474"/>
+            <w:vAlign w:val="center"/>
+            <w:tcBorders>
+              <w:top w:val="single" w:sz="6" w:color="D9D9D9"/>
+              <w:left w:val="single" w:sz="6" w:color="D9D9D9"/>
+              <w:bottom w:val="single" w:sz="6" w:color="D9D9D9"/>
+              <w:right w:val="single" w:sz="6" w:color="D9D9D9"/>
+              <w:insideH w:val="single" w:sz="6" w:color="D9D9D9"/>
+              <w:insideV w:val="single" w:sz="6" w:color="D9D9D9"/>
+            </w:tcBorders>
+            <w:tcMar>
+              <w:top w:w="100" w:type="dxa"/>
+              <w:start w:w="120" w:type="dxa"/>
+              <w:bottom w:w="100" w:type="dxa"/>
+              <w:end w:w="120" w:type="dxa"/>
+            </w:tcMar>
+            <w:shd w:fill="EDF6FA"/>
+          </w:tcPr>
+          <w:p>
+            <w:pPr>
+              <w:spacing w:after="0" w:line="288" w:lineRule="auto"/>
+              <w:jc w:val="left"/>
+            </w:pPr>
+            <w:r>
+              <w:rPr>
+                <w:rFonts w:ascii="Aptos" w:hAnsi="Aptos" w:eastAsia="Microsoft YaHei"/>
+                <w:b w:val="0"/>
+                <w:color w:val="303030"/>
+                <w:sz w:val="18"/>
+              </w:rPr>
               <w:t>web-view 兜底页</w:t>
             </w:r>
           </w:p>
@@ -4498,6 +4781,7 @@
               <w:bottom w:w="100" w:type="dxa"/>
               <w:end w:w="120" w:type="dxa"/>
             </w:tcMar>
+            <w:shd w:fill="EDF6FA"/>
           </w:tcPr>
           <w:p>
             <w:pPr>
@@ -4537,6 +4821,7 @@
               <w:bottom w:w="100" w:type="dxa"/>
               <w:end w:w="120" w:type="dxa"/>
             </w:tcMar>
+            <w:shd w:fill="EDF6FA"/>
           </w:tcPr>
           <w:p>
             <w:pPr>
@@ -4577,7 +4862,6 @@
               <w:bottom w:w="100" w:type="dxa"/>
               <w:end w:w="120" w:type="dxa"/>
             </w:tcMar>
-            <w:shd w:fill="EDF6FA"/>
           </w:tcPr>
           <w:p>
             <w:pPr>
@@ -4613,7 +4897,6 @@
               <w:bottom w:w="100" w:type="dxa"/>
               <w:end w:w="120" w:type="dxa"/>
             </w:tcMar>
-            <w:shd w:fill="EDF6FA"/>
           </w:tcPr>
           <w:p>
             <w:pPr>
@@ -4655,7 +4938,6 @@
               <w:bottom w:w="100" w:type="dxa"/>
               <w:end w:w="120" w:type="dxa"/>
             </w:tcMar>
-            <w:shd w:fill="EDF6FA"/>
           </w:tcPr>
           <w:p>
             <w:pPr>
@@ -4696,6 +4978,7 @@
               <w:bottom w:w="100" w:type="dxa"/>
               <w:end w:w="120" w:type="dxa"/>
             </w:tcMar>
+            <w:shd w:fill="EDF6FA"/>
           </w:tcPr>
           <w:p>
             <w:pPr>
@@ -4731,6 +5014,7 @@
               <w:bottom w:w="100" w:type="dxa"/>
               <w:end w:w="120" w:type="dxa"/>
             </w:tcMar>
+            <w:shd w:fill="EDF6FA"/>
           </w:tcPr>
           <w:p>
             <w:pPr>
@@ -4768,6 +5052,7 @@
               <w:bottom w:w="100" w:type="dxa"/>
               <w:end w:w="120" w:type="dxa"/>
             </w:tcMar>
+            <w:shd w:fill="EDF6FA"/>
           </w:tcPr>
           <w:p>
             <w:pPr>
@@ -4808,7 +5093,6 @@
               <w:bottom w:w="100" w:type="dxa"/>
               <w:end w:w="120" w:type="dxa"/>
             </w:tcMar>
-            <w:shd w:fill="EDF6FA"/>
           </w:tcPr>
           <w:p>
             <w:pPr>
@@ -4844,7 +5128,6 @@
               <w:bottom w:w="100" w:type="dxa"/>
               <w:end w:w="120" w:type="dxa"/>
             </w:tcMar>
-            <w:shd w:fill="EDF6FA"/>
           </w:tcPr>
           <w:p>
             <w:pPr>
@@ -4884,7 +5167,6 @@
               <w:bottom w:w="100" w:type="dxa"/>
               <w:end w:w="120" w:type="dxa"/>
             </w:tcMar>
-            <w:shd w:fill="EDF6FA"/>
           </w:tcPr>
           <w:p>
             <w:pPr>
@@ -5643,7 +5925,7 @@
                 <w:color w:val="303030"/>
                 <w:sz w:val="18"/>
               </w:rPr>
-              <w:t>奖项卡片复用</w:t>
+              <w:t>正文标签处理</w:t>
             </w:r>
           </w:p>
         </w:tc>
@@ -5715,7 +5997,7 @@
                 <w:color w:val="303030"/>
                 <w:sz w:val="18"/>
               </w:rPr>
-              <w:t>抽查 86 篇线上奖项文章：82 篇卡片全部走统一模板、无原始卡片标记残留；示例文 15 张卡片解析完整，律所/城市/联系方式分行，profile 链接与图片路径归一化</w:t>
+              <w:t>线上抽查 400 篇正文：0 篇出现标签/样式泄漏；示例文解析为 6 段干净正文，页面 data 约 10 KB</w:t>
             </w:r>
           </w:p>
         </w:tc>
@@ -5755,7 +6037,7 @@
                 <w:color w:val="303030"/>
                 <w:sz w:val="18"/>
               </w:rPr>
-              <w:t>web-view 防循环</w:t>
+              <w:t>奖项卡片复用</w:t>
             </w:r>
           </w:p>
         </w:tc>
@@ -5825,7 +6107,7 @@
                 <w:color w:val="303030"/>
                 <w:sz w:val="18"/>
               </w:rPr>
-              <w:t>在 WebKit 中复现官网会员页的跳转链（/member_survey/1 → /member_survey/sign_in，相对地址导致路由回环）；单元验证 8 秒内 3 次重载触发兜底、分散加载不触发、Retry 清零</w:t>
+              <w:t>抽查 86 篇线上奖项文章：82 篇卡片全部走统一模板、无原始卡片标记残留；示例文 15 张卡片解析完整，律所/城市/联系方式分行，profile 链接与图片路径归一化</w:t>
             </w:r>
           </w:p>
         </w:tc>
@@ -5866,7 +6148,7 @@
                 <w:color w:val="303030"/>
                 <w:sz w:val="18"/>
               </w:rPr>
-              <w:t>加载中占位</w:t>
+              <w:t>web-view 防循环</w:t>
             </w:r>
           </w:p>
         </w:tc>
@@ -5938,7 +6220,7 @@
                 <w:color w:val="303030"/>
                 <w:sz w:val="18"/>
               </w:rPr>
-              <w:t>以 375×812 复刻确认加载期间仅显示页头与居中的 Loading...，页脚位于首屏之外；文章 / 交易详情页实测 loading→内容与 unavailable 两条分支</w:t>
+              <w:t>在 WebKit 中复现官网会员页的跳转链（/member_survey/1 → /member_survey/sign_in，相对地址导致路由回环）；单元验证 8 秒内 3 次重载触发兜底、分散加载不触发、Retry 清零</w:t>
             </w:r>
           </w:p>
         </w:tc>
@@ -5978,7 +6260,7 @@
                 <w:color w:val="303030"/>
                 <w:sz w:val="18"/>
               </w:rPr>
-              <w:t>页脚定位</w:t>
+              <w:t>加载中占位</w:t>
             </w:r>
           </w:p>
         </w:tc>
@@ -6048,7 +6330,7 @@
                 <w:color w:val="303030"/>
                 <w:sz w:val="18"/>
               </w:rPr>
-              <w:t>以 375×812 复刻空内容页确认页脚位于视口底部；并核对官网 /sign_in 同为页脚贴底（页面高度=视口高度）</w:t>
+              <w:t>以 375×812 复刻确认加载期间仅显示页头与居中的 Loading...，页脚位于首屏之外；文章 / 交易详情页实测 loading→内容与 unavailable 两条分支</w:t>
             </w:r>
           </w:p>
         </w:tc>
@@ -6089,7 +6371,7 @@
                 <w:color w:val="303030"/>
                 <w:sz w:val="18"/>
               </w:rPr>
-              <w:t>文章图片尺寸</w:t>
+              <w:t>页脚定位</w:t>
             </w:r>
           </w:p>
         </w:tc>
@@ -6161,7 +6443,7 @@
                 <w:color w:val="303030"/>
                 <w:sz w:val="18"/>
               </w:rPr>
-              <w:t>线上核对 Humanoid robotics 一文：500px 信息图改为整栏宽，291×36 分隔条保留原尺寸，旧 Blob 地址改写为 CDN</w:t>
+              <w:t>以 375×812 复刻空内容页确认页脚位于视口底部；并核对官网 /sign_in 同为页脚贴底（页面高度=视口高度）</w:t>
             </w:r>
           </w:p>
         </w:tc>
@@ -6201,7 +6483,7 @@
                 <w:color w:val="303030"/>
                 <w:sz w:val="18"/>
               </w:rPr>
-              <w:t>律所 Head office</w:t>
+              <w:t>文章图片尺寸</w:t>
             </w:r>
           </w:p>
         </w:tc>
@@ -6271,7 +6553,7 @@
                 <w:color w:val="303030"/>
                 <w:sz w:val="18"/>
               </w:rPr>
-              <w:t>线上核对 Grandway：headOffice 输出 Beijing, China 且办公室 id 与官网链接一致；抽查 100 家律所，仅 1 家有计数但无 headOffice 标记，小程序与官网一样不显示该行</w:t>
+              <w:t>线上核对 Humanoid robotics 一文：500px 信息图改为整栏宽，291×36 分隔条保留原尺寸，旧 Blob 地址改写为 CDN</w:t>
             </w:r>
           </w:p>
         </w:tc>
@@ -6312,7 +6594,7 @@
                 <w:color w:val="303030"/>
                 <w:sz w:val="18"/>
               </w:rPr>
-              <w:t>验证页字段</w:t>
+              <w:t>律所 Head office</w:t>
             </w:r>
           </w:p>
         </w:tc>
@@ -6384,7 +6666,7 @@
                 <w:color w:val="303030"/>
                 <w:sz w:val="18"/>
               </w:rPr>
-              <w:t>以截图中的 v-1788488697394 运行页面逻辑，Law firm 输出 Guantao Law Firm</w:t>
+              <w:t>线上核对 Grandway：headOffice 输出 Beijing, China 且办公室 id 与官网链接一致；抽查 100 家律所，仅 1 家有计数但无 headOffice 标记，小程序与官网一样不显示该行</w:t>
             </w:r>
           </w:p>
         </w:tc>
@@ -6424,7 +6706,7 @@
                 <w:color w:val="303030"/>
                 <w:sz w:val="18"/>
               </w:rPr>
-              <w:t>验证页版式</w:t>
+              <w:t>验证页字段</w:t>
             </w:r>
           </w:p>
         </w:tc>
@@ -6494,7 +6776,7 @@
                 <w:color w:val="303030"/>
                 <w:sz w:val="18"/>
               </w:rPr>
-              <w:t>在 WebKit 中以 375 / 390px 渲染官网验证页读取计算样式，再用同一套数值复刻小程序页面并排比对，徽标位置、灰卡与渐变面板一致</w:t>
+              <w:t>以截图中的 v-1788488697394 运行页面逻辑，Law firm 输出 Guantao Law Firm</w:t>
             </w:r>
           </w:p>
         </w:tc>
@@ -6535,7 +6817,7 @@
                 <w:color w:val="303030"/>
                 <w:sz w:val="18"/>
               </w:rPr>
-              <w:t>提交入口</w:t>
+              <w:t>验证页版式</w:t>
             </w:r>
           </w:p>
         </w:tc>
@@ -6607,7 +6889,7 @@
                 <w:color w:val="303030"/>
                 <w:sz w:val="18"/>
               </w:rPr>
-              <w:t>两处按钮均生成 /pages/webview/webview?url=https%3A%2F%2Fwww.legaloneglobal.com%2Fforms%2Fdeal-submission</w:t>
+              <w:t>在 WebKit 中以 375 / 390px 渲染官网验证页读取计算样式，再用同一套数值复刻小程序页面并排比对，徽标位置、灰卡与渐变面板一致</w:t>
             </w:r>
           </w:p>
         </w:tc>
@@ -6647,7 +6929,7 @@
                 <w:color w:val="303030"/>
                 <w:sz w:val="18"/>
               </w:rPr>
-              <w:t>模板与样式</w:t>
+              <w:t>提交入口</w:t>
             </w:r>
           </w:p>
         </w:tc>
@@ -6717,7 +6999,7 @@
                 <w:color w:val="303030"/>
                 <w:sz w:val="18"/>
               </w:rPr>
-              <w:t>涉及的 WXML 标签配对、WXSS 花括号配对检查通过，无悬空样式类</w:t>
+              <w:t>两处按钮均生成 /pages/webview/webview?url=https%3A%2F%2Fwww.legaloneglobal.com%2Fforms%2Fdeal-submission</w:t>
             </w:r>
           </w:p>
         </w:tc>
@@ -6758,7 +7040,7 @@
                 <w:color w:val="303030"/>
                 <w:sz w:val="18"/>
               </w:rPr>
-              <w:t>微信真机预览</w:t>
+              <w:t>模板与样式</w:t>
             </w:r>
           </w:p>
         </w:tc>
@@ -6794,6 +7076,117 @@
                 <w:color w:val="303030"/>
                 <w:sz w:val="18"/>
               </w:rPr>
+              <w:t>通过</w:t>
+            </w:r>
+          </w:p>
+        </w:tc>
+        <w:tc>
+          <w:tcPr>
+            <w:tcW w:type="dxa" w:w="5783"/>
+            <w:vAlign w:val="center"/>
+            <w:tcBorders>
+              <w:top w:val="single" w:sz="6" w:color="D9D9D9"/>
+              <w:left w:val="single" w:sz="6" w:color="D9D9D9"/>
+              <w:bottom w:val="single" w:sz="6" w:color="D9D9D9"/>
+              <w:right w:val="single" w:sz="6" w:color="D9D9D9"/>
+              <w:insideH w:val="single" w:sz="6" w:color="D9D9D9"/>
+              <w:insideV w:val="single" w:sz="6" w:color="D9D9D9"/>
+            </w:tcBorders>
+            <w:tcMar>
+              <w:top w:w="100" w:type="dxa"/>
+              <w:start w:w="120" w:type="dxa"/>
+              <w:bottom w:w="100" w:type="dxa"/>
+              <w:end w:w="120" w:type="dxa"/>
+            </w:tcMar>
+            <w:shd w:fill="EDF6FA"/>
+          </w:tcPr>
+          <w:p>
+            <w:pPr>
+              <w:spacing w:after="0" w:line="288" w:lineRule="auto"/>
+              <w:jc w:val="left"/>
+            </w:pPr>
+            <w:r>
+              <w:rPr>
+                <w:rFonts w:ascii="Aptos" w:hAnsi="Aptos" w:eastAsia="Microsoft YaHei"/>
+                <w:b w:val="0"/>
+                <w:color w:val="303030"/>
+                <w:sz w:val="18"/>
+              </w:rPr>
+              <w:t>涉及的 WXML 标签配对、WXSS 花括号配对检查通过，无悬空样式类</w:t>
+            </w:r>
+          </w:p>
+        </w:tc>
+      </w:tr>
+      <w:tr>
+        <w:trPr>
+          <w:cantSplit/>
+        </w:trPr>
+        <w:tc>
+          <w:tcPr>
+            <w:tcW w:type="dxa" w:w="1701"/>
+            <w:vAlign w:val="center"/>
+            <w:tcBorders>
+              <w:top w:val="single" w:sz="6" w:color="D9D9D9"/>
+              <w:left w:val="single" w:sz="6" w:color="D9D9D9"/>
+              <w:bottom w:val="single" w:sz="6" w:color="D9D9D9"/>
+              <w:right w:val="single" w:sz="6" w:color="D9D9D9"/>
+              <w:insideH w:val="single" w:sz="6" w:color="D9D9D9"/>
+              <w:insideV w:val="single" w:sz="6" w:color="D9D9D9"/>
+            </w:tcBorders>
+            <w:tcMar>
+              <w:top w:w="100" w:type="dxa"/>
+              <w:start w:w="120" w:type="dxa"/>
+              <w:bottom w:w="100" w:type="dxa"/>
+              <w:end w:w="120" w:type="dxa"/>
+            </w:tcMar>
+          </w:tcPr>
+          <w:p>
+            <w:pPr>
+              <w:spacing w:after="0" w:line="288" w:lineRule="auto"/>
+              <w:jc w:val="left"/>
+            </w:pPr>
+            <w:r>
+              <w:rPr>
+                <w:rFonts w:ascii="Aptos" w:hAnsi="Aptos" w:eastAsia="Microsoft YaHei"/>
+                <w:b w:val="0"/>
+                <w:color w:val="303030"/>
+                <w:sz w:val="18"/>
+              </w:rPr>
+              <w:t>微信真机预览</w:t>
+            </w:r>
+          </w:p>
+        </w:tc>
+        <w:tc>
+          <w:tcPr>
+            <w:tcW w:type="dxa" w:w="1247"/>
+            <w:vAlign w:val="center"/>
+            <w:tcBorders>
+              <w:top w:val="single" w:sz="6" w:color="D9D9D9"/>
+              <w:left w:val="single" w:sz="6" w:color="D9D9D9"/>
+              <w:bottom w:val="single" w:sz="6" w:color="D9D9D9"/>
+              <w:right w:val="single" w:sz="6" w:color="D9D9D9"/>
+              <w:insideH w:val="single" w:sz="6" w:color="D9D9D9"/>
+              <w:insideV w:val="single" w:sz="6" w:color="D9D9D9"/>
+            </w:tcBorders>
+            <w:tcMar>
+              <w:top w:w="100" w:type="dxa"/>
+              <w:start w:w="120" w:type="dxa"/>
+              <w:bottom w:w="100" w:type="dxa"/>
+              <w:end w:w="120" w:type="dxa"/>
+            </w:tcMar>
+          </w:tcPr>
+          <w:p>
+            <w:pPr>
+              <w:spacing w:after="0" w:line="288" w:lineRule="auto"/>
+              <w:jc w:val="left"/>
+            </w:pPr>
+            <w:r>
+              <w:rPr>
+                <w:rFonts w:ascii="Aptos" w:hAnsi="Aptos" w:eastAsia="Microsoft YaHei"/>
+                <w:b w:val="0"/>
+                <w:color w:val="303030"/>
+                <w:sz w:val="18"/>
+              </w:rPr>
               <w:t>待完成</w:t>
             </w:r>
           </w:p>
@@ -6816,7 +7209,6 @@
               <w:bottom w:w="100" w:type="dxa"/>
               <w:end w:w="120" w:type="dxa"/>
             </w:tcMar>
-            <w:shd w:fill="EDF6FA"/>
           </w:tcPr>
           <w:p>
             <w:pPr>
@@ -6951,6 +7343,22 @@
           <w:sz w:val="20"/>
         </w:rPr>
         <w:t>验证页：抽查若干条验证记录，确认 verified 徽标位于白色页面上（不在灰色证书卡内）、灰色证书卡与蓝色渐变面板的底色和间距与官网一致，Law firm 一行显示正常。</w:t>
+      </w:r>
+    </w:p>
+    <w:p>
+      <w:pPr>
+        <w:pStyle w:val="ListBullet"/>
+        <w:spacing w:after="60" w:line="300" w:lineRule="auto"/>
+        <w:ind w:left="369" w:hanging="142"/>
+      </w:pPr>
+      <w:r>
+        <w:rPr>
+          <w:rFonts w:ascii="Aptos" w:hAnsi="Aptos" w:eastAsia="Microsoft YaHei"/>
+          <w:b w:val="0"/>
+          <w:color w:val="303030"/>
+          <w:sz w:val="20"/>
+        </w:rPr>
+        <w:t>文章详情：打开 Sullivan &amp; Cromwell 这类正文，确认只显示正常段落，不再出现 div / style 等源码。</w:t>
       </w:r>
     </w:p>
     <w:p>

--- a/deliverables/LegalOne小程序第三轮页面修复变更说明.docx
+++ b/deliverables/LegalOne小程序第三轮页面修复变更说明.docx
@@ -3779,7 +3779,7 @@
           <w:color w:val="303030"/>
           <w:sz w:val="20"/>
         </w:rPr>
-        <w:t>线上抽查 400 篇正文：0 篇再出现标签或样式泄漏；该文现在解析为 6 段干净正文，页面 data 约 10 KB。</w:t>
+        <w:t>全站核查：文章接口共 208 篇，其中 206 篇走原生正文解析（另 2 篇为表格/图片类，按原 rich-text 渲染）。逐篇用修复前后的解析结果对比，修复前有 6 篇会把标签当正文显示、修复后为 0 篇。这 6 篇分别是：Sullivan &amp; Cromwell strengthens its M&amp;A practice、LegalOne is honoured as “Best ESG Data Provider” at the WatersTechnology Asia Awards 2026、Former Allen &amp; Gledhill partner joins RPC to lead India desk、The impact of USA trade tariffs on businesses、BIP Asia Forum and Entrepreneur Day Returns in December、RCEP special - Indonesia。</w:t>
       </w:r>
     </w:p>
     <w:p>

--- a/deliverables/LegalOne小程序第三轮页面修复变更说明.docx
+++ b/deliverables/LegalOne小程序第三轮页面修复变更说明.docx
@@ -3717,7 +3717,7 @@
           <w:color w:val="303030"/>
           <w:sz w:val="20"/>
         </w:rPr>
-        <w:t>线上核对：该文 15 张卡片全部解析成功；抽查 86 篇奖项文章，82 篇卡片全部走统一模板、0 篇残留原始卡片标记，其余 4 篇是不含卡片的联赛表格类文章（仍按原有 rich-text 渲染）。</w:t>
+        <w:t>全站核查：文章接口 208 篇 + 奖项文章 86 篇，共 294 篇。其中 82 篇带获奖人卡片，逐篇比对后确认全部走统一卡片模板、0 篇残留原始卡片标记、0 个 Click for profile 按钮失去对应卡片；其余 212 篇不含卡片（纯文字／表格／图片）。带卡片的 82 篇中，39 篇卡片存放在正文（本次修复的对象，含 Blue Ribbon 2024 系列、Blue Ribbon 15 系列、Stellar Accolade 2023/2024/2025、Elite 100 等），43 篇原本就存放在 awardContent。</w:t>
       </w:r>
     </w:p>
     <w:p>
